--- a/4 курс/8 Разработка интеллектуальных ИС/12.docx
+++ b/4 курс/8 Разработка интеллектуальных ИС/12.docx
@@ -910,10 +910,7 @@
         <w:t>это специалист, который занимается разработкой, оптимизацией и контролем технологических процессов в различных отраслях производства и обработки материалов</w:t>
       </w:r>
       <w:r>
-        <w:t>, в частности сценариев</w:t>
-      </w:r>
-      <w:r>
-        <w:t xml:space="preserve"> для тренажёров</w:t>
+        <w:t>, в частности сценариев для тренажёров</w:t>
       </w:r>
       <w:r>
         <w:t>.</w:t>
@@ -1008,6 +1005,7 @@
     </w:p>
     <w:p>
       <w:r>
+        <w:lastRenderedPageBreak/>
         <w:t>Все сценарии, д</w:t>
       </w:r>
       <w:r>
@@ -1528,6 +1526,7 @@
         <w:rPr>
           <w:highlight w:val="yellow"/>
         </w:rPr>
+        <w:lastRenderedPageBreak/>
         <w:t>прикладной программный интерфейс (</w:t>
       </w:r>
       <w:r>
@@ -1821,6 +1820,7 @@
         <w:rPr>
           <w:noProof/>
         </w:rPr>
+        <w:lastRenderedPageBreak/>
         <w:drawing>
           <wp:inline distT="0" distB="0" distL="0" distR="0" wp14:anchorId="623091C4" wp14:editId="4B766F40">
             <wp:extent cx="8932230" cy="4614399"/>
@@ -1954,6 +1954,7 @@
     </w:p>
     <w:p>
       <w:r>
+        <w:lastRenderedPageBreak/>
         <w:t xml:space="preserve">Вход данной системы является в то же время выходом предшествующей, а выход данной системы — входом последующей. Таким образом, вход и выход располагаются на границе системы и выполняют одновременно функции входа и выхода предшествующих и последующих систем. </w:t>
       </w:r>
       <w:r>
@@ -1985,16 +1986,7 @@
     </w:p>
     <w:p>
       <w:r>
-        <w:t>Целевым показателем производительности</w:t>
-      </w:r>
-      <w:r>
-        <w:t xml:space="preserve"> системы</w:t>
-      </w:r>
-      <w:r>
-        <w:t xml:space="preserve"> является 10 сценариев в час.</w:t>
-      </w:r>
-      <w:r>
-        <w:t xml:space="preserve"> Один человек не может достичь подобной производительности.</w:t>
+        <w:t>Целевым показателем производительности системы является 10 сценариев в час. Один человек не может достичь подобной производительности.</w:t>
       </w:r>
     </w:p>
     <w:p>
@@ -2040,7 +2032,15 @@
     </w:p>
     <w:p>
       <w:r>
-        <w:t>Для достижения цели объекты разрабатываемой ИС должны решать следующие задачи:</w:t>
+        <w:t xml:space="preserve">Для достижения цели </w:t>
+      </w:r>
+      <w:proofErr w:type="gramStart"/>
+      <w:r>
+        <w:t>объекты</w:t>
+      </w:r>
+      <w:proofErr w:type="gramEnd"/>
+      <w:r>
+        <w:t xml:space="preserve"> разрабатываемой ИС должны решать следующие задачи:</w:t>
       </w:r>
     </w:p>
     <w:p>
@@ -2108,6 +2108,7 @@
         <w:jc w:val="center"/>
       </w:pPr>
       <w:r>
+        <w:lastRenderedPageBreak/>
         <w:t>(</w:t>
       </w:r>
       <w:r>
@@ -2351,6 +2352,7 @@
         </w:numPr>
       </w:pPr>
       <w:r>
+        <w:lastRenderedPageBreak/>
         <w:t>функциональность –</w:t>
       </w:r>
       <w:r>
@@ -2619,6 +2621,7 @@
         <w:rPr>
           <w:noProof/>
         </w:rPr>
+        <w:lastRenderedPageBreak/>
         <w:drawing>
           <wp:inline distT="0" distB="0" distL="0" distR="0" wp14:anchorId="16E56BA7" wp14:editId="4340A765">
             <wp:extent cx="4731249" cy="2430780"/>
@@ -2819,13 +2822,11 @@
         <w:t>и</w:t>
       </w:r>
       <w:r>
-        <w:t xml:space="preserve"> </w:t>
-      </w:r>
-      <w:proofErr w:type="spellStart"/>
-      <w:r>
-        <w:t>галлюцинаци</w:t>
-      </w:r>
-      <w:proofErr w:type="spellEnd"/>
+        <w:t xml:space="preserve"> галлюцинаци</w:t>
+      </w:r>
+      <w:r>
+        <w:t>й</w:t>
+      </w:r>
       <w:r>
         <w:t xml:space="preserve"> –</w:t>
       </w:r>
@@ -2966,6 +2967,7 @@
     </w:p>
     <w:p>
       <w:r>
+        <w:lastRenderedPageBreak/>
         <w:t>Контрольные вопросы</w:t>
       </w:r>
     </w:p>
@@ -3097,7 +3099,16 @@
     </w:p>
     <w:p>
       <w:r>
-        <w:t>&gt; Системный анализ - это ... междисциплинарный курс, обобщающий методологию исследования сложных технических, прикладных и социальных систем.</w:t>
+        <w:lastRenderedPageBreak/>
+        <w:t xml:space="preserve">&gt; Системный анализ </w:t>
+      </w:r>
+      <w:proofErr w:type="gramStart"/>
+      <w:r>
+        <w:t>- это</w:t>
+      </w:r>
+      <w:proofErr w:type="gramEnd"/>
+      <w:r>
+        <w:t xml:space="preserve"> ... междисциплинарный курс, обобщающий методологию исследования сложных технических, прикладных и социальных систем.</w:t>
       </w:r>
     </w:p>
     <w:p>
@@ -3117,7 +3128,15 @@
     </w:p>
     <w:p>
       <w:r>
-        <w:t>&gt; Система - это упорядоченная совокупность материальных объектов (элементов), объединённых какими-либо связями (механическими, информационными), предназначенных для достижения определённой цели и достигающих её наилучшим, по возможности, образом.</w:t>
+        <w:t xml:space="preserve">&gt; Система </w:t>
+      </w:r>
+      <w:proofErr w:type="gramStart"/>
+      <w:r>
+        <w:t>- это</w:t>
+      </w:r>
+      <w:proofErr w:type="gramEnd"/>
+      <w:r>
+        <w:t xml:space="preserve"> упорядоченная совокупность материальных объектов (элементов), объединённых какими-либо связями (механическими, информационными), предназначенных для достижения определённой цели и достигающих её наилучшим, по возможности, образом.</w:t>
       </w:r>
     </w:p>
     <w:p>
@@ -3207,6 +3226,7 @@
     </w:p>
     <w:p>
       <w:r>
+        <w:lastRenderedPageBreak/>
         <w:t>- модель черного ящика (ошибка первого рода и ошибка второго рода при составлении)</w:t>
       </w:r>
     </w:p>

--- a/4 курс/8 Разработка интеллектуальных ИС/12.docx
+++ b/4 курс/8 Разработка интеллектуальных ИС/12.docx
@@ -835,7 +835,10 @@
     </w:p>
     <w:p>
       <w:r>
-        <w:t>На данный момент для создания 100 сценариев вручную требуется полная рабочая неделя и опытный специалист в</w:t>
+        <w:t>Д</w:t>
+      </w:r>
+      <w:r>
+        <w:t>ля создания 100 сценариев вручную требуется полная рабочая неделя и опытный специалист в</w:t>
       </w:r>
       <w:r>
         <w:t xml:space="preserve"> целевой</w:t>
@@ -844,16 +847,40 @@
         <w:t xml:space="preserve"> предметной области</w:t>
       </w:r>
       <w:r>
-        <w:t xml:space="preserve">. По наблюдениям </w:t>
+        <w:t xml:space="preserve">. </w:t>
+      </w:r>
+      <w:r>
+        <w:t>Исходя из</w:t>
+      </w:r>
+      <w:r>
+        <w:t xml:space="preserve"> наблюдени</w:t>
+      </w:r>
+      <w:r>
+        <w:t>й,</w:t>
+      </w:r>
+      <w:r>
+        <w:t xml:space="preserve"> </w:t>
       </w:r>
       <w:r>
         <w:t xml:space="preserve">текущая производительность системы </w:t>
       </w:r>
       <w:r>
-        <w:t xml:space="preserve">для одного сценария </w:t>
-      </w:r>
-      <w:r>
-        <w:t>составляет 2</w:t>
+        <w:t>на</w:t>
+      </w:r>
+      <w:r>
+        <w:t xml:space="preserve"> од</w:t>
+      </w:r>
+      <w:r>
+        <w:t>ин</w:t>
+      </w:r>
+      <w:r>
+        <w:t xml:space="preserve"> сценари</w:t>
+      </w:r>
+      <w:r>
+        <w:t xml:space="preserve">й: </w:t>
+      </w:r>
+      <w:r>
+        <w:t>2</w:t>
       </w:r>
       <w:r>
         <w:t>-3</w:t>
@@ -904,7 +931,10 @@
         </w:numPr>
       </w:pPr>
       <w:r>
-        <w:t xml:space="preserve">Технолог – </w:t>
+        <w:t>Сценарист-т</w:t>
+      </w:r>
+      <w:r>
+        <w:t xml:space="preserve">ехнолог – </w:t>
       </w:r>
       <w:r>
         <w:t>это специалист, который занимается разработкой, оптимизацией и контролем технологических процессов в различных отраслях производства и обработки материалов</w:t>
@@ -1004,20 +1034,38 @@
       </w:r>
     </w:p>
     <w:p>
+      <w:pPr>
+        <w:numPr>
+          <w:ilvl w:val="0"/>
+          <w:numId w:val="19"/>
+        </w:numPr>
+      </w:pPr>
+      <w:r>
+        <w:rPr>
+          <w:lang w:val="en-US"/>
+        </w:rPr>
+        <w:t>Excel</w:t>
+      </w:r>
+      <w:r>
+        <w:t xml:space="preserve"> – </w:t>
+      </w:r>
+      <w:r>
+        <w:t xml:space="preserve">это </w:t>
+      </w:r>
+      <w:r>
+        <w:t>программа для работы с электронными таблицами</w:t>
+      </w:r>
+      <w:r>
+        <w:t>, в которых в данной системе разрабатываются сценарии.</w:t>
+      </w:r>
+    </w:p>
+    <w:p>
       <w:r>
         <w:lastRenderedPageBreak/>
         <w:t>Все сценарии, д</w:t>
       </w:r>
       <w:r>
-        <w:t>ействия и необходимые математические расчёты пишутся в едином файле формата «.</w:t>
-      </w:r>
-      <w:proofErr w:type="spellStart"/>
-      <w:r>
-        <w:t>xlsm</w:t>
-      </w:r>
-      <w:proofErr w:type="spellEnd"/>
-      <w:r>
-        <w:t>», то есть в электронной таблице с поддержкой макросов.</w:t>
+        <w:t>ействия и необходимые математические расчёты пишутся в едином файле формата «.xlsm», то есть в электронной таблице с поддержкой макросов.</w:t>
       </w:r>
     </w:p>
     <w:p>
@@ -1038,12 +1086,11 @@
       <w:r>
         <w:rPr>
           <w:rFonts w:cs="Times New Roman"/>
-          <w:noProof/>
         </w:rPr>
         <w:drawing>
-          <wp:inline distT="0" distB="0" distL="0" distR="0" wp14:anchorId="0A7D69EC" wp14:editId="4D23F653">
-            <wp:extent cx="6088380" cy="3442796"/>
-            <wp:effectExtent l="0" t="0" r="7620" b="5715"/>
+          <wp:inline distT="0" distB="0" distL="0" distR="0" wp14:anchorId="7647552B" wp14:editId="299B457D">
+            <wp:extent cx="5553850" cy="6649378"/>
+            <wp:effectExtent l="0" t="0" r="8890" b="0"/>
             <wp:docPr id="1" name="Рисунок 1"/>
             <wp:cNvGraphicFramePr>
               <a:graphicFrameLocks xmlns:a="http://schemas.openxmlformats.org/drawingml/2006/main" noChangeAspect="1"/>
@@ -1064,7 +1111,7 @@
                   <pic:spPr>
                     <a:xfrm>
                       <a:off x="0" y="0"/>
-                      <a:ext cx="6119992" cy="3460671"/>
+                      <a:ext cx="5553850" cy="6649378"/>
                     </a:xfrm>
                     <a:prstGeom prst="rect">
                       <a:avLst/>
@@ -1200,6 +1247,7 @@
         <w:rPr>
           <w:highlight w:val="yellow"/>
         </w:rPr>
+        <w:lastRenderedPageBreak/>
         <w:t>действия персонала;</w:t>
       </w:r>
     </w:p>
@@ -1363,14 +1411,7 @@
         <w:rPr>
           <w:highlight w:val="yellow"/>
         </w:rPr>
-        <w:t xml:space="preserve"> </w:t>
-      </w:r>
-      <w:proofErr w:type="spellStart"/>
-      <w:r>
-        <w:rPr>
-          <w:highlight w:val="yellow"/>
-        </w:rPr>
-        <w:t>эмбед</w:t>
+        <w:t xml:space="preserve"> эмбед</w:t>
       </w:r>
       <w:r>
         <w:rPr>
@@ -1384,7 +1425,6 @@
         </w:rPr>
         <w:t>ингов</w:t>
       </w:r>
-      <w:proofErr w:type="spellEnd"/>
       <w:r>
         <w:rPr>
           <w:highlight w:val="yellow"/>
@@ -1402,40 +1442,24 @@
           <w:highlight w:val="yellow"/>
         </w:rPr>
       </w:pPr>
-      <w:proofErr w:type="spellStart"/>
-      <w:r>
-        <w:rPr>
-          <w:highlight w:val="yellow"/>
-        </w:rPr>
-        <w:t>подподсистема</w:t>
-      </w:r>
-      <w:proofErr w:type="spellEnd"/>
+      <w:r>
+        <w:rPr>
+          <w:highlight w:val="yellow"/>
+        </w:rPr>
+        <w:t>подподсистема эмбеддингов</w:t>
+      </w:r>
+      <w:r>
+        <w:rPr>
+          <w:highlight w:val="yellow"/>
+        </w:rPr>
+        <w:t>:</w:t>
+      </w:r>
       <w:r>
         <w:rPr>
           <w:highlight w:val="yellow"/>
         </w:rPr>
         <w:t xml:space="preserve"> </w:t>
       </w:r>
-      <w:proofErr w:type="spellStart"/>
-      <w:r>
-        <w:rPr>
-          <w:highlight w:val="yellow"/>
-        </w:rPr>
-        <w:t>эмбеддингов</w:t>
-      </w:r>
-      <w:proofErr w:type="spellEnd"/>
-      <w:r>
-        <w:rPr>
-          <w:highlight w:val="yellow"/>
-        </w:rPr>
-        <w:t>:</w:t>
-      </w:r>
-      <w:r>
-        <w:rPr>
-          <w:highlight w:val="yellow"/>
-        </w:rPr>
-        <w:t xml:space="preserve"> </w:t>
-      </w:r>
       <w:r>
         <w:rPr>
           <w:highlight w:val="yellow"/>
@@ -1447,16 +1471,8 @@
         <w:rPr>
           <w:highlight w:val="yellow"/>
         </w:rPr>
-        <w:t xml:space="preserve"> </w:t>
-      </w:r>
-      <w:proofErr w:type="spellStart"/>
-      <w:r>
-        <w:rPr>
-          <w:highlight w:val="yellow"/>
-        </w:rPr>
-        <w:t>эмбеддинга</w:t>
-      </w:r>
-      <w:proofErr w:type="spellEnd"/>
+        <w:t xml:space="preserve"> эмбеддинга</w:t>
+      </w:r>
       <w:r>
         <w:rPr>
           <w:highlight w:val="yellow"/>
@@ -1526,7 +1542,6 @@
         <w:rPr>
           <w:highlight w:val="yellow"/>
         </w:rPr>
-        <w:lastRenderedPageBreak/>
         <w:t>прикладной программный интерфейс (</w:t>
       </w:r>
       <w:r>
@@ -1681,19 +1696,11 @@
           <w:highlight w:val="yellow"/>
         </w:rPr>
       </w:pPr>
-      <w:proofErr w:type="spellStart"/>
-      <w:r>
-        <w:rPr>
-          <w:highlight w:val="yellow"/>
-        </w:rPr>
-        <w:t>подподсистема</w:t>
-      </w:r>
-      <w:proofErr w:type="spellEnd"/>
-      <w:r>
-        <w:rPr>
-          <w:highlight w:val="yellow"/>
-        </w:rPr>
-        <w:t xml:space="preserve"> извлечения смысла (включает конвертеры/парсеры из разных форматов документов).</w:t>
+      <w:r>
+        <w:rPr>
+          <w:highlight w:val="yellow"/>
+        </w:rPr>
+        <w:t>подподсистема извлечения смысла (включает конвертеры/парсеры из разных форматов документов).</w:t>
       </w:r>
     </w:p>
     <w:p>
@@ -2032,15 +2039,7 @@
     </w:p>
     <w:p>
       <w:r>
-        <w:t xml:space="preserve">Для достижения цели </w:t>
-      </w:r>
-      <w:proofErr w:type="gramStart"/>
-      <w:r>
-        <w:t>объекты</w:t>
-      </w:r>
-      <w:proofErr w:type="gramEnd"/>
-      <w:r>
-        <w:t xml:space="preserve"> разрабатываемой ИС должны решать следующие задачи:</w:t>
+        <w:t>Для достижения цели объекты разрабатываемой ИС должны решать следующие задачи:</w:t>
       </w:r>
     </w:p>
     <w:p>
@@ -2150,24 +2149,11 @@
           <w:numId w:val="23"/>
         </w:numPr>
       </w:pPr>
-      <w:proofErr w:type="spellStart"/>
-      <w:r>
-        <w:t>эмерджентность</w:t>
-      </w:r>
-      <w:proofErr w:type="spellEnd"/>
-      <w:r>
-        <w:t xml:space="preserve"> (</w:t>
-      </w:r>
-      <w:r>
-        <w:t xml:space="preserve">от англ. </w:t>
-      </w:r>
-      <w:proofErr w:type="spellStart"/>
-      <w:r>
-        <w:t>emergence</w:t>
-      </w:r>
-      <w:proofErr w:type="spellEnd"/>
-      <w:r>
-        <w:t xml:space="preserve"> — возникновение, появление</w:t>
+      <w:r>
+        <w:t>эмерджентность (</w:t>
+      </w:r>
+      <w:r>
+        <w:t>от англ. emergence — возникновение, появление</w:t>
       </w:r>
       <w:r>
         <w:t xml:space="preserve">) </w:t>
@@ -2266,15 +2252,7 @@
         </w:numPr>
       </w:pPr>
       <w:r>
-        <w:t>целостность – изменение алгоритма поиска (</w:t>
-      </w:r>
-      <w:proofErr w:type="spellStart"/>
-      <w:r>
-        <w:t>Retrieval</w:t>
-      </w:r>
-      <w:proofErr w:type="spellEnd"/>
-      <w:r>
-        <w:t>) влияет на качество итогового текста (Generation);</w:t>
+        <w:t>целостность – изменение алгоритма поиска (Retrieval) влияет на качество итогового текста (Generation);</w:t>
       </w:r>
     </w:p>
     <w:p>
@@ -2285,15 +2263,7 @@
         </w:numPr>
       </w:pPr>
       <w:r>
-        <w:t xml:space="preserve">структурность – </w:t>
-      </w:r>
-      <w:proofErr w:type="spellStart"/>
-      <w:r>
-        <w:t>препроцессинг</w:t>
-      </w:r>
-      <w:proofErr w:type="spellEnd"/>
-      <w:r>
-        <w:t xml:space="preserve"> запроса -&gt; поиск -&gt; синтез;</w:t>
+        <w:t>структурность – препроцессинг запроса -&gt; поиск -&gt; синтез;</w:t>
       </w:r>
     </w:p>
     <w:p>
@@ -2307,15 +2277,7 @@
         <w:t xml:space="preserve">иерархичность – </w:t>
       </w:r>
       <w:r>
-        <w:t xml:space="preserve">подсистема обработки </w:t>
-      </w:r>
-      <w:proofErr w:type="spellStart"/>
-      <w:r>
-        <w:t>эмбеддингов</w:t>
-      </w:r>
-      <w:proofErr w:type="spellEnd"/>
-      <w:r>
-        <w:t xml:space="preserve"> </w:t>
+        <w:t xml:space="preserve">подсистема обработки эмбеддингов </w:t>
       </w:r>
       <w:r>
         <w:t>состоит из алгоритмов</w:t>
@@ -2324,13 +2286,8 @@
         <w:t xml:space="preserve"> разбиения запросов на части, преобразования</w:t>
       </w:r>
       <w:r>
-        <w:t xml:space="preserve"> </w:t>
-      </w:r>
-      <w:proofErr w:type="spellStart"/>
-      <w:r>
-        <w:t>эмбеддингов</w:t>
-      </w:r>
-      <w:proofErr w:type="spellEnd"/>
+        <w:t xml:space="preserve"> эмбеддингов</w:t>
+      </w:r>
       <w:r>
         <w:t xml:space="preserve"> в текст</w:t>
       </w:r>
@@ -2744,15 +2701,7 @@
         </w:numPr>
       </w:pPr>
       <w:r>
-        <w:t xml:space="preserve">системный </w:t>
-      </w:r>
-      <w:proofErr w:type="spellStart"/>
-      <w:r>
-        <w:t>промпт</w:t>
-      </w:r>
-      <w:proofErr w:type="spellEnd"/>
-      <w:r>
-        <w:t xml:space="preserve"> (инструкция) — правила поведения агента.</w:t>
+        <w:t>системный промпт (инструкция) — правила поведения агента.</w:t>
       </w:r>
     </w:p>
     <w:p>
@@ -2903,13 +2852,8 @@
         </w:rPr>
         <w:t>t</w:t>
       </w:r>
-      <w:proofErr w:type="spellStart"/>
-      <w:r>
-        <w:t>raceability</w:t>
-      </w:r>
-      <w:proofErr w:type="spellEnd"/>
-      <w:r>
-        <w:t>)</w:t>
+      <w:r>
+        <w:t>raceability)</w:t>
       </w:r>
       <w:r>
         <w:t xml:space="preserve"> –</w:t>
@@ -3007,23 +2951,7 @@
         <w:t xml:space="preserve"> – это ц</w:t>
       </w:r>
       <w:r>
-        <w:t xml:space="preserve">елостность, структурность, иерархичность, взаимозависимость со средой, </w:t>
-      </w:r>
-      <w:proofErr w:type="spellStart"/>
-      <w:r>
-        <w:t>эквифинальность</w:t>
-      </w:r>
-      <w:proofErr w:type="spellEnd"/>
-      <w:r>
-        <w:t xml:space="preserve">, </w:t>
-      </w:r>
-      <w:proofErr w:type="spellStart"/>
-      <w:r>
-        <w:t>эмерджентность</w:t>
-      </w:r>
-      <w:proofErr w:type="spellEnd"/>
-      <w:r>
-        <w:t>.</w:t>
+        <w:t>елостность, структурность, иерархичность, взаимозависимость со средой, эквифинальность, эмерджентность.</w:t>
       </w:r>
     </w:p>
     <w:p>
@@ -3100,15 +3028,7 @@
     <w:p>
       <w:r>
         <w:lastRenderedPageBreak/>
-        <w:t xml:space="preserve">&gt; Системный анализ </w:t>
-      </w:r>
-      <w:proofErr w:type="gramStart"/>
-      <w:r>
-        <w:t>- это</w:t>
-      </w:r>
-      <w:proofErr w:type="gramEnd"/>
-      <w:r>
-        <w:t xml:space="preserve"> ... междисциплинарный курс, обобщающий методологию исследования сложных технических, прикладных и социальных систем.</w:t>
+        <w:t>&gt; Системный анализ - это ... междисциплинарный курс, обобщающий методологию исследования сложных технических, прикладных и социальных систем.</w:t>
       </w:r>
     </w:p>
     <w:p>
@@ -3128,15 +3048,7 @@
     </w:p>
     <w:p>
       <w:r>
-        <w:t xml:space="preserve">&gt; Система </w:t>
-      </w:r>
-      <w:proofErr w:type="gramStart"/>
-      <w:r>
-        <w:t>- это</w:t>
-      </w:r>
-      <w:proofErr w:type="gramEnd"/>
-      <w:r>
-        <w:t xml:space="preserve"> упорядоченная совокупность материальных объектов (элементов), объединённых какими-либо связями (механическими, информационными), предназначенных для достижения определённой цели и достигающих её наилучшим, по возможности, образом.</w:t>
+        <w:t>&gt; Система - это упорядоченная совокупность материальных объектов (элементов), объединённых какими-либо связями (механическими, информационными), предназначенных для достижения определённой цели и достигающих её наилучшим, по возможности, образом.</w:t>
       </w:r>
     </w:p>
     <w:p>
@@ -3247,13 +3159,8 @@
     </w:p>
     <w:p>
       <w:r>
-        <w:t xml:space="preserve">6.. </w:t>
-      </w:r>
-      <w:proofErr w:type="spellStart"/>
-      <w:r>
-        <w:t>Целевыявление</w:t>
-      </w:r>
-      <w:proofErr w:type="spellEnd"/>
+        <w:t>6.. Целевыявление</w:t>
+      </w:r>
     </w:p>
     <w:p>
       <w:r>

--- a/4 курс/8 Разработка интеллектуальных ИС/12.docx
+++ b/4 курс/8 Разработка интеллектуальных ИС/12.docx
@@ -793,12 +793,6 @@
       </w:r>
     </w:p>
     <w:p>
-      <w:pPr>
-        <w:ind w:firstLine="0"/>
-        <w:jc w:val="center"/>
-      </w:pPr>
-    </w:p>
-    <w:p>
       <w:bookmarkStart w:id="0" w:name="_Hlk224025512"/>
       <w:bookmarkStart w:id="1" w:name="_Hlk224804470"/>
       <w:r>
@@ -814,9 +808,57 @@
         <w:t xml:space="preserve"> Для них используют специализированные для производственных нужд «сценарии».</w:t>
       </w:r>
     </w:p>
-    <w:p>
-      <w:r>
-        <w:t>Однако на проработку сценария требуется время, а изменение нормативных документов требует пересмотра всех уже имеющихся сценариев</w:t>
+    <w:bookmarkEnd w:id="1"/>
+    <w:bookmarkEnd w:id="2"/>
+    <w:bookmarkEnd w:id="3"/>
+    <w:p>
+      <w:r>
+        <w:t>Сначала сценарист</w:t>
+      </w:r>
+      <w:r>
+        <w:t>-технолог</w:t>
+      </w:r>
+      <w:r>
+        <w:t xml:space="preserve"> на основе технологического регламента, инструк</w:t>
+      </w:r>
+      <w:r>
+        <w:t xml:space="preserve">ций, </w:t>
+      </w:r>
+      <w:r>
+        <w:t>схем</w:t>
+      </w:r>
+      <w:r>
+        <w:t>,</w:t>
+      </w:r>
+      <w:r>
+        <w:t xml:space="preserve"> </w:t>
+      </w:r>
+      <w:r>
+        <w:t>охраны труда</w:t>
+      </w:r>
+      <w:r>
+        <w:t xml:space="preserve"> и тому подобное</w:t>
+      </w:r>
+      <w:r>
+        <w:t xml:space="preserve"> пишет последовательность действий</w:t>
+      </w:r>
+      <w:r>
+        <w:t xml:space="preserve"> </w:t>
+      </w:r>
+      <w:r>
+        <w:t>(само действие, дополнительная информация, придумываются тесты, аудио</w:t>
+      </w:r>
+      <w:r>
+        <w:t>-</w:t>
+      </w:r>
+      <w:r>
+        <w:t xml:space="preserve">диалоги, какие картинки изобразить, какую анимацию </w:t>
+      </w:r>
+      <w:r>
+        <w:t>воспроизвести</w:t>
+      </w:r>
+      <w:r>
+        <w:t>)</w:t>
       </w:r>
       <w:r>
         <w:t>.</w:t>
@@ -824,103 +866,444 @@
     </w:p>
     <w:p>
       <w:r>
+        <w:t>П</w:t>
+      </w:r>
+      <w:r>
+        <w:t>осле</w:t>
+      </w:r>
+      <w:r>
+        <w:t xml:space="preserve"> результат работы сценариста</w:t>
+      </w:r>
+      <w:r>
+        <w:t xml:space="preserve"> смотрит </w:t>
+      </w:r>
+      <w:r>
+        <w:t>утвержда</w:t>
+      </w:r>
+      <w:r>
+        <w:t>ющий</w:t>
+      </w:r>
+      <w:r>
+        <w:t xml:space="preserve"> и </w:t>
+      </w:r>
+      <w:r>
+        <w:t>выда</w:t>
+      </w:r>
+      <w:r>
+        <w:t>ё</w:t>
+      </w:r>
+      <w:r>
+        <w:t>т</w:t>
+      </w:r>
+      <w:r>
+        <w:t xml:space="preserve"> корректировки, </w:t>
+      </w:r>
+      <w:r>
+        <w:t>«сценарий»</w:t>
+      </w:r>
+      <w:r>
+        <w:t xml:space="preserve"> отправляется в цех, его проверяют и согласовывают</w:t>
+      </w:r>
+      <w:r>
+        <w:t>.</w:t>
+      </w:r>
+    </w:p>
+    <w:p>
+      <w:r>
         <w:t>С</w:t>
       </w:r>
       <w:r>
-        <w:t xml:space="preserve"> данной проблемой столкнулся отдел 3D-визуализации и аддитивных технологий ведётся АО «НИУИФ им. профессора Я.В. Самойлова».</w:t>
-      </w:r>
-      <w:bookmarkEnd w:id="1"/>
-      <w:bookmarkEnd w:id="2"/>
-      <w:bookmarkEnd w:id="3"/>
-    </w:p>
-    <w:p>
-      <w:r>
-        <w:t>Д</w:t>
-      </w:r>
-      <w:r>
-        <w:t>ля создания 100 сценариев вручную требуется полная рабочая неделя и опытный специалист в</w:t>
-      </w:r>
-      <w:r>
-        <w:t xml:space="preserve"> целевой</w:t>
-      </w:r>
-      <w:r>
-        <w:t xml:space="preserve"> предметной области</w:t>
-      </w:r>
-      <w:r>
-        <w:t xml:space="preserve">. </w:t>
-      </w:r>
-      <w:r>
-        <w:t>Исходя из</w:t>
-      </w:r>
-      <w:r>
-        <w:t xml:space="preserve"> наблюдени</w:t>
-      </w:r>
-      <w:r>
-        <w:t>й,</w:t>
+        <w:t xml:space="preserve">ценарист </w:t>
+      </w:r>
+      <w:r>
+        <w:t>принимает и правит недочёты,</w:t>
+      </w:r>
+      <w:r>
+        <w:t xml:space="preserve"> а дальше происходит сборка</w:t>
       </w:r>
       <w:r>
         <w:t xml:space="preserve"> </w:t>
       </w:r>
       <w:r>
-        <w:t xml:space="preserve">текущая производительность системы </w:t>
-      </w:r>
-      <w:r>
-        <w:t>на</w:t>
-      </w:r>
-      <w:r>
-        <w:t xml:space="preserve"> од</w:t>
-      </w:r>
-      <w:r>
-        <w:t>ин</w:t>
+        <w:t xml:space="preserve">сцены </w:t>
+      </w:r>
+      <w:r>
+        <w:t>сценаристом-программистом</w:t>
+      </w:r>
+      <w:r>
+        <w:t xml:space="preserve">, включающая </w:t>
+      </w:r>
+      <w:r>
+        <w:t>расставл</w:t>
+      </w:r>
+      <w:r>
+        <w:t>ение</w:t>
+      </w:r>
+      <w:r>
+        <w:t xml:space="preserve"> точ</w:t>
+      </w:r>
+      <w:r>
+        <w:t>ек</w:t>
+      </w:r>
+      <w:r>
+        <w:t xml:space="preserve"> интереса</w:t>
+      </w:r>
+      <w:r>
+        <w:t xml:space="preserve"> и</w:t>
+      </w:r>
+      <w:r>
+        <w:t xml:space="preserve"> мест нажат</w:t>
+      </w:r>
+      <w:r>
+        <w:t>ий, за отличием</w:t>
+      </w:r>
+      <w:r>
+        <w:t>:</w:t>
+      </w:r>
+    </w:p>
+    <w:p>
+      <w:pPr>
+        <w:numPr>
+          <w:ilvl w:val="0"/>
+          <w:numId w:val="29"/>
+        </w:numPr>
+        <w:ind w:left="0" w:firstLine="426"/>
+      </w:pPr>
+      <w:r>
+        <w:t xml:space="preserve">если </w:t>
+      </w:r>
+      <w:r>
+        <w:t>тренажёр</w:t>
+      </w:r>
+      <w:r>
+        <w:t xml:space="preserve"> –</w:t>
+      </w:r>
+      <w:r>
+        <w:t xml:space="preserve"> </w:t>
+      </w:r>
+      <w:r>
+        <w:t>панорама</w:t>
+      </w:r>
+      <w:r>
+        <w:t xml:space="preserve">, то делаются </w:t>
+      </w:r>
+      <w:r>
+        <w:t xml:space="preserve">фотографии </w:t>
+      </w:r>
+      <w:r>
+        <w:t xml:space="preserve">на </w:t>
+      </w:r>
+      <w:r>
+        <w:t>360</w:t>
+      </w:r>
+      <w:r>
+        <w:t xml:space="preserve"> градусов</w:t>
+      </w:r>
+      <w:r>
+        <w:t xml:space="preserve"> цехов</w:t>
+      </w:r>
+      <w:r>
+        <w:t>;</w:t>
+      </w:r>
+    </w:p>
+    <w:p>
+      <w:pPr>
+        <w:numPr>
+          <w:ilvl w:val="0"/>
+          <w:numId w:val="29"/>
+        </w:numPr>
+        <w:ind w:left="0" w:firstLine="426"/>
+      </w:pPr>
+      <w:r>
+        <w:t xml:space="preserve">если тренажёр – </w:t>
+      </w:r>
+      <w:r>
+        <w:t>3</w:t>
+      </w:r>
+      <w:r>
+        <w:rPr>
+          <w:lang w:val="en-US"/>
+        </w:rPr>
+        <w:t>D</w:t>
+      </w:r>
+      <w:r>
+        <w:t xml:space="preserve"> </w:t>
+      </w:r>
+      <w:r>
+        <w:t>сцена,</w:t>
+      </w:r>
+      <w:r>
+        <w:t xml:space="preserve"> </w:t>
+      </w:r>
+      <w:r>
+        <w:t xml:space="preserve">то </w:t>
+      </w:r>
+      <w:r>
+        <w:t>создаются</w:t>
+      </w:r>
+      <w:r>
+        <w:t xml:space="preserve"> «префаб</w:t>
+      </w:r>
+      <w:r>
+        <w:t>ы</w:t>
+      </w:r>
+      <w:r>
+        <w:t>»</w:t>
+      </w:r>
+      <w:r>
+        <w:t>, имитирующие реальное обору</w:t>
+      </w:r>
+      <w:r>
+        <w:t>д</w:t>
+      </w:r>
+      <w:r>
+        <w:t>ование.</w:t>
+      </w:r>
+    </w:p>
+    <w:p>
+      <w:r>
+        <w:t>Вс</w:t>
+      </w:r>
+      <w:r>
+        <w:t>е материалы</w:t>
+      </w:r>
+      <w:r>
+        <w:t xml:space="preserve"> отправля</w:t>
+      </w:r>
+      <w:r>
+        <w:t>ю</w:t>
+      </w:r>
+      <w:r>
+        <w:t xml:space="preserve">тся на согласование в </w:t>
+      </w:r>
+      <w:r>
+        <w:t xml:space="preserve">целевой производственный </w:t>
+      </w:r>
+      <w:r>
+        <w:t>цех, от</w:t>
+      </w:r>
+      <w:r>
+        <w:t>к</w:t>
+      </w:r>
+      <w:r>
+        <w:t>уда могут вернут</w:t>
+      </w:r>
+      <w:r>
+        <w:t>ь</w:t>
+      </w:r>
+      <w:r>
+        <w:t>ся замечания</w:t>
+      </w:r>
+      <w:r>
+        <w:t xml:space="preserve"> для новой итерации разработки</w:t>
+      </w:r>
+      <w:r>
+        <w:t>.</w:t>
+      </w:r>
+    </w:p>
+    <w:p>
+      <w:r>
+        <w:t xml:space="preserve">Существуют такие </w:t>
+      </w:r>
+      <w:r>
+        <w:t>производственно-технически</w:t>
+      </w:r>
+      <w:r>
+        <w:t>е</w:t>
       </w:r>
       <w:r>
         <w:t xml:space="preserve"> сценари</w:t>
       </w:r>
       <w:r>
-        <w:t xml:space="preserve">й: </w:t>
-      </w:r>
-      <w:r>
-        <w:t>2</w:t>
-      </w:r>
-      <w:r>
-        <w:t>-3</w:t>
+        <w:t>и:</w:t>
+      </w:r>
+    </w:p>
+    <w:p>
+      <w:pPr>
+        <w:numPr>
+          <w:ilvl w:val="0"/>
+          <w:numId w:val="29"/>
+        </w:numPr>
+        <w:ind w:left="0" w:firstLine="426"/>
+      </w:pPr>
+      <w:r>
+        <w:t>э</w:t>
+      </w:r>
+      <w:r>
+        <w:t>ксплуатационные (штатные)</w:t>
+      </w:r>
+      <w:r>
+        <w:t xml:space="preserve"> – о</w:t>
+      </w:r>
+      <w:r>
+        <w:t>писывают</w:t>
       </w:r>
       <w:r>
         <w:t xml:space="preserve"> </w:t>
       </w:r>
       <w:r>
-        <w:t>человеко-часов</w:t>
-      </w:r>
-      <w:r>
-        <w:t>.</w:t>
-      </w:r>
-    </w:p>
-    <w:p>
-      <w:r>
-        <w:t xml:space="preserve">Объектами проектирования информационных </w:t>
-      </w:r>
-      <w:r>
-        <w:t>систем</w:t>
-      </w:r>
-      <w:r>
-        <w:t xml:space="preserve"> являются обеспечивающие подсистемы, реализующие процедуры сбора, передачи, накопления и хранения информации, е</w:t>
-      </w:r>
-      <w:r>
-        <w:t>ё</w:t>
-      </w:r>
-      <w:r>
-        <w:t xml:space="preserve"> обработки и формирования, результатов расч</w:t>
-      </w:r>
-      <w:r>
-        <w:t>ё</w:t>
-      </w:r>
-      <w:r>
-        <w:t>тов в нужном для пользователя виде.</w:t>
-      </w:r>
-    </w:p>
-    <w:p>
-      <w:r>
-        <w:t>Объектами системы являются:</w:t>
+        <w:t>стандартный запуск, работу и остановку агрегата в нормальном режиме</w:t>
+      </w:r>
+      <w:r>
+        <w:t>;</w:t>
+      </w:r>
+    </w:p>
+    <w:p>
+      <w:pPr>
+        <w:numPr>
+          <w:ilvl w:val="0"/>
+          <w:numId w:val="29"/>
+        </w:numPr>
+        <w:ind w:left="0" w:firstLine="426"/>
+      </w:pPr>
+      <w:r>
+        <w:t>а</w:t>
+      </w:r>
+      <w:r>
+        <w:t>варийные (П</w:t>
+      </w:r>
+      <w:r>
+        <w:t xml:space="preserve">лан </w:t>
+      </w:r>
+      <w:r>
+        <w:t>Л</w:t>
+      </w:r>
+      <w:r>
+        <w:t xml:space="preserve">иквидации </w:t>
+      </w:r>
+      <w:r>
+        <w:t>А</w:t>
+      </w:r>
+      <w:r>
+        <w:t>варий</w:t>
+      </w:r>
+      <w:r>
+        <w:t>)</w:t>
+      </w:r>
+      <w:r>
+        <w:t xml:space="preserve"> –</w:t>
+      </w:r>
+      <w:r>
+        <w:t xml:space="preserve"> </w:t>
+      </w:r>
+      <w:r>
+        <w:t>и</w:t>
+      </w:r>
+      <w:r>
+        <w:t>нструкции</w:t>
+      </w:r>
+      <w:r>
+        <w:t xml:space="preserve"> </w:t>
+      </w:r>
+      <w:r>
+        <w:t>по действиям</w:t>
+      </w:r>
+      <w:r>
+        <w:t xml:space="preserve"> персонала</w:t>
+      </w:r>
+      <w:r>
+        <w:t xml:space="preserve"> при критических отказах, пожарах или выбросах</w:t>
+      </w:r>
+      <w:r>
+        <w:t>;</w:t>
+      </w:r>
+    </w:p>
+    <w:p>
+      <w:pPr>
+        <w:numPr>
+          <w:ilvl w:val="0"/>
+          <w:numId w:val="29"/>
+        </w:numPr>
+        <w:ind w:left="0" w:firstLine="426"/>
+      </w:pPr>
+      <w:r>
+        <w:t>р</w:t>
+      </w:r>
+      <w:r>
+        <w:t>емонтные/</w:t>
+      </w:r>
+      <w:r>
+        <w:t>с</w:t>
+      </w:r>
+      <w:r>
+        <w:t>ервисные</w:t>
+      </w:r>
+      <w:r>
+        <w:t xml:space="preserve"> – </w:t>
+      </w:r>
+      <w:r>
+        <w:t>для</w:t>
+      </w:r>
+      <w:r>
+        <w:t xml:space="preserve"> </w:t>
+      </w:r>
+      <w:r>
+        <w:t xml:space="preserve">обслуживания </w:t>
+      </w:r>
+      <w:r>
+        <w:t>(</w:t>
+      </w:r>
+      <w:r>
+        <w:t>дефектовка, замена</w:t>
+      </w:r>
+      <w:r>
+        <w:t xml:space="preserve">, </w:t>
+      </w:r>
+      <w:r>
+        <w:t>чистка</w:t>
+      </w:r>
+      <w:r>
+        <w:t>);</w:t>
+      </w:r>
+    </w:p>
+    <w:p>
+      <w:pPr>
+        <w:numPr>
+          <w:ilvl w:val="0"/>
+          <w:numId w:val="29"/>
+        </w:numPr>
+        <w:ind w:left="0" w:firstLine="426"/>
+      </w:pPr>
+      <w:r>
+        <w:t>с</w:t>
+      </w:r>
+      <w:r>
+        <w:t>ценарные проверки (</w:t>
+      </w:r>
+      <w:r>
+        <w:t>т</w:t>
+      </w:r>
+      <w:r>
+        <w:t>ест-кейсы)</w:t>
+      </w:r>
+      <w:r>
+        <w:t xml:space="preserve"> – </w:t>
+      </w:r>
+      <w:r>
+        <w:t>для</w:t>
+      </w:r>
+      <w:r>
+        <w:t xml:space="preserve"> </w:t>
+      </w:r>
+      <w:r>
+        <w:t>проверки работоспособности защитных систем и датчиков.</w:t>
+      </w:r>
+    </w:p>
+    <w:p>
+      <w:r>
+        <w:t>Сценарии также могут быть линейными (алгоритмическими) и разветвлёнными (ситуационными).</w:t>
+      </w:r>
+    </w:p>
+    <w:p>
+      <w:r>
+        <w:lastRenderedPageBreak/>
+        <w:t xml:space="preserve">Объектами </w:t>
+      </w:r>
+      <w:r>
+        <w:t xml:space="preserve">текущей </w:t>
+      </w:r>
+      <w:r>
+        <w:t>системы являются (рис. 1):</w:t>
       </w:r>
     </w:p>
     <w:p>
@@ -930,11 +1313,9 @@
           <w:numId w:val="19"/>
         </w:numPr>
       </w:pPr>
-      <w:r>
-        <w:t>Сценарист-т</w:t>
-      </w:r>
-      <w:r>
-        <w:t xml:space="preserve">ехнолог – </w:t>
+      <w:bookmarkStart w:id="4" w:name="_Hlk227311971"/>
+      <w:r>
+        <w:t xml:space="preserve">Сценарист-технолог – </w:t>
       </w:r>
       <w:r>
         <w:t>это специалист, который занимается разработкой, оптимизацией и контролем технологических процессов в различных отраслях производства и обработки материалов</w:t>
@@ -971,107 +1352,7 @@
       <w:r>
         <w:t>ой.</w:t>
       </w:r>
-    </w:p>
-    <w:p>
-      <w:pPr>
-        <w:numPr>
-          <w:ilvl w:val="0"/>
-          <w:numId w:val="19"/>
-        </w:numPr>
-      </w:pPr>
-      <w:r>
-        <w:t>Шаг –</w:t>
-      </w:r>
-      <w:r>
-        <w:t xml:space="preserve"> это </w:t>
-      </w:r>
-      <w:r>
-        <w:t xml:space="preserve">единица </w:t>
-      </w:r>
-      <w:r>
-        <w:t>сценария</w:t>
-      </w:r>
-      <w:r>
-        <w:t xml:space="preserve">, </w:t>
-      </w:r>
-      <w:r>
-        <w:t xml:space="preserve">содержащая некоторое </w:t>
-      </w:r>
-      <w:r>
-        <w:t xml:space="preserve">действие </w:t>
-      </w:r>
-      <w:r>
-        <w:t xml:space="preserve">(метаданные) и объект, над которым выполняется </w:t>
-      </w:r>
-      <w:r>
-        <w:t>действие.</w:t>
-      </w:r>
-    </w:p>
-    <w:p>
-      <w:pPr>
-        <w:numPr>
-          <w:ilvl w:val="0"/>
-          <w:numId w:val="19"/>
-        </w:numPr>
-      </w:pPr>
-      <w:r>
-        <w:t>Действи</w:t>
-      </w:r>
-      <w:r>
-        <w:t>е</w:t>
-      </w:r>
-      <w:r>
-        <w:t xml:space="preserve"> – </w:t>
-      </w:r>
-      <w:r>
-        <w:t xml:space="preserve">это описание того, что может </w:t>
-      </w:r>
-      <w:r>
-        <w:t>и/или должен выполнять сотрудник для решения рабочих задач</w:t>
-      </w:r>
-      <w:r>
-        <w:t>.</w:t>
-      </w:r>
-    </w:p>
-    <w:p>
-      <w:pPr>
-        <w:numPr>
-          <w:ilvl w:val="0"/>
-          <w:numId w:val="19"/>
-        </w:numPr>
-      </w:pPr>
-      <w:r>
-        <w:rPr>
-          <w:lang w:val="en-US"/>
-        </w:rPr>
-        <w:t>Excel</w:t>
-      </w:r>
-      <w:r>
-        <w:t xml:space="preserve"> – </w:t>
-      </w:r>
-      <w:r>
-        <w:t xml:space="preserve">это </w:t>
-      </w:r>
-      <w:r>
-        <w:t>программа для работы с электронными таблицами</w:t>
-      </w:r>
-      <w:r>
-        <w:t>, в которых в данной системе разрабатываются сценарии.</w:t>
-      </w:r>
-    </w:p>
-    <w:p>
-      <w:r>
-        <w:lastRenderedPageBreak/>
-        <w:t>Все сценарии, д</w:t>
-      </w:r>
-      <w:r>
-        <w:t>ействия и необходимые математические расчёты пишутся в едином файле формата «.xlsm», то есть в электронной таблице с поддержкой макросов.</w:t>
-      </w:r>
-    </w:p>
-    <w:p>
-      <w:r>
-        <w:t>Была построена следующая модель состава текущей системы (рис. 1).</w:t>
-      </w:r>
+      <w:bookmarkEnd w:id="4"/>
     </w:p>
     <w:p>
       <w:pPr>
@@ -1086,11 +1367,12 @@
       <w:r>
         <w:rPr>
           <w:rFonts w:cs="Times New Roman"/>
+          <w:noProof/>
         </w:rPr>
         <w:drawing>
-          <wp:inline distT="0" distB="0" distL="0" distR="0" wp14:anchorId="7647552B" wp14:editId="299B457D">
-            <wp:extent cx="5553850" cy="6649378"/>
-            <wp:effectExtent l="0" t="0" r="8890" b="0"/>
+          <wp:inline distT="0" distB="0" distL="0" distR="0" wp14:anchorId="44BC3738" wp14:editId="29C22C93">
+            <wp:extent cx="4323675" cy="2164080"/>
+            <wp:effectExtent l="0" t="0" r="1270" b="7620"/>
             <wp:docPr id="1" name="Рисунок 1"/>
             <wp:cNvGraphicFramePr>
               <a:graphicFrameLocks xmlns:a="http://schemas.openxmlformats.org/drawingml/2006/main" noChangeAspect="1"/>
@@ -1111,7 +1393,7 @@
                   <pic:spPr>
                     <a:xfrm>
                       <a:off x="0" y="0"/>
-                      <a:ext cx="5553850" cy="6649378"/>
+                      <a:ext cx="4366964" cy="2185747"/>
                     </a:xfrm>
                     <a:prstGeom prst="rect">
                       <a:avLst/>
@@ -1136,28 +1418,24 @@
       <w:r>
         <w:rPr>
           <w:rFonts w:cs="Times New Roman"/>
-          <w:highlight w:val="yellow"/>
         </w:rPr>
         <w:t xml:space="preserve">Рис. </w:t>
       </w:r>
       <w:r>
         <w:rPr>
           <w:rFonts w:cs="Times New Roman"/>
-          <w:highlight w:val="yellow"/>
         </w:rPr>
         <w:fldChar w:fldCharType="begin"/>
       </w:r>
       <w:r>
         <w:rPr>
           <w:rFonts w:cs="Times New Roman"/>
-          <w:highlight w:val="yellow"/>
         </w:rPr>
         <w:instrText xml:space="preserve"> SEQ Рис. \* ARABIC </w:instrText>
       </w:r>
       <w:r>
         <w:rPr>
           <w:rFonts w:cs="Times New Roman"/>
-          <w:highlight w:val="yellow"/>
         </w:rPr>
         <w:fldChar w:fldCharType="separate"/>
       </w:r>
@@ -1165,35 +1443,30 @@
         <w:rPr>
           <w:rFonts w:cs="Times New Roman"/>
           <w:noProof/>
-          <w:highlight w:val="yellow"/>
         </w:rPr>
         <w:t>1</w:t>
       </w:r>
       <w:r>
         <w:rPr>
           <w:rFonts w:cs="Times New Roman"/>
-          <w:highlight w:val="yellow"/>
         </w:rPr>
         <w:fldChar w:fldCharType="end"/>
       </w:r>
       <w:r>
         <w:rPr>
           <w:rFonts w:cs="Times New Roman"/>
-          <w:highlight w:val="yellow"/>
         </w:rPr>
         <w:t xml:space="preserve">. Модель состава </w:t>
       </w:r>
       <w:r>
         <w:rPr>
           <w:rFonts w:cs="Times New Roman"/>
-          <w:highlight w:val="yellow"/>
         </w:rPr>
         <w:t>текущей</w:t>
       </w:r>
       <w:r>
         <w:rPr>
           <w:rFonts w:cs="Times New Roman"/>
-          <w:highlight w:val="yellow"/>
         </w:rPr>
         <w:t xml:space="preserve"> системы</w:t>
       </w:r>
@@ -1201,638 +1474,81 @@
     <w:p/>
     <w:p>
       <w:r>
-        <w:t>В модели состава системы выделены следующие подсистемы и их элементы:</w:t>
-      </w:r>
-    </w:p>
-    <w:p>
-      <w:pPr>
-        <w:numPr>
-          <w:ilvl w:val="0"/>
-          <w:numId w:val="17"/>
-        </w:numPr>
-        <w:rPr>
-          <w:highlight w:val="yellow"/>
-        </w:rPr>
-      </w:pPr>
-      <w:r>
-        <w:rPr>
-          <w:highlight w:val="yellow"/>
-        </w:rPr>
-        <w:t xml:space="preserve">подсистема </w:t>
-      </w:r>
-      <w:r>
-        <w:rPr>
-          <w:highlight w:val="yellow"/>
-        </w:rPr>
-        <w:t>обработки промежуточных результатов</w:t>
-      </w:r>
-      <w:r>
-        <w:rPr>
-          <w:highlight w:val="yellow"/>
-        </w:rPr>
-        <w:t>:</w:t>
-      </w:r>
-    </w:p>
-    <w:p>
-      <w:pPr>
-        <w:numPr>
-          <w:ilvl w:val="0"/>
-          <w:numId w:val="21"/>
-        </w:numPr>
-        <w:rPr>
-          <w:highlight w:val="yellow"/>
-        </w:rPr>
-      </w:pPr>
-      <w:r>
-        <w:rPr>
-          <w:highlight w:val="yellow"/>
-        </w:rPr>
-        <w:lastRenderedPageBreak/>
-        <w:t>действия персонала;</w:t>
-      </w:r>
-    </w:p>
-    <w:p>
-      <w:pPr>
-        <w:numPr>
-          <w:ilvl w:val="0"/>
-          <w:numId w:val="21"/>
-        </w:numPr>
-        <w:rPr>
-          <w:highlight w:val="yellow"/>
-        </w:rPr>
-      </w:pPr>
-      <w:r>
-        <w:rPr>
-          <w:highlight w:val="yellow"/>
-        </w:rPr>
-        <w:t>запрос</w:t>
-      </w:r>
-      <w:r>
-        <w:rPr>
-          <w:highlight w:val="yellow"/>
-        </w:rPr>
+        <w:t>Модель структуры системы (модель взаимосвязей)</w:t>
+      </w:r>
+      <w:r>
+        <w:t xml:space="preserve"> </w:t>
+      </w:r>
+      <w:r>
+        <w:t>– это отражение состава системы и её внутренних связей.</w:t>
+      </w:r>
+      <w:r>
+        <w:t xml:space="preserve"> Содержит </w:t>
+      </w:r>
+      <w:r>
+        <w:t xml:space="preserve">модель состава </w:t>
+      </w:r>
+      <w:r>
+        <w:t>систем</w:t>
+      </w:r>
+      <w:r>
         <w:t>ы</w:t>
       </w:r>
       <w:r>
-        <w:rPr>
-          <w:highlight w:val="yellow"/>
-        </w:rPr>
-        <w:t>, которые потребовались для генерации сценария</w:t>
-      </w:r>
-      <w:r>
-        <w:rPr>
-          <w:highlight w:val="yellow"/>
-        </w:rPr>
-        <w:t>;</w:t>
-      </w:r>
-    </w:p>
-    <w:p>
-      <w:pPr>
-        <w:numPr>
-          <w:ilvl w:val="0"/>
-          <w:numId w:val="21"/>
-        </w:numPr>
-        <w:rPr>
-          <w:highlight w:val="yellow"/>
-        </w:rPr>
-      </w:pPr>
-      <w:r>
-        <w:rPr>
-          <w:highlight w:val="yellow"/>
-        </w:rPr>
-        <w:t>созданны</w:t>
-      </w:r>
-      <w:r>
-        <w:rPr>
-          <w:highlight w:val="yellow"/>
-        </w:rPr>
-        <w:t>е</w:t>
-      </w:r>
-      <w:r>
-        <w:rPr>
-          <w:highlight w:val="yellow"/>
-        </w:rPr>
-        <w:t xml:space="preserve"> сценари</w:t>
-      </w:r>
-      <w:r>
-        <w:rPr>
-          <w:highlight w:val="yellow"/>
-        </w:rPr>
-        <w:t>и;</w:t>
-      </w:r>
-    </w:p>
-    <w:p>
-      <w:pPr>
-        <w:numPr>
-          <w:ilvl w:val="0"/>
-          <w:numId w:val="21"/>
-        </w:numPr>
-        <w:rPr>
-          <w:highlight w:val="yellow"/>
-        </w:rPr>
-      </w:pPr>
-      <w:r>
-        <w:rPr>
-          <w:highlight w:val="yellow"/>
-        </w:rPr>
-        <w:t>пользовательские сессии (вместо создания личного кабинета);</w:t>
-      </w:r>
-    </w:p>
-    <w:p>
-      <w:pPr>
-        <w:numPr>
-          <w:ilvl w:val="0"/>
-          <w:numId w:val="21"/>
-        </w:numPr>
-        <w:rPr>
-          <w:highlight w:val="yellow"/>
-        </w:rPr>
-      </w:pPr>
-      <w:r>
-        <w:rPr>
-          <w:highlight w:val="yellow"/>
-        </w:rPr>
-        <w:t>прикладной программный интерфейс (</w:t>
-      </w:r>
-      <w:r>
-        <w:rPr>
-          <w:highlight w:val="yellow"/>
-          <w:lang w:val="en-US"/>
-        </w:rPr>
-        <w:t>API</w:t>
-      </w:r>
-      <w:r>
-        <w:rPr>
-          <w:highlight w:val="yellow"/>
-        </w:rPr>
-        <w:t>) для других подсистем;</w:t>
-      </w:r>
-    </w:p>
-    <w:p>
-      <w:pPr>
-        <w:numPr>
-          <w:ilvl w:val="0"/>
-          <w:numId w:val="17"/>
-        </w:numPr>
-        <w:rPr>
-          <w:highlight w:val="yellow"/>
-        </w:rPr>
-      </w:pPr>
-      <w:r>
-        <w:rPr>
-          <w:highlight w:val="yellow"/>
-        </w:rPr>
-        <w:t>база данных промежуточных результатов;</w:t>
-      </w:r>
-    </w:p>
-    <w:p>
-      <w:pPr>
-        <w:numPr>
-          <w:ilvl w:val="0"/>
-          <w:numId w:val="17"/>
-        </w:numPr>
-        <w:rPr>
-          <w:highlight w:val="yellow"/>
-        </w:rPr>
-      </w:pPr>
-      <w:r>
-        <w:rPr>
-          <w:highlight w:val="yellow"/>
-        </w:rPr>
-        <w:t>подсистема</w:t>
-      </w:r>
-      <w:r>
-        <w:rPr>
-          <w:highlight w:val="yellow"/>
-        </w:rPr>
-        <w:t xml:space="preserve"> обработки</w:t>
-      </w:r>
-      <w:r>
-        <w:rPr>
-          <w:highlight w:val="yellow"/>
-        </w:rPr>
-        <w:t xml:space="preserve"> эмбед</w:t>
-      </w:r>
-      <w:r>
-        <w:rPr>
-          <w:highlight w:val="yellow"/>
-        </w:rPr>
-        <w:t>д</w:t>
-      </w:r>
-      <w:r>
-        <w:rPr>
-          <w:highlight w:val="yellow"/>
-        </w:rPr>
-        <w:t>ингов</w:t>
-      </w:r>
-      <w:r>
-        <w:rPr>
-          <w:highlight w:val="yellow"/>
-        </w:rPr>
-        <w:t>:</w:t>
-      </w:r>
-    </w:p>
-    <w:p>
-      <w:pPr>
-        <w:numPr>
-          <w:ilvl w:val="0"/>
-          <w:numId w:val="20"/>
-        </w:numPr>
-        <w:rPr>
-          <w:highlight w:val="yellow"/>
-        </w:rPr>
-      </w:pPr>
-      <w:r>
-        <w:rPr>
-          <w:highlight w:val="yellow"/>
-        </w:rPr>
-        <w:t>подподсистема эмбеддингов</w:t>
-      </w:r>
-      <w:r>
-        <w:rPr>
-          <w:highlight w:val="yellow"/>
-        </w:rPr>
-        <w:t>:</w:t>
-      </w:r>
-      <w:r>
-        <w:rPr>
-          <w:highlight w:val="yellow"/>
-        </w:rPr>
+        <w:t>, в которую входят элементы окружающей (внешней) среды</w:t>
+      </w:r>
+      <w:r>
+        <w:t>: ресурсы извне,</w:t>
+      </w:r>
+      <w:r>
         <w:t xml:space="preserve"> </w:t>
       </w:r>
       <w:r>
-        <w:rPr>
-          <w:highlight w:val="yellow"/>
-          <w:lang w:val="en-US"/>
-        </w:rPr>
-        <w:t>LLM</w:t>
-      </w:r>
-      <w:r>
-        <w:rPr>
-          <w:highlight w:val="yellow"/>
-        </w:rPr>
-        <w:t xml:space="preserve"> эмбеддинга</w:t>
-      </w:r>
-      <w:r>
-        <w:rPr>
-          <w:highlight w:val="yellow"/>
-        </w:rPr>
-        <w:t>, файловое хранилище</w:t>
-      </w:r>
-      <w:r>
-        <w:rPr>
-          <w:highlight w:val="yellow"/>
-        </w:rPr>
-        <w:t>;</w:t>
-      </w:r>
-    </w:p>
-    <w:p>
-      <w:pPr>
-        <w:numPr>
-          <w:ilvl w:val="0"/>
-          <w:numId w:val="20"/>
-        </w:numPr>
-        <w:rPr>
-          <w:highlight w:val="yellow"/>
-        </w:rPr>
-      </w:pPr>
-      <w:r>
-        <w:rPr>
-          <w:highlight w:val="yellow"/>
-        </w:rPr>
-        <w:t>кодирование запросов и знаний из текста и/или документов в векторы и декодирование ответов большой языковой модели из векторов в текст</w:t>
-      </w:r>
-      <w:r>
-        <w:rPr>
-          <w:highlight w:val="yellow"/>
-        </w:rPr>
-        <w:t xml:space="preserve"> с помощью </w:t>
-      </w:r>
-      <w:r>
-        <w:rPr>
-          <w:highlight w:val="yellow"/>
-          <w:lang w:val="en-US"/>
-        </w:rPr>
-        <w:t>LLM-</w:t>
-      </w:r>
-      <w:r>
-        <w:rPr>
-          <w:highlight w:val="yellow"/>
-        </w:rPr>
-        <w:t>агента</w:t>
-      </w:r>
-      <w:r>
-        <w:rPr>
-          <w:highlight w:val="yellow"/>
-        </w:rPr>
-        <w:t>;</w:t>
-      </w:r>
-    </w:p>
-    <w:p>
-      <w:pPr>
-        <w:numPr>
-          <w:ilvl w:val="0"/>
-          <w:numId w:val="20"/>
-        </w:numPr>
-        <w:rPr>
-          <w:highlight w:val="yellow"/>
-        </w:rPr>
-      </w:pPr>
-      <w:r>
-        <w:rPr>
-          <w:highlight w:val="yellow"/>
-        </w:rPr>
-        <w:t>прикладной программный интерфейс (</w:t>
-      </w:r>
-      <w:r>
-        <w:rPr>
-          <w:highlight w:val="yellow"/>
-          <w:lang w:val="en-US"/>
-        </w:rPr>
-        <w:t>API</w:t>
-      </w:r>
-      <w:r>
-        <w:rPr>
-          <w:highlight w:val="yellow"/>
-        </w:rPr>
-        <w:t>) для других подсистем;</w:t>
-      </w:r>
-    </w:p>
-    <w:p>
-      <w:pPr>
-        <w:numPr>
-          <w:ilvl w:val="0"/>
-          <w:numId w:val="17"/>
-        </w:numPr>
-        <w:rPr>
-          <w:highlight w:val="yellow"/>
-        </w:rPr>
-      </w:pPr>
-      <w:r>
-        <w:rPr>
-          <w:highlight w:val="yellow"/>
-        </w:rPr>
-        <w:t>векторная база данных, которая хранит смыслы файлового хранилища нормативных документов;</w:t>
-      </w:r>
-    </w:p>
-    <w:p>
-      <w:pPr>
-        <w:numPr>
-          <w:ilvl w:val="0"/>
-          <w:numId w:val="17"/>
-        </w:numPr>
-        <w:rPr>
-          <w:highlight w:val="yellow"/>
-        </w:rPr>
-      </w:pPr>
-      <w:r>
-        <w:rPr>
-          <w:highlight w:val="yellow"/>
-        </w:rPr>
-        <w:t xml:space="preserve">подсистема </w:t>
-      </w:r>
-      <w:r>
-        <w:rPr>
-          <w:highlight w:val="yellow"/>
-        </w:rPr>
-        <w:t>пользователя</w:t>
-      </w:r>
-      <w:r>
-        <w:rPr>
-          <w:highlight w:val="yellow"/>
-        </w:rPr>
-        <w:t>:</w:t>
-      </w:r>
-    </w:p>
-    <w:p>
-      <w:pPr>
-        <w:numPr>
-          <w:ilvl w:val="0"/>
-          <w:numId w:val="22"/>
-        </w:numPr>
-        <w:rPr>
-          <w:highlight w:val="yellow"/>
-        </w:rPr>
-      </w:pPr>
-      <w:r>
-        <w:rPr>
-          <w:highlight w:val="yellow"/>
-        </w:rPr>
-        <w:t xml:space="preserve">взаимодействие пользователя </w:t>
-      </w:r>
-      <w:r>
-        <w:rPr>
-          <w:highlight w:val="yellow"/>
-        </w:rPr>
-        <w:t xml:space="preserve">с </w:t>
-      </w:r>
-      <w:r>
-        <w:rPr>
-          <w:highlight w:val="yellow"/>
-          <w:lang w:val="en-US"/>
-        </w:rPr>
-        <w:t>LLM</w:t>
-      </w:r>
-      <w:r>
-        <w:rPr>
-          <w:highlight w:val="yellow"/>
-        </w:rPr>
-        <w:t>-агентом</w:t>
-      </w:r>
-      <w:r>
-        <w:rPr>
-          <w:highlight w:val="yellow"/>
-        </w:rPr>
-        <w:t xml:space="preserve"> через текстовые запросы</w:t>
-      </w:r>
-      <w:r>
-        <w:rPr>
-          <w:highlight w:val="yellow"/>
-        </w:rPr>
-        <w:t>;</w:t>
-      </w:r>
-    </w:p>
-    <w:p>
-      <w:pPr>
-        <w:numPr>
-          <w:ilvl w:val="0"/>
-          <w:numId w:val="22"/>
-        </w:numPr>
-        <w:rPr>
-          <w:highlight w:val="yellow"/>
-        </w:rPr>
-      </w:pPr>
-      <w:r>
-        <w:rPr>
-          <w:highlight w:val="yellow"/>
-        </w:rPr>
-        <w:t>построение дерева решений;</w:t>
-      </w:r>
-    </w:p>
-    <w:p>
-      <w:pPr>
-        <w:numPr>
-          <w:ilvl w:val="0"/>
-          <w:numId w:val="22"/>
-        </w:numPr>
-        <w:rPr>
-          <w:highlight w:val="yellow"/>
-        </w:rPr>
-      </w:pPr>
-      <w:r>
-        <w:rPr>
-          <w:highlight w:val="yellow"/>
-        </w:rPr>
-        <w:t>конструктор запросов (заранее готовые шаблоны);</w:t>
-      </w:r>
-    </w:p>
-    <w:p>
-      <w:pPr>
-        <w:numPr>
-          <w:ilvl w:val="0"/>
-          <w:numId w:val="22"/>
-        </w:numPr>
-        <w:rPr>
-          <w:highlight w:val="yellow"/>
-        </w:rPr>
-      </w:pPr>
-      <w:r>
-        <w:rPr>
-          <w:highlight w:val="yellow"/>
-        </w:rPr>
-        <w:t>подподсистема извлечения смысла (включает конвертеры/парсеры из разных форматов документов).</w:t>
-      </w:r>
-    </w:p>
-    <w:p>
-      <w:r>
-        <w:t xml:space="preserve">Граница </w:t>
-      </w:r>
-      <w:r>
-        <w:t xml:space="preserve">каждой подсистемы </w:t>
-      </w:r>
-      <w:r>
-        <w:t>системы проходит по</w:t>
-      </w:r>
-      <w:r>
-        <w:t xml:space="preserve"> своему сетевому</w:t>
-      </w:r>
-      <w:r>
-        <w:t xml:space="preserve"> </w:t>
-      </w:r>
-      <w:r>
-        <w:t>прикладному программному интерфейсу</w:t>
-      </w:r>
-      <w:r>
-        <w:t xml:space="preserve"> (</w:t>
-      </w:r>
-      <w:r>
-        <w:rPr>
-          <w:lang w:val="en-US"/>
-        </w:rPr>
-        <w:t>API</w:t>
-      </w:r>
-      <w:r>
-        <w:t>)</w:t>
-      </w:r>
-      <w:r>
-        <w:t xml:space="preserve">. Доступные </w:t>
-      </w:r>
-      <w:r>
-        <w:rPr>
-          <w:lang w:val="en-US"/>
-        </w:rPr>
-        <w:t>API</w:t>
-      </w:r>
-      <w:r>
-        <w:t xml:space="preserve"> </w:t>
-      </w:r>
-      <w:r>
-        <w:t>используются подсистемами</w:t>
-      </w:r>
-      <w:r>
-        <w:t xml:space="preserve"> внутри системы</w:t>
-      </w:r>
-      <w:r>
-        <w:t>, тогда как граница самой системы очерчена пользовательским интерфейсом</w:t>
+        <w:t>и из которой</w:t>
+      </w:r>
+      <w:r>
+        <w:t xml:space="preserve"> выходят элементы </w:t>
+      </w:r>
+      <w:r>
+        <w:t xml:space="preserve">во </w:t>
+      </w:r>
+      <w:r>
+        <w:t>внешн</w:t>
+      </w:r>
+      <w:r>
+        <w:t>юю</w:t>
+      </w:r>
+      <w:r>
+        <w:t xml:space="preserve"> сред</w:t>
+      </w:r>
+      <w:r>
+        <w:t>у</w:t>
+      </w:r>
+      <w:r>
+        <w:t>: продукты переработки</w:t>
+      </w:r>
+      <w:r>
+        <w:t xml:space="preserve"> (рис. 2)</w:t>
       </w:r>
       <w:r>
         <w:t>.</w:t>
       </w:r>
     </w:p>
     <w:p>
-      <w:r>
-        <w:t>Модель структуры системы (модель взаимосвязей)</w:t>
-      </w:r>
-      <w:r>
-        <w:t xml:space="preserve"> </w:t>
-      </w:r>
-      <w:r>
-        <w:t>– это отражение состава системы и её внутренних связей.</w:t>
-      </w:r>
-      <w:r>
-        <w:t xml:space="preserve"> Содержит </w:t>
-      </w:r>
-      <w:r>
-        <w:t xml:space="preserve">модель состава </w:t>
-      </w:r>
-      <w:r>
-        <w:t>систем</w:t>
-      </w:r>
-      <w:r>
-        <w:t>ы</w:t>
-      </w:r>
-      <w:r>
-        <w:t>, в которую входят элементы окружающей (внешней) среды</w:t>
-      </w:r>
-      <w:r>
-        <w:t>: ресурсы извне,</w:t>
-      </w:r>
-      <w:r>
-        <w:t xml:space="preserve"> </w:t>
-      </w:r>
-      <w:r>
-        <w:t>и из которой</w:t>
-      </w:r>
-      <w:r>
-        <w:t xml:space="preserve"> выходят элементы </w:t>
-      </w:r>
-      <w:r>
-        <w:t xml:space="preserve">во </w:t>
-      </w:r>
-      <w:r>
-        <w:t>внешн</w:t>
-      </w:r>
-      <w:r>
-        <w:t>юю</w:t>
-      </w:r>
-      <w:r>
-        <w:t xml:space="preserve"> сред</w:t>
-      </w:r>
-      <w:r>
-        <w:t>у</w:t>
-      </w:r>
-      <w:r>
-        <w:t>: продукты переработки</w:t>
-      </w:r>
-      <w:r>
-        <w:t>.</w:t>
-      </w:r>
-    </w:p>
-    <w:p>
       <w:pPr>
         <w:keepNext/>
+        <w:ind w:firstLine="0"/>
         <w:jc w:val="center"/>
       </w:pPr>
       <w:r>
         <w:rPr>
           <w:noProof/>
         </w:rPr>
-        <w:lastRenderedPageBreak/>
         <w:drawing>
-          <wp:inline distT="0" distB="0" distL="0" distR="0" wp14:anchorId="623091C4" wp14:editId="4B766F40">
-            <wp:extent cx="8932230" cy="4614399"/>
-            <wp:effectExtent l="6350" t="0" r="8890" b="8890"/>
-            <wp:docPr id="3" name="Рисунок 3"/>
+          <wp:inline distT="0" distB="0" distL="0" distR="0" wp14:anchorId="3A12D67A" wp14:editId="789C627A">
+            <wp:extent cx="4351020" cy="2209370"/>
+            <wp:effectExtent l="0" t="0" r="0" b="635"/>
+            <wp:docPr id="6" name="Рисунок 6"/>
             <wp:cNvGraphicFramePr>
               <a:graphicFrameLocks xmlns:a="http://schemas.openxmlformats.org/drawingml/2006/main" noChangeAspect="1"/>
             </wp:cNvGraphicFramePr>
@@ -1850,9 +1566,9 @@
                     </a:stretch>
                   </pic:blipFill>
                   <pic:spPr>
-                    <a:xfrm rot="16200000">
+                    <a:xfrm>
                       <a:off x="0" y="0"/>
-                      <a:ext cx="8957651" cy="4627531"/>
+                      <a:ext cx="4428744" cy="2248837"/>
                     </a:xfrm>
                     <a:prstGeom prst="rect">
                       <a:avLst/>
@@ -1868,6 +1584,7 @@
     <w:p>
       <w:pPr>
         <w:pStyle w:val="af1"/>
+        <w:ind w:firstLine="0"/>
         <w:rPr>
           <w:i/>
           <w:iCs w:val="0"/>
@@ -1878,7 +1595,6 @@
         <w:rPr>
           <w:iCs w:val="0"/>
           <w:szCs w:val="28"/>
-          <w:highlight w:val="yellow"/>
         </w:rPr>
         <w:t xml:space="preserve">Рис. </w:t>
       </w:r>
@@ -1887,7 +1603,6 @@
           <w:i/>
           <w:iCs w:val="0"/>
           <w:szCs w:val="28"/>
-          <w:highlight w:val="yellow"/>
         </w:rPr>
         <w:fldChar w:fldCharType="begin"/>
       </w:r>
@@ -1895,7 +1610,6 @@
         <w:rPr>
           <w:iCs w:val="0"/>
           <w:szCs w:val="28"/>
-          <w:highlight w:val="yellow"/>
         </w:rPr>
         <w:instrText xml:space="preserve"> SEQ Рис. \* ARABIC </w:instrText>
       </w:r>
@@ -1904,7 +1618,6 @@
           <w:i/>
           <w:iCs w:val="0"/>
           <w:szCs w:val="28"/>
-          <w:highlight w:val="yellow"/>
         </w:rPr>
         <w:fldChar w:fldCharType="separate"/>
       </w:r>
@@ -1913,7 +1626,6 @@
           <w:iCs w:val="0"/>
           <w:noProof/>
           <w:szCs w:val="28"/>
-          <w:highlight w:val="yellow"/>
         </w:rPr>
         <w:t>2</w:t>
       </w:r>
@@ -1922,7 +1634,6 @@
           <w:i/>
           <w:iCs w:val="0"/>
           <w:szCs w:val="28"/>
-          <w:highlight w:val="yellow"/>
         </w:rPr>
         <w:fldChar w:fldCharType="end"/>
       </w:r>
@@ -1930,7 +1641,6 @@
         <w:rPr>
           <w:iCs w:val="0"/>
           <w:szCs w:val="28"/>
-          <w:highlight w:val="yellow"/>
         </w:rPr>
         <w:t xml:space="preserve">. </w:t>
       </w:r>
@@ -1938,7 +1648,6 @@
         <w:rPr>
           <w:iCs w:val="0"/>
           <w:szCs w:val="28"/>
-          <w:highlight w:val="yellow"/>
         </w:rPr>
         <w:t xml:space="preserve">Модель структуры </w:t>
       </w:r>
@@ -1946,7 +1655,6 @@
         <w:rPr>
           <w:iCs w:val="0"/>
           <w:szCs w:val="28"/>
-          <w:highlight w:val="yellow"/>
         </w:rPr>
         <w:t xml:space="preserve">текущей </w:t>
       </w:r>
@@ -1954,11 +1662,11 @@
         <w:rPr>
           <w:iCs w:val="0"/>
           <w:szCs w:val="28"/>
-          <w:highlight w:val="yellow"/>
         </w:rPr>
         <w:t>системы</w:t>
       </w:r>
     </w:p>
+    <w:p/>
     <w:p>
       <w:r>
         <w:lastRenderedPageBreak/>
@@ -1970,30 +1678,563 @@
     </w:p>
     <w:p>
       <w:r>
-        <w:t xml:space="preserve">Окружающей средой для системы являются </w:t>
-      </w:r>
+        <w:t>Окружающей средой для системы являются</w:t>
+      </w:r>
+      <w:r>
+        <w:t>:</w:t>
+      </w:r>
+    </w:p>
+    <w:p>
+      <w:pPr>
+        <w:numPr>
+          <w:ilvl w:val="0"/>
+          <w:numId w:val="30"/>
+        </w:numPr>
+        <w:ind w:left="0" w:firstLine="426"/>
+      </w:pPr>
       <w:r>
         <w:t>нормативные документы производства</w:t>
       </w:r>
       <w:r>
-        <w:t xml:space="preserve">, включающие текст и файлы, и </w:t>
-      </w:r>
-      <w:r>
-        <w:t>опыт сценариста</w:t>
+        <w:t>, включающие текст и файлы</w:t>
+      </w:r>
+      <w:r>
+        <w:t>;</w:t>
+      </w:r>
+    </w:p>
+    <w:p>
+      <w:pPr>
+        <w:numPr>
+          <w:ilvl w:val="0"/>
+          <w:numId w:val="30"/>
+        </w:numPr>
+        <w:ind w:left="0" w:firstLine="426"/>
+      </w:pPr>
+      <w:r>
+        <w:t>запрос на создание сценария</w:t>
       </w:r>
       <w:r>
         <w:t>.</w:t>
       </w:r>
+    </w:p>
+    <w:p>
+      <w:r>
+        <w:t>Выходными данными являются сценарии</w:t>
+      </w:r>
+      <w:r>
+        <w:t xml:space="preserve"> для тренажёра</w:t>
+      </w:r>
+      <w:r>
+        <w:t>.</w:t>
+      </w:r>
+    </w:p>
+    <w:p>
+      <w:r>
+        <w:t xml:space="preserve">Граница системы проходит по </w:t>
+      </w:r>
+      <w:r>
+        <w:t>интерфейсу работы сценариста</w:t>
+      </w:r>
+      <w:r>
+        <w:t>-программиста. Э</w:t>
+      </w:r>
+      <w:r>
+        <w:t xml:space="preserve">кспорт данных </w:t>
+      </w:r>
+      <w:r>
+        <w:t>в формат</w:t>
+      </w:r>
+      <w:r>
+        <w:t xml:space="preserve"> VR-тренаж</w:t>
+      </w:r>
+      <w:r>
+        <w:t>ё</w:t>
+      </w:r>
+      <w:r>
+        <w:t>ра</w:t>
+      </w:r>
+      <w:r>
+        <w:t xml:space="preserve"> является переходным действием между системой и её выходными данными в окружающую среду.</w:t>
+      </w:r>
+    </w:p>
+    <w:p>
+      <w:hyperlink r:id="rId10" w:history="1">
+        <w:r>
+          <w:rPr>
+            <w:rStyle w:val="af2"/>
+            <w:lang w:val="en-US"/>
+          </w:rPr>
+          <w:t>https</w:t>
+        </w:r>
+        <w:r>
+          <w:rPr>
+            <w:rStyle w:val="af2"/>
+          </w:rPr>
+          <w:t>://</w:t>
+        </w:r>
+        <w:r>
+          <w:rPr>
+            <w:rStyle w:val="af2"/>
+            <w:lang w:val="en-US"/>
+          </w:rPr>
+          <w:t>studfile</w:t>
+        </w:r>
+        <w:r>
+          <w:rPr>
+            <w:rStyle w:val="af2"/>
+          </w:rPr>
+          <w:t>.</w:t>
+        </w:r>
+        <w:r>
+          <w:rPr>
+            <w:rStyle w:val="af2"/>
+            <w:lang w:val="en-US"/>
+          </w:rPr>
+          <w:t>net</w:t>
+        </w:r>
+        <w:r>
+          <w:rPr>
+            <w:rStyle w:val="af2"/>
+          </w:rPr>
+          <w:t>/</w:t>
+        </w:r>
+        <w:r>
+          <w:rPr>
+            <w:rStyle w:val="af2"/>
+            <w:lang w:val="en-US"/>
+          </w:rPr>
+          <w:t>preview</w:t>
+        </w:r>
+        <w:r>
+          <w:rPr>
+            <w:rStyle w:val="af2"/>
+          </w:rPr>
+          <w:t>/9567679/</w:t>
+        </w:r>
+        <w:r>
+          <w:rPr>
+            <w:rStyle w:val="af2"/>
+            <w:lang w:val="en-US"/>
+          </w:rPr>
+          <w:t>page</w:t>
+        </w:r>
+        <w:r>
+          <w:rPr>
+            <w:rStyle w:val="af2"/>
+          </w:rPr>
+          <w:t>:2/</w:t>
+        </w:r>
+      </w:hyperlink>
       <w:r>
         <w:t xml:space="preserve"> </w:t>
       </w:r>
-      <w:r>
-        <w:t>Выходными данными являются сценарии.</w:t>
-      </w:r>
-    </w:p>
-    <w:p>
-      <w:r>
-        <w:t>Целевым показателем производительности системы является 10 сценариев в час. Один человек не может достичь подобной производительности.</w:t>
+    </w:p>
+    <w:p>
+      <w:hyperlink r:id="rId11" w:history="1">
+        <w:r>
+          <w:rPr>
+            <w:rStyle w:val="af2"/>
+            <w:lang w:val="en-US"/>
+          </w:rPr>
+          <w:t>https</w:t>
+        </w:r>
+        <w:r>
+          <w:rPr>
+            <w:rStyle w:val="af2"/>
+          </w:rPr>
+          <w:t>://</w:t>
+        </w:r>
+        <w:r>
+          <w:rPr>
+            <w:rStyle w:val="af2"/>
+            <w:lang w:val="en-US"/>
+          </w:rPr>
+          <w:t>studfile</w:t>
+        </w:r>
+        <w:r>
+          <w:rPr>
+            <w:rStyle w:val="af2"/>
+          </w:rPr>
+          <w:t>.</w:t>
+        </w:r>
+        <w:r>
+          <w:rPr>
+            <w:rStyle w:val="af2"/>
+            <w:lang w:val="en-US"/>
+          </w:rPr>
+          <w:t>net</w:t>
+        </w:r>
+        <w:r>
+          <w:rPr>
+            <w:rStyle w:val="af2"/>
+          </w:rPr>
+          <w:t>/</w:t>
+        </w:r>
+        <w:r>
+          <w:rPr>
+            <w:rStyle w:val="af2"/>
+            <w:lang w:val="en-US"/>
+          </w:rPr>
+          <w:t>preview</w:t>
+        </w:r>
+        <w:r>
+          <w:rPr>
+            <w:rStyle w:val="af2"/>
+          </w:rPr>
+          <w:t>/7483181/</w:t>
+        </w:r>
+        <w:r>
+          <w:rPr>
+            <w:rStyle w:val="af2"/>
+            <w:lang w:val="en-US"/>
+          </w:rPr>
+          <w:t>page</w:t>
+        </w:r>
+        <w:r>
+          <w:rPr>
+            <w:rStyle w:val="af2"/>
+          </w:rPr>
+          <w:t>:16/</w:t>
+        </w:r>
+      </w:hyperlink>
+      <w:r>
+        <w:t xml:space="preserve"> </w:t>
+      </w:r>
+    </w:p>
+    <w:p>
+      <w:pPr>
+        <w:jc w:val="left"/>
+      </w:pPr>
+      <w:r>
+        <w:br w:type="page"/>
+      </w:r>
+    </w:p>
+    <w:p>
+      <w:pPr>
+        <w:ind w:firstLine="0"/>
+        <w:jc w:val="center"/>
+      </w:pPr>
+      <w:r>
+        <w:lastRenderedPageBreak/>
+        <w:t>Лабораторная работа №2</w:t>
+      </w:r>
+    </w:p>
+    <w:p>
+      <w:pPr>
+        <w:ind w:firstLine="0"/>
+        <w:jc w:val="center"/>
+      </w:pPr>
+      <w:r>
+        <w:t>Графическое представление задачи</w:t>
+      </w:r>
+    </w:p>
+    <w:p>
+      <w:r>
+        <w:t>Свойство системы — это присущее системе качество, проявляющееся в её взаимодействии со средой или внутри себя.</w:t>
+      </w:r>
+    </w:p>
+    <w:p>
+      <w:r>
+        <w:t>С</w:t>
+      </w:r>
+      <w:r>
+        <w:t>истема</w:t>
+      </w:r>
+      <w:r>
+        <w:t xml:space="preserve"> создания сценариев</w:t>
+      </w:r>
+      <w:r>
+        <w:t xml:space="preserve"> имеет следующие свойства:</w:t>
+      </w:r>
+    </w:p>
+    <w:p>
+      <w:pPr>
+        <w:numPr>
+          <w:ilvl w:val="0"/>
+          <w:numId w:val="23"/>
+        </w:numPr>
+      </w:pPr>
+      <w:r>
+        <w:t>эмерджентность (</w:t>
+      </w:r>
+      <w:r>
+        <w:t>от англ. emergence — возникновение, появление</w:t>
+      </w:r>
+      <w:r>
+        <w:t xml:space="preserve">) </w:t>
+      </w:r>
+      <w:r>
+        <w:t>— это наличие у системы новых, уникальных свойств или качеств, которые возникают при взаимодействии её компонентов, но не присущи ни одной из её частей по отдельности</w:t>
+      </w:r>
+      <w:r>
+        <w:t xml:space="preserve"> – Сценарист-технолог и Сценарист-программист </w:t>
+      </w:r>
+      <w:r>
+        <w:t>создают сценарии вместе</w:t>
+      </w:r>
+      <w:r>
+        <w:t>, разделяя ответственность</w:t>
+      </w:r>
+      <w:r>
+        <w:t>;</w:t>
+      </w:r>
+    </w:p>
+    <w:p>
+      <w:pPr>
+        <w:numPr>
+          <w:ilvl w:val="0"/>
+          <w:numId w:val="23"/>
+        </w:numPr>
+      </w:pPr>
+      <w:r>
+        <w:t>н</w:t>
+      </w:r>
+      <w:r>
+        <w:t>аличие структуры</w:t>
+      </w:r>
+      <w:r>
+        <w:t xml:space="preserve"> – есть </w:t>
+      </w:r>
+      <w:r>
+        <w:t>состав</w:t>
+      </w:r>
+      <w:r>
+        <w:t xml:space="preserve"> </w:t>
+      </w:r>
+      <w:r>
+        <w:t>элементов, находящихся в определ</w:t>
+      </w:r>
+      <w:r>
+        <w:t>ё</w:t>
+      </w:r>
+      <w:r>
+        <w:t>нной взаимозависимости и взаимосвязи</w:t>
+      </w:r>
+      <w:r>
+        <w:t>;</w:t>
+      </w:r>
+    </w:p>
+    <w:p>
+      <w:pPr>
+        <w:numPr>
+          <w:ilvl w:val="0"/>
+          <w:numId w:val="23"/>
+        </w:numPr>
+      </w:pPr>
+      <w:r>
+        <w:t>у</w:t>
+      </w:r>
+      <w:r>
+        <w:t>ровень организованности</w:t>
+      </w:r>
+      <w:r>
+        <w:t xml:space="preserve"> –</w:t>
+      </w:r>
+      <w:r>
+        <w:t>согласованность действий элементов системы</w:t>
+      </w:r>
+      <w:r>
+        <w:t xml:space="preserve"> – элементы системы создания сценариев</w:t>
+      </w:r>
+      <w:r>
+        <w:t xml:space="preserve"> выполняют работу в своё время </w:t>
+      </w:r>
+      <w:r>
+        <w:t>и результат этой работы может и является началом работы другого элемента;</w:t>
+      </w:r>
+    </w:p>
+    <w:p>
+      <w:pPr>
+        <w:numPr>
+          <w:ilvl w:val="0"/>
+          <w:numId w:val="23"/>
+        </w:numPr>
+      </w:pPr>
+      <w:r>
+        <w:t>с</w:t>
+      </w:r>
+      <w:r>
+        <w:t>пособность системы воспринимать воздействия от внешних условий и воздействовать на них</w:t>
+      </w:r>
+      <w:r>
+        <w:t xml:space="preserve"> – система создания сценариев</w:t>
+      </w:r>
+      <w:r>
+        <w:t xml:space="preserve"> преобразует </w:t>
+      </w:r>
+      <w:r>
+        <w:t>запрос на создание по конкретной теме и нормативны</w:t>
+      </w:r>
+      <w:r>
+        <w:t>е</w:t>
+      </w:r>
+      <w:r>
+        <w:t xml:space="preserve"> документ</w:t>
+      </w:r>
+      <w:r>
+        <w:t>ы</w:t>
+      </w:r>
+      <w:r>
+        <w:t xml:space="preserve"> целевых производственных цехов</w:t>
+      </w:r>
+      <w:r>
+        <w:t xml:space="preserve"> в сценарий.</w:t>
+      </w:r>
+    </w:p>
+    <w:p>
+      <w:r>
+        <w:t xml:space="preserve">Система создания сценариев </w:t>
+      </w:r>
+      <w:r>
+        <w:t xml:space="preserve">относится к классу </w:t>
+      </w:r>
+      <w:r>
+        <w:t>е</w:t>
+      </w:r>
+      <w:r>
+        <w:t>стественны</w:t>
+      </w:r>
+      <w:r>
+        <w:t>х</w:t>
+      </w:r>
+      <w:r>
+        <w:t>, открытых</w:t>
+      </w:r>
+      <w:r>
+        <w:t xml:space="preserve"> </w:t>
+      </w:r>
+      <w:r>
+        <w:t>информационн</w:t>
+      </w:r>
+      <w:r>
+        <w:t>ых</w:t>
+      </w:r>
+      <w:r>
+        <w:t>, динамических стохастических систем</w:t>
+      </w:r>
+      <w:r>
+        <w:t xml:space="preserve"> (человеческий фактор)</w:t>
+      </w:r>
+      <w:r>
+        <w:t>, так как обладает следующими признаками:</w:t>
+      </w:r>
+    </w:p>
+    <w:p>
+      <w:pPr>
+        <w:numPr>
+          <w:ilvl w:val="0"/>
+          <w:numId w:val="24"/>
+        </w:numPr>
+      </w:pPr>
+      <w:r>
+        <w:t xml:space="preserve">открытость – это </w:t>
+      </w:r>
+      <w:r>
+        <w:t>способность активно взаимодействовать с окружающей средой, обмениваясь информацией, энергией или веществом, а также адаптироваться к изменениям</w:t>
+      </w:r>
+      <w:r>
+        <w:t>;</w:t>
+      </w:r>
+    </w:p>
+    <w:p>
+      <w:pPr>
+        <w:numPr>
+          <w:ilvl w:val="0"/>
+          <w:numId w:val="24"/>
+        </w:numPr>
+      </w:pPr>
+      <w:r>
+        <w:t>ц</w:t>
+      </w:r>
+      <w:r>
+        <w:t>елостность – несводимость свойств системы к свойствам входящих в не</w:t>
+      </w:r>
+      <w:r>
+        <w:t>ё</w:t>
+      </w:r>
+      <w:r>
+        <w:t xml:space="preserve"> элементов</w:t>
+      </w:r>
+      <w:r>
+        <w:t>, так как система</w:t>
+      </w:r>
+      <w:r>
+        <w:t xml:space="preserve"> рассматривается как единое целое, состоящее из взаимодействующих частей, часто разнокачественных, но одновременно совместимых</w:t>
+      </w:r>
+      <w:r>
+        <w:t>;</w:t>
+      </w:r>
+    </w:p>
+    <w:p>
+      <w:pPr>
+        <w:numPr>
+          <w:ilvl w:val="0"/>
+          <w:numId w:val="24"/>
+        </w:numPr>
+      </w:pPr>
+      <w:r>
+        <w:lastRenderedPageBreak/>
+        <w:t>м</w:t>
+      </w:r>
+      <w:r>
+        <w:t xml:space="preserve">ножество </w:t>
+      </w:r>
+      <w:r>
+        <w:t xml:space="preserve">связных </w:t>
+      </w:r>
+      <w:r>
+        <w:t xml:space="preserve">элементов </w:t>
+      </w:r>
+      <w:r>
+        <w:t>– элемент</w:t>
+      </w:r>
+      <w:r>
+        <w:t>ы системы участвуют в её внутренних процессах</w:t>
+      </w:r>
+      <w:r>
+        <w:t>;</w:t>
+      </w:r>
+    </w:p>
+    <w:p>
+      <w:pPr>
+        <w:numPr>
+          <w:ilvl w:val="0"/>
+          <w:numId w:val="24"/>
+        </w:numPr>
+      </w:pPr>
+      <w:r>
+        <w:t>е</w:t>
+      </w:r>
+      <w:r>
+        <w:t>динство главной цели</w:t>
+      </w:r>
+      <w:r>
+        <w:t xml:space="preserve"> – процессы взаимодействия элементов ведут к достижению единственной цели – все элементы участвуют в создании сценария</w:t>
+      </w:r>
+      <w:r>
+        <w:t>.</w:t>
+      </w:r>
+    </w:p>
+    <w:p>
+      <w:r>
+        <w:t>Н</w:t>
+      </w:r>
+      <w:r>
+        <w:t>а проработку сценария требуется время, а изменение нормативных документов требует пересмотра всех уже имеющихся сценариев</w:t>
+      </w:r>
+      <w:r>
+        <w:t>. С</w:t>
+      </w:r>
+      <w:r>
+        <w:t xml:space="preserve"> данной проблемой столкнулся отдел 3D-визуализации и аддитивных технологий ведётся АО «НИУИФ им. профессора Я.В. Самойлова».</w:t>
+      </w:r>
+    </w:p>
+    <w:p>
+      <w:r>
+        <w:t>Для создания 100 сценариев вручную требуется полная рабочая неделя и опытный специалист в целевой предметной области. Исходя из наблюдений, текущая производительность системы на один сценарий: 2-3 человеко-часов.</w:t>
+      </w:r>
+      <w:r>
+        <w:t xml:space="preserve"> Целевым показателем производительности системы является 10 сценариев в час. Один человек не может достичь подобной производительности.</w:t>
       </w:r>
     </w:p>
     <w:p>
@@ -2092,317 +2333,155 @@
         <w:t>обеспечить отправку запроса объекту генерации сценариев и получение созданного ответа через пользовательский интерфейс.</w:t>
       </w:r>
     </w:p>
-    <w:p/>
-    <w:p>
-      <w:pPr>
-        <w:jc w:val="left"/>
-      </w:pPr>
-      <w:r>
-        <w:br w:type="page"/>
-      </w:r>
-    </w:p>
-    <w:p>
-      <w:pPr>
-        <w:ind w:firstLine="0"/>
-        <w:jc w:val="center"/>
-      </w:pPr>
+    <w:p>
+      <w:r>
+        <w:t>Большая языковая модель (</w:t>
+      </w:r>
+      <w:r>
+        <w:rPr>
+          <w:lang w:val="en-US"/>
+        </w:rPr>
+        <w:t>LLM</w:t>
+      </w:r>
+      <w:r>
+        <w:t>)</w:t>
+      </w:r>
+      <w:r>
+        <w:t xml:space="preserve"> имеет знания</w:t>
+      </w:r>
+      <w:r>
+        <w:t xml:space="preserve">, </w:t>
+      </w:r>
+      <w:r>
+        <w:t>заложенные в</w:t>
+      </w:r>
+      <w:r>
+        <w:t>о время</w:t>
+      </w:r>
+      <w:r>
+        <w:t xml:space="preserve"> обучения, </w:t>
+      </w:r>
+      <w:r>
+        <w:t>однако с этого момента они теряют свою актуальность</w:t>
+      </w:r>
+      <w:r>
+        <w:t xml:space="preserve">, </w:t>
+      </w:r>
+      <w:r>
+        <w:t xml:space="preserve">а пере- или </w:t>
+      </w:r>
       <w:r>
         <w:lastRenderedPageBreak/>
-        <w:t>(</w:t>
-      </w:r>
-      <w:r>
-        <w:t xml:space="preserve">стр. </w:t>
-      </w:r>
-      <w:r>
-        <w:t>8)</w:t>
+        <w:t>дообучение является слишком</w:t>
+      </w:r>
+      <w:r>
+        <w:t xml:space="preserve"> дорогим по времени и материальным ресурсам.</w:t>
       </w:r>
       <w:r>
         <w:t xml:space="preserve"> </w:t>
       </w:r>
       <w:r>
-        <w:t>Лабораторная работа №2</w:t>
-      </w:r>
-    </w:p>
-    <w:p>
-      <w:pPr>
-        <w:ind w:firstLine="0"/>
-        <w:jc w:val="center"/>
-      </w:pPr>
-      <w:r>
-        <w:t>Графическое представление задачи</w:t>
-      </w:r>
-    </w:p>
-    <w:p>
-      <w:r>
-        <w:t>Свойство системы — это присущее системе качество, проявляющееся в её взаимодействии со средой или внутри себя.</w:t>
-      </w:r>
-    </w:p>
-    <w:p>
-      <w:r>
-        <w:t>Разрабатываемая система имеет следующие свойства:</w:t>
+        <w:rPr>
+          <w:lang w:val="en-US"/>
+        </w:rPr>
+        <w:t>LLM</w:t>
+      </w:r>
+      <w:r>
+        <w:t>-</w:t>
+      </w:r>
+      <w:r>
+        <w:t xml:space="preserve">агенты могут галлюцинировать – выдавать ложный ответ за правдивый, даже если ответ получен после множества циклов внутренних рассуждений. </w:t>
+      </w:r>
+    </w:p>
+    <w:p>
+      <w:r>
+        <w:t>С</w:t>
+      </w:r>
+      <w:r>
+        <w:t>истемы</w:t>
+      </w:r>
+      <w:r>
+        <w:t xml:space="preserve">, построенные на основе технологии </w:t>
+      </w:r>
+      <w:r>
+        <w:rPr>
+          <w:lang w:val="en-US"/>
+        </w:rPr>
+        <w:t>RAG</w:t>
+      </w:r>
+      <w:r>
+        <w:t>,</w:t>
+      </w:r>
+      <w:r>
+        <w:t xml:space="preserve"> являются своеобразным костылём, так как решают симптоматику до тех пор, пока не будет разработана новая архитектура, приближающая нас к </w:t>
+      </w:r>
+      <w:r>
+        <w:rPr>
+          <w:lang w:val="en-US"/>
+        </w:rPr>
+        <w:t>AGI</w:t>
+      </w:r>
+      <w:r>
+        <w:t>.</w:t>
+      </w:r>
+    </w:p>
+    <w:p>
+      <w:r>
+        <w:t xml:space="preserve">Выбор технологии </w:t>
+      </w:r>
+      <w:r>
+        <w:rPr>
+          <w:lang w:val="en-US"/>
+        </w:rPr>
+        <w:t>RAG</w:t>
+      </w:r>
+      <w:r>
+        <w:t xml:space="preserve"> </w:t>
+      </w:r>
+      <w:r>
+        <w:t>сделан по причинам:</w:t>
       </w:r>
     </w:p>
     <w:p>
       <w:pPr>
         <w:numPr>
           <w:ilvl w:val="0"/>
-          <w:numId w:val="23"/>
+          <w:numId w:val="28"/>
         </w:numPr>
       </w:pPr>
       <w:r>
-        <w:t>эмерджентность (</w:t>
-      </w:r>
-      <w:r>
-        <w:t>от англ. emergence — возникновение, появление</w:t>
-      </w:r>
-      <w:r>
-        <w:t xml:space="preserve">) </w:t>
-      </w:r>
-      <w:r>
-        <w:t>— это наличие у системы новых, уникальных свойств или качеств, которые возникают при взаимодействии её компонентов, но не присущи ни одной из её частей по отдельности</w:t>
-      </w:r>
-      <w:r>
-        <w:t>; ответ ИС на запрос – это результат работы цепочки поиск + генерация, который не может выдать БД или LLM-агент по отдельности;</w:t>
+        <w:t>минимизации галлюцинаций – подача внешних данных на вход принуждает модель опираться на факты, а не на старые знания из обучения;</w:t>
       </w:r>
     </w:p>
     <w:p>
       <w:pPr>
         <w:numPr>
           <w:ilvl w:val="0"/>
-          <w:numId w:val="23"/>
+          <w:numId w:val="28"/>
         </w:numPr>
       </w:pPr>
       <w:r>
-        <w:t xml:space="preserve">открытость – это </w:t>
-      </w:r>
-      <w:r>
-        <w:t>способность активно взаимодействовать с окружающей средой, обмениваясь информацией, энергией или веществом, а также адаптироваться к изменениям</w:t>
-      </w:r>
-      <w:r>
-        <w:t>; ИС постоянно обменивается данными с внешними источниками для получения актуальной информации.</w:t>
-      </w:r>
-    </w:p>
-    <w:p>
-      <w:r>
-        <w:t>Разрабатываемая ИС относится к классу искусственных, открытых, динамических и стохастических систем, так как обладает следующими признаками:</w:t>
+        <w:t>экономической эффективности – позволяет не переобучать нейросеть целиком, а просто менять входные данные (контекст);</w:t>
       </w:r>
     </w:p>
     <w:p>
       <w:pPr>
         <w:numPr>
           <w:ilvl w:val="0"/>
-          <w:numId w:val="24"/>
+          <w:numId w:val="28"/>
         </w:numPr>
       </w:pPr>
       <w:r>
-        <w:t>сложность – система является сложной, так как включает в себя неоднородные элементы (модели искусственного интеллекта, векторная БД, внутренние алгоритмы ранжирования</w:t>
-      </w:r>
-      <w:r>
-        <w:t xml:space="preserve"> и прочее</w:t>
-      </w:r>
-      <w:r>
-        <w:t>)</w:t>
-      </w:r>
-      <w:r>
-        <w:t>;</w:t>
-      </w:r>
-    </w:p>
-    <w:p>
-      <w:pPr>
-        <w:numPr>
-          <w:ilvl w:val="0"/>
-          <w:numId w:val="24"/>
-        </w:numPr>
-      </w:pPr>
-      <w:r>
-        <w:t>у</w:t>
-      </w:r>
-      <w:r>
-        <w:t>правляемость</w:t>
-      </w:r>
-      <w:r>
-        <w:t xml:space="preserve"> – </w:t>
-      </w:r>
-      <w:r>
-        <w:t>Система автоматизированная</w:t>
-      </w:r>
-      <w:r>
-        <w:t xml:space="preserve">, но </w:t>
-      </w:r>
-      <w:r>
-        <w:t>требует участия человека для настройки промптов и параметров температуры</w:t>
-      </w:r>
-      <w:r>
-        <w:t xml:space="preserve"> (на этапе запуска)</w:t>
-      </w:r>
-      <w:r>
-        <w:t>.</w:t>
-      </w:r>
-    </w:p>
-    <w:p>
-      <w:r>
-        <w:t>Разрабатываемой системе присущи следующие свойства:</w:t>
-      </w:r>
-    </w:p>
-    <w:p>
-      <w:pPr>
-        <w:numPr>
-          <w:ilvl w:val="0"/>
-          <w:numId w:val="25"/>
-        </w:numPr>
-      </w:pPr>
-      <w:r>
-        <w:t>целостность – изменение алгоритма поиска (Retrieval) влияет на качество итогового текста (Generation);</w:t>
-      </w:r>
-    </w:p>
-    <w:p>
-      <w:pPr>
-        <w:numPr>
-          <w:ilvl w:val="0"/>
-          <w:numId w:val="25"/>
-        </w:numPr>
-      </w:pPr>
-      <w:r>
-        <w:t>структурность – препроцессинг запроса -&gt; поиск -&gt; синтез;</w:t>
-      </w:r>
-    </w:p>
-    <w:p>
-      <w:pPr>
-        <w:numPr>
-          <w:ilvl w:val="0"/>
-          <w:numId w:val="25"/>
-        </w:numPr>
-      </w:pPr>
-      <w:r>
-        <w:t xml:space="preserve">иерархичность – </w:t>
-      </w:r>
-      <w:r>
-        <w:t xml:space="preserve">подсистема обработки эмбеддингов </w:t>
-      </w:r>
-      <w:r>
-        <w:t>состоит из алгоритмов</w:t>
-      </w:r>
-      <w:r>
-        <w:t xml:space="preserve"> разбиения запросов на части, преобразования</w:t>
-      </w:r>
-      <w:r>
-        <w:t xml:space="preserve"> эмбеддингов</w:t>
-      </w:r>
-      <w:r>
-        <w:t xml:space="preserve"> в текст</w:t>
-      </w:r>
-      <w:r>
-        <w:t>, методов индексации</w:t>
-      </w:r>
-      <w:r>
-        <w:t xml:space="preserve"> знаний</w:t>
-      </w:r>
-      <w:r>
-        <w:t xml:space="preserve"> и механизмов предоставления своих возможностей другим частям системы;</w:t>
-      </w:r>
-    </w:p>
-    <w:p>
-      <w:pPr>
-        <w:numPr>
-          <w:ilvl w:val="0"/>
-          <w:numId w:val="25"/>
-        </w:numPr>
-      </w:pPr>
-      <w:r>
-        <w:lastRenderedPageBreak/>
-        <w:t>функциональность –</w:t>
-      </w:r>
-      <w:r>
-        <w:t xml:space="preserve"> </w:t>
-      </w:r>
-      <w:r>
-        <w:t>трансформ</w:t>
-      </w:r>
-      <w:r>
-        <w:t>ация</w:t>
-      </w:r>
-      <w:r>
-        <w:t xml:space="preserve"> неструктурированн</w:t>
-      </w:r>
-      <w:r>
-        <w:t>ого</w:t>
-      </w:r>
-      <w:r>
-        <w:t xml:space="preserve"> запрос</w:t>
-      </w:r>
-      <w:r>
-        <w:t>а</w:t>
-      </w:r>
-      <w:r>
-        <w:t xml:space="preserve"> в структурированный ответ.</w:t>
-      </w:r>
-    </w:p>
-    <w:p>
-      <w:r>
-        <w:t xml:space="preserve">Проблема и задачи сформулированы в лабораторной работе № 1. </w:t>
-      </w:r>
-      <w:r>
-        <w:t>LLM-агент имеет знания</w:t>
-      </w:r>
-      <w:r>
-        <w:t xml:space="preserve">, </w:t>
-      </w:r>
-      <w:r>
-        <w:t>заложенные в</w:t>
-      </w:r>
-      <w:r>
-        <w:t>о время</w:t>
-      </w:r>
-      <w:r>
-        <w:t xml:space="preserve"> обучения, </w:t>
-      </w:r>
-      <w:r>
-        <w:t>однако с этого момента они теряют свою актуальность</w:t>
-      </w:r>
-      <w:r>
-        <w:t xml:space="preserve">, </w:t>
-      </w:r>
-      <w:r>
-        <w:t>а пере- или дообучение является слишком</w:t>
-      </w:r>
-      <w:r>
-        <w:t xml:space="preserve"> дорогим по времени и материальным ресурсам.</w:t>
-      </w:r>
-      <w:r>
-        <w:t xml:space="preserve"> </w:t>
+        <w:t>прослеживаемость (</w:t>
       </w:r>
       <w:r>
         <w:rPr>
           <w:lang w:val="en-US"/>
         </w:rPr>
-        <w:t>LLM</w:t>
-      </w:r>
-      <w:r>
-        <w:t>-</w:t>
-      </w:r>
-      <w:r>
-        <w:t xml:space="preserve">агенты могут галлюцинировать – выдавать ложный ответ за правдивый, даже если ответ получен после множества циклов внутренних рассуждений. </w:t>
-      </w:r>
-      <w:r>
-        <w:rPr>
-          <w:lang w:val="en-US"/>
-        </w:rPr>
-        <w:t>RAG</w:t>
-      </w:r>
-      <w:r>
-        <w:t xml:space="preserve"> </w:t>
-      </w:r>
-      <w:r>
-        <w:t xml:space="preserve">системы являются своеобразным костылём, так как решают симптоматику до тех пор, пока не будет разработана новая архитектура, приближающая нас к </w:t>
-      </w:r>
-      <w:r>
-        <w:rPr>
-          <w:lang w:val="en-US"/>
-        </w:rPr>
-        <w:t>AGI</w:t>
-      </w:r>
-      <w:r>
-        <w:t>.</w:t>
+        <w:t>t</w:t>
+      </w:r>
+      <w:r>
+        <w:t>raceability) – наличие ссылок в выходных параметрах позволяет пользователю проверить достоверность ответа (или наоборот, ложность информации в документах).</w:t>
       </w:r>
     </w:p>
     <w:p>
@@ -2445,9 +2524,9 @@
           <w:noProof/>
         </w:rPr>
         <w:drawing>
-          <wp:inline distT="0" distB="0" distL="0" distR="0" wp14:anchorId="1B50D600" wp14:editId="2262A2BD">
-            <wp:extent cx="5024172" cy="3368040"/>
-            <wp:effectExtent l="0" t="0" r="5080" b="3810"/>
+          <wp:inline distT="0" distB="0" distL="0" distR="0" wp14:anchorId="1B50D600" wp14:editId="098C42EA">
+            <wp:extent cx="3539067" cy="2372475"/>
+            <wp:effectExtent l="0" t="0" r="4445" b="8890"/>
             <wp:docPr id="4" name="Рисунок 4" descr="RAG (Retrieval-Augmented Generation): основы и продвинутые техники / Хабр"/>
             <wp:cNvGraphicFramePr>
               <a:graphicFrameLocks xmlns:a="http://schemas.openxmlformats.org/drawingml/2006/main" noChangeAspect="1"/>
@@ -2462,7 +2541,7 @@
                     </pic:cNvPicPr>
                   </pic:nvPicPr>
                   <pic:blipFill>
-                    <a:blip r:embed="rId10" cstate="print">
+                    <a:blip r:embed="rId12" cstate="print">
                       <a:extLst>
                         <a:ext uri="{28A0092B-C50C-407E-A947-70E740481C1C}">
                           <a14:useLocalDpi xmlns:a14="http://schemas.microsoft.com/office/drawing/2010/main" val="0"/>
@@ -2477,7 +2556,7 @@
                   <pic:spPr bwMode="auto">
                     <a:xfrm>
                       <a:off x="0" y="0"/>
-                      <a:ext cx="5056091" cy="3389438"/>
+                      <a:ext cx="3572476" cy="2394871"/>
                     </a:xfrm>
                     <a:prstGeom prst="rect">
                       <a:avLst/>
@@ -2547,10 +2626,11 @@
     </w:p>
     <w:p>
       <w:r>
+        <w:lastRenderedPageBreak/>
         <w:t xml:space="preserve">Была </w:t>
       </w:r>
       <w:r>
-        <w:t>найдена</w:t>
+        <w:t>создана</w:t>
       </w:r>
       <w:r>
         <w:t xml:space="preserve"> следующая </w:t>
@@ -2578,12 +2658,11 @@
         <w:rPr>
           <w:noProof/>
         </w:rPr>
-        <w:lastRenderedPageBreak/>
         <w:drawing>
-          <wp:inline distT="0" distB="0" distL="0" distR="0" wp14:anchorId="16E56BA7" wp14:editId="4340A765">
-            <wp:extent cx="4731249" cy="2430780"/>
-            <wp:effectExtent l="0" t="0" r="0" b="7620"/>
-            <wp:docPr id="2" name="Рисунок 2" descr="Что такое система RAG, Retrieval-Augmented Generation - «Plaan»"/>
+          <wp:inline distT="0" distB="0" distL="0" distR="0" wp14:anchorId="297C5F08" wp14:editId="402E8E63">
+            <wp:extent cx="6120130" cy="1541145"/>
+            <wp:effectExtent l="0" t="0" r="0" b="1905"/>
+            <wp:docPr id="10" name="Рисунок 10"/>
             <wp:cNvGraphicFramePr>
               <a:graphicFrameLocks xmlns:a="http://schemas.openxmlformats.org/drawingml/2006/main" noChangeAspect="1"/>
             </wp:cNvGraphicFramePr>
@@ -2591,39 +2670,23 @@
               <a:graphicData uri="http://schemas.openxmlformats.org/drawingml/2006/picture">
                 <pic:pic xmlns:pic="http://schemas.openxmlformats.org/drawingml/2006/picture">
                   <pic:nvPicPr>
-                    <pic:cNvPr id="0" name="Picture 1" descr="Что такое система RAG, Retrieval-Augmented Generation - «Plaan»"/>
-                    <pic:cNvPicPr>
-                      <a:picLocks noChangeAspect="1" noChangeArrowheads="1"/>
-                    </pic:cNvPicPr>
+                    <pic:cNvPr id="1" name=""/>
+                    <pic:cNvPicPr/>
                   </pic:nvPicPr>
-                  <pic:blipFill rotWithShape="1">
-                    <a:blip r:embed="rId11">
-                      <a:extLst>
-                        <a:ext uri="{28A0092B-C50C-407E-A947-70E740481C1C}">
-                          <a14:useLocalDpi xmlns:a14="http://schemas.microsoft.com/office/drawing/2010/main" val="0"/>
-                        </a:ext>
-                      </a:extLst>
-                    </a:blip>
-                    <a:srcRect t="2609" b="4905"/>
-                    <a:stretch/>
+                  <pic:blipFill>
+                    <a:blip r:embed="rId13"/>
+                    <a:stretch>
+                      <a:fillRect/>
+                    </a:stretch>
                   </pic:blipFill>
-                  <pic:spPr bwMode="auto">
+                  <pic:spPr>
                     <a:xfrm>
                       <a:off x="0" y="0"/>
-                      <a:ext cx="4755574" cy="2443277"/>
+                      <a:ext cx="6120130" cy="1541145"/>
                     </a:xfrm>
                     <a:prstGeom prst="rect">
                       <a:avLst/>
                     </a:prstGeom>
-                    <a:noFill/>
-                    <a:ln>
-                      <a:noFill/>
-                    </a:ln>
-                    <a:extLst>
-                      <a:ext uri="{53640926-AAD7-44D8-BBD7-CCE9431645EC}">
-                        <a14:shadowObscured xmlns:a14="http://schemas.microsoft.com/office/drawing/2010/main"/>
-                      </a:ext>
-                    </a:extLst>
                   </pic:spPr>
                 </pic:pic>
               </a:graphicData>
@@ -2690,223 +2753,277 @@
         </w:numPr>
       </w:pPr>
       <w:r>
-        <w:t>массив внешних данных, на которые агент опирается при ответе;</w:t>
+        <w:t>системный промпт (инструкция) — правила поведения агента.</w:t>
+      </w:r>
+    </w:p>
+    <w:p>
+      <w:r>
+        <w:t>Выходными параметрами являются</w:t>
+      </w:r>
+      <w:r>
+        <w:t xml:space="preserve"> </w:t>
+      </w:r>
+      <w:r>
+        <w:t>сгенерированны</w:t>
+      </w:r>
+      <w:r>
+        <w:t>е</w:t>
+      </w:r>
+      <w:r>
+        <w:t xml:space="preserve"> текстовы</w:t>
+      </w:r>
+      <w:r>
+        <w:t>е</w:t>
+      </w:r>
+      <w:r>
+        <w:t xml:space="preserve"> ответ</w:t>
+      </w:r>
+      <w:r>
+        <w:t>ы</w:t>
+      </w:r>
+      <w:r>
+        <w:t xml:space="preserve"> –</w:t>
+      </w:r>
+      <w:r>
+        <w:t xml:space="preserve"> сценари</w:t>
+      </w:r>
+      <w:r>
+        <w:t>и</w:t>
+      </w:r>
+      <w:r>
+        <w:t xml:space="preserve"> + </w:t>
+      </w:r>
+      <w:r>
+        <w:t>ссылки на источники (цитаты) — подтверждение того, из какого документа взята информация</w:t>
+      </w:r>
+      <w:r>
+        <w:t>, которые могут быть:</w:t>
       </w:r>
     </w:p>
     <w:p>
       <w:pPr>
         <w:numPr>
           <w:ilvl w:val="0"/>
-          <w:numId w:val="26"/>
+          <w:numId w:val="31"/>
         </w:numPr>
-      </w:pPr>
-      <w:r>
-        <w:t>системный промпт (инструкция) — правила поведения агента.</w:t>
-      </w:r>
-    </w:p>
-    <w:p>
-      <w:r>
-        <w:t>Выходными параметрами являются:</w:t>
+        <w:ind w:left="0" w:firstLine="426"/>
+      </w:pPr>
+      <w:r>
+        <w:t>и</w:t>
+      </w:r>
+      <w:r>
+        <w:t>нструкци</w:t>
+      </w:r>
+      <w:r>
+        <w:t>ей</w:t>
+      </w:r>
+      <w:r>
+        <w:t xml:space="preserve"> к оборудованию</w:t>
+      </w:r>
+      <w:r>
+        <w:t>;</w:t>
       </w:r>
     </w:p>
     <w:p>
       <w:pPr>
         <w:numPr>
           <w:ilvl w:val="0"/>
-          <w:numId w:val="27"/>
+          <w:numId w:val="31"/>
         </w:numPr>
-      </w:pPr>
-      <w:r>
-        <w:t>сгенерированный текстовый ответ;</w:t>
+        <w:ind w:left="0" w:firstLine="426"/>
+      </w:pPr>
+      <w:r>
+        <w:t>т</w:t>
+      </w:r>
+      <w:r>
+        <w:t>естовы</w:t>
+      </w:r>
+      <w:r>
+        <w:t>м</w:t>
+      </w:r>
+      <w:r>
+        <w:t xml:space="preserve"> случа</w:t>
+      </w:r>
+      <w:r>
+        <w:t>ем</w:t>
+      </w:r>
+      <w:r>
+        <w:t xml:space="preserve"> для проверки навыков</w:t>
+      </w:r>
+      <w:r>
+        <w:t xml:space="preserve"> персонала;</w:t>
       </w:r>
     </w:p>
     <w:p>
       <w:pPr>
         <w:numPr>
           <w:ilvl w:val="0"/>
-          <w:numId w:val="27"/>
+          <w:numId w:val="31"/>
         </w:numPr>
-      </w:pPr>
-      <w:r>
-        <w:t>ссылки на источники (цитаты) — подтверждение того, из какого документа взята информация</w:t>
-      </w:r>
-      <w:r>
-        <w:t>;</w:t>
-      </w:r>
-    </w:p>
-    <w:p>
-      <w:r>
-        <w:t xml:space="preserve">Выбор </w:t>
-      </w:r>
-      <w:r>
-        <w:t xml:space="preserve">технологии </w:t>
+        <w:ind w:left="0" w:firstLine="426"/>
+      </w:pPr>
+      <w:r>
+        <w:t>п</w:t>
+      </w:r>
+      <w:r>
+        <w:t>лан</w:t>
+      </w:r>
+      <w:r>
+        <w:t>ом</w:t>
+      </w:r>
+      <w:r>
+        <w:t xml:space="preserve"> поведения персонала</w:t>
+      </w:r>
+      <w:r>
+        <w:t>.</w:t>
+      </w:r>
+    </w:p>
+    <w:p>
+      <w:r>
+        <w:t xml:space="preserve">В рамках решения задачи я использую инструменты, в которых реализована </w:t>
+      </w:r>
+      <w:r>
+        <w:t>векторн</w:t>
+      </w:r>
+      <w:r>
+        <w:t>ая</w:t>
+      </w:r>
+      <w:r>
+        <w:t xml:space="preserve"> алгебр</w:t>
+      </w:r>
+      <w:r>
+        <w:t>а</w:t>
+      </w:r>
+      <w:r>
+        <w:t xml:space="preserve"> (косинусное сходство для поиска) и теори</w:t>
+      </w:r>
+      <w:r>
+        <w:t>я</w:t>
+      </w:r>
+      <w:r>
+        <w:t xml:space="preserve"> вероятностей (для оценки достоверности ответа).</w:t>
+      </w:r>
+      <w:r>
+        <w:t xml:space="preserve"> Самописный математический аппарат отсутствует.</w:t>
+      </w:r>
+    </w:p>
+    <w:p>
+      <w:r>
+        <w:t>Косинусное сходство (Cosine Similarity) — это мера, которая определяет, насколько два вектора похожи по направлению, игнорируя их длину (амплитуду).</w:t>
+      </w:r>
+      <w:r>
+        <w:t xml:space="preserve"> </w:t>
+      </w:r>
+      <w:r>
+        <w:t>Косинус угла</w:t>
+      </w:r>
+      <w:r>
+        <w:t xml:space="preserve"> θ</w:t>
+      </w:r>
+      <w:r>
+        <w:t xml:space="preserve"> между двумя векторами </w:t>
       </w:r>
       <w:r>
         <w:rPr>
           <w:lang w:val="en-US"/>
         </w:rPr>
-        <w:t>RAG</w:t>
+        <w:t>A</w:t>
       </w:r>
       <w:r>
         <w:t xml:space="preserve"> </w:t>
       </w:r>
       <w:r>
-        <w:t>сделан по причинам:</w:t>
-      </w:r>
-    </w:p>
-    <w:p>
-      <w:pPr>
-        <w:numPr>
-          <w:ilvl w:val="0"/>
-          <w:numId w:val="28"/>
-        </w:numPr>
-      </w:pPr>
-      <w:r>
-        <w:t>м</w:t>
-      </w:r>
-      <w:r>
-        <w:t>инимизаци</w:t>
-      </w:r>
-      <w:r>
         <w:t>и</w:t>
       </w:r>
       <w:r>
-        <w:t xml:space="preserve"> галлюцинаци</w:t>
-      </w:r>
-      <w:r>
-        <w:t>й</w:t>
-      </w:r>
-      <w:r>
-        <w:t xml:space="preserve"> –</w:t>
-      </w:r>
-      <w:r>
-        <w:t xml:space="preserve"> подача</w:t>
-      </w:r>
-      <w:r>
         <w:t xml:space="preserve"> </w:t>
       </w:r>
       <w:r>
-        <w:t>внешних данных на вход принуждает модель опираться на факты, а не на старые знания из обучения</w:t>
-      </w:r>
-      <w:r>
-        <w:t>;</w:t>
-      </w:r>
-    </w:p>
-    <w:p>
-      <w:pPr>
-        <w:numPr>
-          <w:ilvl w:val="0"/>
-          <w:numId w:val="28"/>
-        </w:numPr>
-      </w:pPr>
-      <w:r>
-        <w:t>э</w:t>
-      </w:r>
-      <w:r>
-        <w:t>кономическ</w:t>
-      </w:r>
-      <w:r>
-        <w:t>ой</w:t>
-      </w:r>
-      <w:r>
-        <w:t xml:space="preserve"> эффективност</w:t>
-      </w:r>
-      <w:r>
-        <w:t>и</w:t>
+        <w:rPr>
+          <w:lang w:val="en-US"/>
+        </w:rPr>
+        <w:t>B</w:t>
+      </w:r>
+      <w:r>
+        <w:t xml:space="preserve">: </w:t>
+      </w:r>
+      <w:r>
+        <w:t>отношение их скалярного произведения к произведению их длин (норм)</w:t>
+      </w:r>
+      <w:r>
+        <w:t xml:space="preserve">. </w:t>
+      </w:r>
+      <w:r>
+        <w:t>Коэффициент подобия косинусов всегда принадлежит интервалу [-1,</w:t>
       </w:r>
       <w:r>
         <w:t xml:space="preserve"> </w:t>
       </w:r>
       <w:r>
-        <w:t>–</w:t>
-      </w:r>
-      <w:r>
-        <w:t xml:space="preserve"> позволяет</w:t>
-      </w:r>
+        <w:t>+1]:</w:t>
+      </w:r>
+    </w:p>
+    <w:p>
+      <w:pPr>
+        <w:ind w:firstLine="0"/>
+        <w:jc w:val="center"/>
+      </w:pPr>
+      <w:r>
+        <w:rPr>
+          <w:noProof/>
+        </w:rPr>
+        <w:drawing>
+          <wp:inline distT="0" distB="0" distL="0" distR="0" wp14:anchorId="3ABB3909" wp14:editId="68F68637">
+            <wp:extent cx="4549140" cy="810896"/>
+            <wp:effectExtent l="0" t="0" r="3810" b="8255"/>
+            <wp:docPr id="19" name="Рисунок 19"/>
+            <wp:cNvGraphicFramePr>
+              <a:graphicFrameLocks xmlns:a="http://schemas.openxmlformats.org/drawingml/2006/main" noChangeAspect="1"/>
+            </wp:cNvGraphicFramePr>
+            <a:graphic xmlns:a="http://schemas.openxmlformats.org/drawingml/2006/main">
+              <a:graphicData uri="http://schemas.openxmlformats.org/drawingml/2006/picture">
+                <pic:pic xmlns:pic="http://schemas.openxmlformats.org/drawingml/2006/picture">
+                  <pic:nvPicPr>
+                    <pic:cNvPr id="1" name=""/>
+                    <pic:cNvPicPr/>
+                  </pic:nvPicPr>
+                  <pic:blipFill>
+                    <a:blip r:embed="rId14"/>
+                    <a:stretch>
+                      <a:fillRect/>
+                    </a:stretch>
+                  </pic:blipFill>
+                  <pic:spPr>
+                    <a:xfrm>
+                      <a:off x="0" y="0"/>
+                      <a:ext cx="4639590" cy="827019"/>
+                    </a:xfrm>
+                    <a:prstGeom prst="rect">
+                      <a:avLst/>
+                    </a:prstGeom>
+                  </pic:spPr>
+                </pic:pic>
+              </a:graphicData>
+            </a:graphic>
+          </wp:inline>
+        </w:drawing>
+      </w:r>
+    </w:p>
+    <w:p>
+      <w:pPr>
+        <w:ind w:firstLine="426"/>
+        <w:jc w:val="left"/>
+      </w:pPr>
+      <w:hyperlink r:id="rId15" w:history="1">
+        <w:r>
+          <w:rPr>
+            <w:rStyle w:val="af2"/>
+          </w:rPr>
+          <w:t>https://en.wikipedia.org/wiki/Cosine_similarity</w:t>
+        </w:r>
+      </w:hyperlink>
       <w:r>
         <w:t xml:space="preserve"> </w:t>
-      </w:r>
-      <w:r>
-        <w:t>не переобучать нейросеть целиком, а просто менять входные данные (контекст)</w:t>
-      </w:r>
-      <w:r>
-        <w:t>;</w:t>
-      </w:r>
-    </w:p>
-    <w:p>
-      <w:pPr>
-        <w:numPr>
-          <w:ilvl w:val="0"/>
-          <w:numId w:val="28"/>
-        </w:numPr>
-      </w:pPr>
-      <w:r>
-        <w:t>п</w:t>
-      </w:r>
-      <w:r>
-        <w:t>рослеживаемость (</w:t>
-      </w:r>
-      <w:r>
-        <w:rPr>
-          <w:lang w:val="en-US"/>
-        </w:rPr>
-        <w:t>t</w:t>
-      </w:r>
-      <w:r>
-        <w:t>raceability)</w:t>
-      </w:r>
-      <w:r>
-        <w:t xml:space="preserve"> –</w:t>
-      </w:r>
-      <w:r>
-        <w:t xml:space="preserve"> наличие</w:t>
-      </w:r>
-      <w:r>
-        <w:t xml:space="preserve"> </w:t>
-      </w:r>
-      <w:r>
-        <w:t>ссылок в выходных параметрах позволяет пользователю проверить достоверность</w:t>
-      </w:r>
-      <w:r>
-        <w:t xml:space="preserve"> </w:t>
-      </w:r>
-      <w:r>
-        <w:t>ответа</w:t>
-      </w:r>
-      <w:r>
-        <w:t xml:space="preserve"> (или наоборот, ложность информации в документах)</w:t>
-      </w:r>
-      <w:r>
-        <w:t>.</w:t>
-      </w:r>
-    </w:p>
-    <w:p>
-      <w:r>
-        <w:t xml:space="preserve">В рамках решения задачи я использую инструменты, в которых реализована </w:t>
-      </w:r>
-      <w:r>
-        <w:t>векторн</w:t>
-      </w:r>
-      <w:r>
-        <w:t>ая</w:t>
-      </w:r>
-      <w:r>
-        <w:t xml:space="preserve"> алгебр</w:t>
-      </w:r>
-      <w:r>
-        <w:t>а</w:t>
-      </w:r>
-      <w:r>
-        <w:t xml:space="preserve"> (косинусное сходство для поиска) и теори</w:t>
-      </w:r>
-      <w:r>
-        <w:t>я</w:t>
-      </w:r>
-      <w:r>
-        <w:t xml:space="preserve"> вероятностей (для оценки достоверности ответа).</w:t>
-      </w:r>
-      <w:r>
-        <w:t xml:space="preserve"> Самописный математический аппарат отсутствует.</w:t>
       </w:r>
     </w:p>
     <w:p>
@@ -2948,10 +3065,34 @@
         <w:t>Перечислите свойства систем</w:t>
       </w:r>
       <w:r>
-        <w:t xml:space="preserve"> – это ц</w:t>
-      </w:r>
-      <w:r>
-        <w:t>елостность, структурность, иерархичность, взаимозависимость со средой, эквифинальность, эмерджентность.</w:t>
+        <w:t xml:space="preserve"> – это </w:t>
+      </w:r>
+      <w:r>
+        <w:t>эмерджентность</w:t>
+      </w:r>
+      <w:r>
+        <w:t>, структурность, иерархичность</w:t>
+      </w:r>
+      <w:r>
+        <w:t xml:space="preserve"> (</w:t>
+      </w:r>
+      <w:r>
+        <w:t>у</w:t>
+      </w:r>
+      <w:r>
+        <w:t>ровень организованности)</w:t>
+      </w:r>
+      <w:r>
+        <w:t xml:space="preserve">, </w:t>
+      </w:r>
+      <w:r>
+        <w:t>с</w:t>
+      </w:r>
+      <w:r>
+        <w:t>пособность системы воспринимать воздействия от внешних условий и воздействовать на них</w:t>
+      </w:r>
+      <w:r>
+        <w:t>, эквифинальность.</w:t>
       </w:r>
     </w:p>
     <w:p>
@@ -3248,8 +3389,8 @@
       </w:r>
     </w:p>
     <w:sectPr>
-      <w:headerReference w:type="default" r:id="rId12"/>
-      <w:headerReference w:type="first" r:id="rId13"/>
+      <w:headerReference w:type="default" r:id="rId16"/>
+      <w:headerReference w:type="first" r:id="rId17"/>
       <w:pgSz w:w="11906" w:h="16838"/>
       <w:pgMar w:top="1134" w:right="567" w:bottom="1134" w:left="1701" w:header="708" w:footer="708" w:gutter="0"/>
       <w:cols w:space="708"/>
@@ -3392,6 +3533,119 @@
 <file path=word/numbering.xml><?xml version="1.0" encoding="utf-8"?>
 <w:numbering xmlns:wpc="http://schemas.microsoft.com/office/word/2010/wordprocessingCanvas" xmlns:cx="http://schemas.microsoft.com/office/drawing/2014/chartex" xmlns:cx1="http://schemas.microsoft.com/office/drawing/2015/9/8/chartex" xmlns:cx2="http://schemas.microsoft.com/office/drawing/2015/10/21/chartex" xmlns:cx3="http://schemas.microsoft.com/office/drawing/2016/5/9/chartex" xmlns:cx4="http://schemas.microsoft.com/office/drawing/2016/5/10/chartex" xmlns:cx5="http://schemas.microsoft.com/office/drawing/2016/5/11/chartex" xmlns:cx6="http://schemas.microsoft.com/office/drawing/2016/5/12/chartex" xmlns:cx7="http://schemas.microsoft.com/office/drawing/2016/5/13/chartex" xmlns:cx8="http://schemas.microsoft.com/office/drawing/2016/5/14/chartex" xmlns:mc="http://schemas.openxmlformats.org/markup-compatibility/2006" xmlns:aink="http://schemas.microsoft.com/office/drawing/2016/ink" xmlns:am3d="http://schemas.microsoft.com/office/drawing/2017/model3d" xmlns:o="urn:schemas-microsoft-com:office:office" xmlns:oel="http://schemas.microsoft.com/office/2019/extlst" xmlns:r="http://schemas.openxmlformats.org/officeDocument/2006/relationships" xmlns:m="http://schemas.openxmlformats.org/officeDocument/2006/math" xmlns:v="urn:schemas-microsoft-com:vml" xmlns:wp14="http://schemas.microsoft.com/office/word/2010/wordprocessingDrawing" xmlns:wp="http://schemas.openxmlformats.org/drawingml/2006/wordprocessingDrawing" xmlns:w10="urn:schemas-microsoft-com:office:word" xmlns:w="http://schemas.openxmlformats.org/wordprocessingml/2006/main" xmlns:w14="http://schemas.microsoft.com/office/word/2010/wordml" xmlns:w15="http://schemas.microsoft.com/office/word/2012/wordml" xmlns:w16cex="http://schemas.microsoft.com/office/word/2018/wordml/cex" xmlns:w16cid="http://schemas.microsoft.com/office/word/2016/wordml/cid" xmlns:w16="http://schemas.microsoft.com/office/word/2018/wordml" xmlns:w16sdtdh="http://schemas.microsoft.com/office/word/2020/wordml/sdtdatahash" xmlns:w16se="http://schemas.microsoft.com/office/word/2015/wordml/symex" xmlns:wpg="http://schemas.microsoft.com/office/word/2010/wordprocessingGroup" xmlns:wpi="http://schemas.microsoft.com/office/word/2010/wordprocessingInk" xmlns:wne="http://schemas.microsoft.com/office/word/2006/wordml" xmlns:wps="http://schemas.microsoft.com/office/word/2010/wordprocessingShape" mc:Ignorable="w14 w15 w16se w16cid w16 w16cex w16sdtdh wp14">
   <w:abstractNum w:abstractNumId="0" w15:restartNumberingAfterBreak="0">
+    <w:nsid w:val="07CC3E59"/>
+    <w:multiLevelType w:val="hybridMultilevel"/>
+    <w:tmpl w:val="15025276"/>
+    <w:lvl w:ilvl="0" w:tplc="04190001">
+      <w:start w:val="1"/>
+      <w:numFmt w:val="bullet"/>
+      <w:lvlText w:val=""/>
+      <w:lvlJc w:val="left"/>
+      <w:pPr>
+        <w:ind w:left="1145" w:hanging="360"/>
+      </w:pPr>
+      <w:rPr>
+        <w:rFonts w:ascii="Symbol" w:hAnsi="Symbol" w:hint="default"/>
+      </w:rPr>
+    </w:lvl>
+    <w:lvl w:ilvl="1" w:tplc="04190003" w:tentative="1">
+      <w:start w:val="1"/>
+      <w:numFmt w:val="bullet"/>
+      <w:lvlText w:val="o"/>
+      <w:lvlJc w:val="left"/>
+      <w:pPr>
+        <w:ind w:left="1865" w:hanging="360"/>
+      </w:pPr>
+      <w:rPr>
+        <w:rFonts w:ascii="Courier New" w:hAnsi="Courier New" w:cs="Courier New" w:hint="default"/>
+      </w:rPr>
+    </w:lvl>
+    <w:lvl w:ilvl="2" w:tplc="04190005" w:tentative="1">
+      <w:start w:val="1"/>
+      <w:numFmt w:val="bullet"/>
+      <w:lvlText w:val=""/>
+      <w:lvlJc w:val="left"/>
+      <w:pPr>
+        <w:ind w:left="2585" w:hanging="360"/>
+      </w:pPr>
+      <w:rPr>
+        <w:rFonts w:ascii="Wingdings" w:hAnsi="Wingdings" w:hint="default"/>
+      </w:rPr>
+    </w:lvl>
+    <w:lvl w:ilvl="3" w:tplc="04190001" w:tentative="1">
+      <w:start w:val="1"/>
+      <w:numFmt w:val="bullet"/>
+      <w:lvlText w:val=""/>
+      <w:lvlJc w:val="left"/>
+      <w:pPr>
+        <w:ind w:left="3305" w:hanging="360"/>
+      </w:pPr>
+      <w:rPr>
+        <w:rFonts w:ascii="Symbol" w:hAnsi="Symbol" w:hint="default"/>
+      </w:rPr>
+    </w:lvl>
+    <w:lvl w:ilvl="4" w:tplc="04190003" w:tentative="1">
+      <w:start w:val="1"/>
+      <w:numFmt w:val="bullet"/>
+      <w:lvlText w:val="o"/>
+      <w:lvlJc w:val="left"/>
+      <w:pPr>
+        <w:ind w:left="4025" w:hanging="360"/>
+      </w:pPr>
+      <w:rPr>
+        <w:rFonts w:ascii="Courier New" w:hAnsi="Courier New" w:cs="Courier New" w:hint="default"/>
+      </w:rPr>
+    </w:lvl>
+    <w:lvl w:ilvl="5" w:tplc="04190005" w:tentative="1">
+      <w:start w:val="1"/>
+      <w:numFmt w:val="bullet"/>
+      <w:lvlText w:val=""/>
+      <w:lvlJc w:val="left"/>
+      <w:pPr>
+        <w:ind w:left="4745" w:hanging="360"/>
+      </w:pPr>
+      <w:rPr>
+        <w:rFonts w:ascii="Wingdings" w:hAnsi="Wingdings" w:hint="default"/>
+      </w:rPr>
+    </w:lvl>
+    <w:lvl w:ilvl="6" w:tplc="04190001" w:tentative="1">
+      <w:start w:val="1"/>
+      <w:numFmt w:val="bullet"/>
+      <w:lvlText w:val=""/>
+      <w:lvlJc w:val="left"/>
+      <w:pPr>
+        <w:ind w:left="5465" w:hanging="360"/>
+      </w:pPr>
+      <w:rPr>
+        <w:rFonts w:ascii="Symbol" w:hAnsi="Symbol" w:hint="default"/>
+      </w:rPr>
+    </w:lvl>
+    <w:lvl w:ilvl="7" w:tplc="04190003" w:tentative="1">
+      <w:start w:val="1"/>
+      <w:numFmt w:val="bullet"/>
+      <w:lvlText w:val="o"/>
+      <w:lvlJc w:val="left"/>
+      <w:pPr>
+        <w:ind w:left="6185" w:hanging="360"/>
+      </w:pPr>
+      <w:rPr>
+        <w:rFonts w:ascii="Courier New" w:hAnsi="Courier New" w:cs="Courier New" w:hint="default"/>
+      </w:rPr>
+    </w:lvl>
+    <w:lvl w:ilvl="8" w:tplc="04190005" w:tentative="1">
+      <w:start w:val="1"/>
+      <w:numFmt w:val="bullet"/>
+      <w:lvlText w:val=""/>
+      <w:lvlJc w:val="left"/>
+      <w:pPr>
+        <w:ind w:left="6905" w:hanging="360"/>
+      </w:pPr>
+      <w:rPr>
+        <w:rFonts w:ascii="Wingdings" w:hAnsi="Wingdings" w:hint="default"/>
+      </w:rPr>
+    </w:lvl>
+  </w:abstractNum>
+  <w:abstractNum w:abstractNumId="1" w15:restartNumberingAfterBreak="0">
     <w:nsid w:val="081F4C91"/>
     <w:multiLevelType w:val="multilevel"/>
     <w:tmpl w:val="A94673C2"/>
@@ -3504,7 +3758,7 @@
       </w:pPr>
     </w:lvl>
   </w:abstractNum>
-  <w:abstractNum w:abstractNumId="1" w15:restartNumberingAfterBreak="0">
+  <w:abstractNum w:abstractNumId="2" w15:restartNumberingAfterBreak="0">
     <w:nsid w:val="0EEC29F4"/>
     <w:multiLevelType w:val="multilevel"/>
     <w:tmpl w:val="E6D2AF68"/>
@@ -3618,7 +3872,7 @@
       </w:rPr>
     </w:lvl>
   </w:abstractNum>
-  <w:abstractNum w:abstractNumId="2" w15:restartNumberingAfterBreak="0">
+  <w:abstractNum w:abstractNumId="3" w15:restartNumberingAfterBreak="0">
     <w:nsid w:val="14261F61"/>
     <w:multiLevelType w:val="hybridMultilevel"/>
     <w:tmpl w:val="072C6748"/>
@@ -3710,7 +3964,7 @@
       </w:pPr>
     </w:lvl>
   </w:abstractNum>
-  <w:abstractNum w:abstractNumId="3" w15:restartNumberingAfterBreak="0">
+  <w:abstractNum w:abstractNumId="4" w15:restartNumberingAfterBreak="0">
     <w:nsid w:val="1B862D0D"/>
     <w:multiLevelType w:val="hybridMultilevel"/>
     <w:tmpl w:val="241A5538"/>
@@ -3799,7 +4053,7 @@
       </w:pPr>
     </w:lvl>
   </w:abstractNum>
-  <w:abstractNum w:abstractNumId="4" w15:restartNumberingAfterBreak="0">
+  <w:abstractNum w:abstractNumId="5" w15:restartNumberingAfterBreak="0">
     <w:nsid w:val="2F5B0070"/>
     <w:multiLevelType w:val="multilevel"/>
     <w:tmpl w:val="81A88212"/>
@@ -3912,7 +4166,7 @@
       </w:rPr>
     </w:lvl>
   </w:abstractNum>
-  <w:abstractNum w:abstractNumId="5" w15:restartNumberingAfterBreak="0">
+  <w:abstractNum w:abstractNumId="6" w15:restartNumberingAfterBreak="0">
     <w:nsid w:val="32C209A8"/>
     <w:multiLevelType w:val="multilevel"/>
     <w:tmpl w:val="81A88212"/>
@@ -4025,7 +4279,7 @@
       </w:rPr>
     </w:lvl>
   </w:abstractNum>
-  <w:abstractNum w:abstractNumId="6" w15:restartNumberingAfterBreak="0">
+  <w:abstractNum w:abstractNumId="7" w15:restartNumberingAfterBreak="0">
     <w:nsid w:val="34E91F22"/>
     <w:multiLevelType w:val="multilevel"/>
     <w:tmpl w:val="E6D2AF68"/>
@@ -4139,7 +4393,120 @@
       </w:rPr>
     </w:lvl>
   </w:abstractNum>
-  <w:abstractNum w:abstractNumId="7" w15:restartNumberingAfterBreak="0">
+  <w:abstractNum w:abstractNumId="8" w15:restartNumberingAfterBreak="0">
+    <w:nsid w:val="356F0FB8"/>
+    <w:multiLevelType w:val="hybridMultilevel"/>
+    <w:tmpl w:val="6D3E3D62"/>
+    <w:lvl w:ilvl="0" w:tplc="04190001">
+      <w:start w:val="1"/>
+      <w:numFmt w:val="bullet"/>
+      <w:lvlText w:val=""/>
+      <w:lvlJc w:val="left"/>
+      <w:pPr>
+        <w:ind w:left="1145" w:hanging="360"/>
+      </w:pPr>
+      <w:rPr>
+        <w:rFonts w:ascii="Symbol" w:hAnsi="Symbol" w:hint="default"/>
+      </w:rPr>
+    </w:lvl>
+    <w:lvl w:ilvl="1" w:tplc="04190003" w:tentative="1">
+      <w:start w:val="1"/>
+      <w:numFmt w:val="bullet"/>
+      <w:lvlText w:val="o"/>
+      <w:lvlJc w:val="left"/>
+      <w:pPr>
+        <w:ind w:left="1865" w:hanging="360"/>
+      </w:pPr>
+      <w:rPr>
+        <w:rFonts w:ascii="Courier New" w:hAnsi="Courier New" w:cs="Courier New" w:hint="default"/>
+      </w:rPr>
+    </w:lvl>
+    <w:lvl w:ilvl="2" w:tplc="04190005" w:tentative="1">
+      <w:start w:val="1"/>
+      <w:numFmt w:val="bullet"/>
+      <w:lvlText w:val=""/>
+      <w:lvlJc w:val="left"/>
+      <w:pPr>
+        <w:ind w:left="2585" w:hanging="360"/>
+      </w:pPr>
+      <w:rPr>
+        <w:rFonts w:ascii="Wingdings" w:hAnsi="Wingdings" w:hint="default"/>
+      </w:rPr>
+    </w:lvl>
+    <w:lvl w:ilvl="3" w:tplc="04190001" w:tentative="1">
+      <w:start w:val="1"/>
+      <w:numFmt w:val="bullet"/>
+      <w:lvlText w:val=""/>
+      <w:lvlJc w:val="left"/>
+      <w:pPr>
+        <w:ind w:left="3305" w:hanging="360"/>
+      </w:pPr>
+      <w:rPr>
+        <w:rFonts w:ascii="Symbol" w:hAnsi="Symbol" w:hint="default"/>
+      </w:rPr>
+    </w:lvl>
+    <w:lvl w:ilvl="4" w:tplc="04190003" w:tentative="1">
+      <w:start w:val="1"/>
+      <w:numFmt w:val="bullet"/>
+      <w:lvlText w:val="o"/>
+      <w:lvlJc w:val="left"/>
+      <w:pPr>
+        <w:ind w:left="4025" w:hanging="360"/>
+      </w:pPr>
+      <w:rPr>
+        <w:rFonts w:ascii="Courier New" w:hAnsi="Courier New" w:cs="Courier New" w:hint="default"/>
+      </w:rPr>
+    </w:lvl>
+    <w:lvl w:ilvl="5" w:tplc="04190005" w:tentative="1">
+      <w:start w:val="1"/>
+      <w:numFmt w:val="bullet"/>
+      <w:lvlText w:val=""/>
+      <w:lvlJc w:val="left"/>
+      <w:pPr>
+        <w:ind w:left="4745" w:hanging="360"/>
+      </w:pPr>
+      <w:rPr>
+        <w:rFonts w:ascii="Wingdings" w:hAnsi="Wingdings" w:hint="default"/>
+      </w:rPr>
+    </w:lvl>
+    <w:lvl w:ilvl="6" w:tplc="04190001" w:tentative="1">
+      <w:start w:val="1"/>
+      <w:numFmt w:val="bullet"/>
+      <w:lvlText w:val=""/>
+      <w:lvlJc w:val="left"/>
+      <w:pPr>
+        <w:ind w:left="5465" w:hanging="360"/>
+      </w:pPr>
+      <w:rPr>
+        <w:rFonts w:ascii="Symbol" w:hAnsi="Symbol" w:hint="default"/>
+      </w:rPr>
+    </w:lvl>
+    <w:lvl w:ilvl="7" w:tplc="04190003" w:tentative="1">
+      <w:start w:val="1"/>
+      <w:numFmt w:val="bullet"/>
+      <w:lvlText w:val="o"/>
+      <w:lvlJc w:val="left"/>
+      <w:pPr>
+        <w:ind w:left="6185" w:hanging="360"/>
+      </w:pPr>
+      <w:rPr>
+        <w:rFonts w:ascii="Courier New" w:hAnsi="Courier New" w:cs="Courier New" w:hint="default"/>
+      </w:rPr>
+    </w:lvl>
+    <w:lvl w:ilvl="8" w:tplc="04190005" w:tentative="1">
+      <w:start w:val="1"/>
+      <w:numFmt w:val="bullet"/>
+      <w:lvlText w:val=""/>
+      <w:lvlJc w:val="left"/>
+      <w:pPr>
+        <w:ind w:left="6905" w:hanging="360"/>
+      </w:pPr>
+      <w:rPr>
+        <w:rFonts w:ascii="Wingdings" w:hAnsi="Wingdings" w:hint="default"/>
+      </w:rPr>
+    </w:lvl>
+  </w:abstractNum>
+  <w:abstractNum w:abstractNumId="9" w15:restartNumberingAfterBreak="0">
     <w:nsid w:val="38E72ADE"/>
     <w:multiLevelType w:val="multilevel"/>
     <w:tmpl w:val="44A0294E"/>
@@ -4253,7 +4620,7 @@
       </w:rPr>
     </w:lvl>
   </w:abstractNum>
-  <w:abstractNum w:abstractNumId="8" w15:restartNumberingAfterBreak="0">
+  <w:abstractNum w:abstractNumId="10" w15:restartNumberingAfterBreak="0">
     <w:nsid w:val="3E311EE5"/>
     <w:multiLevelType w:val="multilevel"/>
     <w:tmpl w:val="D990E852"/>
@@ -4366,7 +4733,7 @@
       </w:pPr>
     </w:lvl>
   </w:abstractNum>
-  <w:abstractNum w:abstractNumId="9" w15:restartNumberingAfterBreak="0">
+  <w:abstractNum w:abstractNumId="11" w15:restartNumberingAfterBreak="0">
     <w:nsid w:val="47BE7AE0"/>
     <w:multiLevelType w:val="multilevel"/>
     <w:tmpl w:val="E6D2AF68"/>
@@ -4480,7 +4847,96 @@
       </w:rPr>
     </w:lvl>
   </w:abstractNum>
-  <w:abstractNum w:abstractNumId="10" w15:restartNumberingAfterBreak="0">
+  <w:abstractNum w:abstractNumId="12" w15:restartNumberingAfterBreak="0">
+    <w:nsid w:val="51A4594E"/>
+    <w:multiLevelType w:val="hybridMultilevel"/>
+    <w:tmpl w:val="B0E86526"/>
+    <w:lvl w:ilvl="0" w:tplc="3CA28260">
+      <w:start w:val="1"/>
+      <w:numFmt w:val="decimal"/>
+      <w:lvlText w:val="%1)"/>
+      <w:lvlJc w:val="left"/>
+      <w:pPr>
+        <w:ind w:left="1145" w:hanging="360"/>
+      </w:pPr>
+      <w:rPr>
+        <w:rFonts w:hint="default"/>
+      </w:rPr>
+    </w:lvl>
+    <w:lvl w:ilvl="1" w:tplc="04190019" w:tentative="1">
+      <w:start w:val="1"/>
+      <w:numFmt w:val="lowerLetter"/>
+      <w:lvlText w:val="%2."/>
+      <w:lvlJc w:val="left"/>
+      <w:pPr>
+        <w:ind w:left="1865" w:hanging="360"/>
+      </w:pPr>
+    </w:lvl>
+    <w:lvl w:ilvl="2" w:tplc="0419001B" w:tentative="1">
+      <w:start w:val="1"/>
+      <w:numFmt w:val="lowerRoman"/>
+      <w:lvlText w:val="%3."/>
+      <w:lvlJc w:val="right"/>
+      <w:pPr>
+        <w:ind w:left="2585" w:hanging="180"/>
+      </w:pPr>
+    </w:lvl>
+    <w:lvl w:ilvl="3" w:tplc="0419000F" w:tentative="1">
+      <w:start w:val="1"/>
+      <w:numFmt w:val="decimal"/>
+      <w:lvlText w:val="%4."/>
+      <w:lvlJc w:val="left"/>
+      <w:pPr>
+        <w:ind w:left="3305" w:hanging="360"/>
+      </w:pPr>
+    </w:lvl>
+    <w:lvl w:ilvl="4" w:tplc="04190019" w:tentative="1">
+      <w:start w:val="1"/>
+      <w:numFmt w:val="lowerLetter"/>
+      <w:lvlText w:val="%5."/>
+      <w:lvlJc w:val="left"/>
+      <w:pPr>
+        <w:ind w:left="4025" w:hanging="360"/>
+      </w:pPr>
+    </w:lvl>
+    <w:lvl w:ilvl="5" w:tplc="0419001B" w:tentative="1">
+      <w:start w:val="1"/>
+      <w:numFmt w:val="lowerRoman"/>
+      <w:lvlText w:val="%6."/>
+      <w:lvlJc w:val="right"/>
+      <w:pPr>
+        <w:ind w:left="4745" w:hanging="180"/>
+      </w:pPr>
+    </w:lvl>
+    <w:lvl w:ilvl="6" w:tplc="0419000F" w:tentative="1">
+      <w:start w:val="1"/>
+      <w:numFmt w:val="decimal"/>
+      <w:lvlText w:val="%7."/>
+      <w:lvlJc w:val="left"/>
+      <w:pPr>
+        <w:ind w:left="5465" w:hanging="360"/>
+      </w:pPr>
+    </w:lvl>
+    <w:lvl w:ilvl="7" w:tplc="04190019" w:tentative="1">
+      <w:start w:val="1"/>
+      <w:numFmt w:val="lowerLetter"/>
+      <w:lvlText w:val="%8."/>
+      <w:lvlJc w:val="left"/>
+      <w:pPr>
+        <w:ind w:left="6185" w:hanging="360"/>
+      </w:pPr>
+    </w:lvl>
+    <w:lvl w:ilvl="8" w:tplc="0419001B" w:tentative="1">
+      <w:start w:val="1"/>
+      <w:numFmt w:val="lowerRoman"/>
+      <w:lvlText w:val="%9."/>
+      <w:lvlJc w:val="right"/>
+      <w:pPr>
+        <w:ind w:left="6905" w:hanging="180"/>
+      </w:pPr>
+    </w:lvl>
+  </w:abstractNum>
+  <w:abstractNum w:abstractNumId="13" w15:restartNumberingAfterBreak="0">
     <w:nsid w:val="54AC076D"/>
     <w:multiLevelType w:val="multilevel"/>
     <w:tmpl w:val="81A88212"/>
@@ -4593,7 +5049,7 @@
       </w:rPr>
     </w:lvl>
   </w:abstractNum>
-  <w:abstractNum w:abstractNumId="11" w15:restartNumberingAfterBreak="0">
+  <w:abstractNum w:abstractNumId="14" w15:restartNumberingAfterBreak="0">
     <w:nsid w:val="56E97637"/>
     <w:multiLevelType w:val="multilevel"/>
     <w:tmpl w:val="E6D2AF68"/>
@@ -4707,7 +5163,7 @@
       </w:rPr>
     </w:lvl>
   </w:abstractNum>
-  <w:abstractNum w:abstractNumId="12" w15:restartNumberingAfterBreak="0">
+  <w:abstractNum w:abstractNumId="15" w15:restartNumberingAfterBreak="0">
     <w:nsid w:val="577B643A"/>
     <w:multiLevelType w:val="hybridMultilevel"/>
     <w:tmpl w:val="6E647496"/>
@@ -4799,7 +5255,7 @@
       </w:pPr>
     </w:lvl>
   </w:abstractNum>
-  <w:abstractNum w:abstractNumId="13" w15:restartNumberingAfterBreak="0">
+  <w:abstractNum w:abstractNumId="16" w15:restartNumberingAfterBreak="0">
     <w:nsid w:val="5F465ABB"/>
     <w:multiLevelType w:val="multilevel"/>
     <w:tmpl w:val="81A88212"/>
@@ -4912,7 +5368,7 @@
       </w:rPr>
     </w:lvl>
   </w:abstractNum>
-  <w:abstractNum w:abstractNumId="14" w15:restartNumberingAfterBreak="0">
+  <w:abstractNum w:abstractNumId="17" w15:restartNumberingAfterBreak="0">
     <w:nsid w:val="650118E3"/>
     <w:multiLevelType w:val="multilevel"/>
     <w:tmpl w:val="81A88212"/>
@@ -5025,7 +5481,7 @@
       </w:rPr>
     </w:lvl>
   </w:abstractNum>
-  <w:abstractNum w:abstractNumId="15" w15:restartNumberingAfterBreak="0">
+  <w:abstractNum w:abstractNumId="18" w15:restartNumberingAfterBreak="0">
     <w:nsid w:val="6A2135B0"/>
     <w:multiLevelType w:val="multilevel"/>
     <w:tmpl w:val="E6D2AF68"/>
@@ -5139,7 +5595,7 @@
       </w:rPr>
     </w:lvl>
   </w:abstractNum>
-  <w:abstractNum w:abstractNumId="16" w15:restartNumberingAfterBreak="0">
+  <w:abstractNum w:abstractNumId="19" w15:restartNumberingAfterBreak="0">
     <w:nsid w:val="6A3D69D3"/>
     <w:multiLevelType w:val="multilevel"/>
     <w:tmpl w:val="81A88212"/>
@@ -5252,7 +5708,7 @@
       </w:rPr>
     </w:lvl>
   </w:abstractNum>
-  <w:abstractNum w:abstractNumId="17" w15:restartNumberingAfterBreak="0">
+  <w:abstractNum w:abstractNumId="20" w15:restartNumberingAfterBreak="0">
     <w:nsid w:val="6D21616B"/>
     <w:multiLevelType w:val="multilevel"/>
     <w:tmpl w:val="81A88212"/>
@@ -5365,7 +5821,7 @@
       </w:rPr>
     </w:lvl>
   </w:abstractNum>
-  <w:abstractNum w:abstractNumId="18" w15:restartNumberingAfterBreak="0">
+  <w:abstractNum w:abstractNumId="21" w15:restartNumberingAfterBreak="0">
     <w:nsid w:val="6E255F1C"/>
     <w:multiLevelType w:val="hybridMultilevel"/>
     <w:tmpl w:val="52DC1AAA"/>
@@ -5481,7 +5937,7 @@
       </w:rPr>
     </w:lvl>
   </w:abstractNum>
-  <w:abstractNum w:abstractNumId="19" w15:restartNumberingAfterBreak="0">
+  <w:abstractNum w:abstractNumId="22" w15:restartNumberingAfterBreak="0">
     <w:nsid w:val="72AB5EFD"/>
     <w:multiLevelType w:val="multilevel"/>
     <w:tmpl w:val="AC8C265C"/>
@@ -5594,7 +6050,7 @@
       </w:pPr>
     </w:lvl>
   </w:abstractNum>
-  <w:abstractNum w:abstractNumId="20" w15:restartNumberingAfterBreak="0">
+  <w:abstractNum w:abstractNumId="23" w15:restartNumberingAfterBreak="0">
     <w:nsid w:val="75ED64A8"/>
     <w:multiLevelType w:val="multilevel"/>
     <w:tmpl w:val="8AE282A4"/>
@@ -5708,88 +6164,97 @@
     </w:lvl>
   </w:abstractNum>
   <w:num w:numId="1" w16cid:durableId="2048988843">
+    <w:abstractNumId w:val="3"/>
+  </w:num>
+  <w:num w:numId="2" w16cid:durableId="2075275866">
+    <w:abstractNumId w:val="22"/>
+  </w:num>
+  <w:num w:numId="3" w16cid:durableId="210895392">
+    <w:abstractNumId w:val="4"/>
+  </w:num>
+  <w:num w:numId="4" w16cid:durableId="1595478194">
+    <w:abstractNumId w:val="15"/>
+  </w:num>
+  <w:num w:numId="5" w16cid:durableId="292291558">
+    <w:abstractNumId w:val="10"/>
+  </w:num>
+  <w:num w:numId="6" w16cid:durableId="1394505562">
+    <w:abstractNumId w:val="15"/>
+  </w:num>
+  <w:num w:numId="7" w16cid:durableId="1333335643">
+    <w:abstractNumId w:val="15"/>
+  </w:num>
+  <w:num w:numId="8" w16cid:durableId="536891263">
+    <w:abstractNumId w:val="4"/>
+  </w:num>
+  <w:num w:numId="9" w16cid:durableId="647902554">
+    <w:abstractNumId w:val="4"/>
+  </w:num>
+  <w:num w:numId="10" w16cid:durableId="466893611">
+    <w:abstractNumId w:val="21"/>
+  </w:num>
+  <w:num w:numId="11" w16cid:durableId="870610684">
+    <w:abstractNumId w:val="23"/>
+  </w:num>
+  <w:num w:numId="12" w16cid:durableId="498352601">
+    <w:abstractNumId w:val="1"/>
+  </w:num>
+  <w:num w:numId="13" w16cid:durableId="477110175">
+    <w:abstractNumId w:val="21"/>
+  </w:num>
+  <w:num w:numId="14" w16cid:durableId="746726773">
+    <w:abstractNumId w:val="21"/>
+  </w:num>
+  <w:num w:numId="15" w16cid:durableId="1256398246">
+    <w:abstractNumId w:val="21"/>
+  </w:num>
+  <w:num w:numId="16" w16cid:durableId="2045984654">
+    <w:abstractNumId w:val="18"/>
+  </w:num>
+  <w:num w:numId="17" w16cid:durableId="2008556154">
+    <w:abstractNumId w:val="14"/>
+  </w:num>
+  <w:num w:numId="18" w16cid:durableId="1955866820">
+    <w:abstractNumId w:val="5"/>
+  </w:num>
+  <w:num w:numId="19" w16cid:durableId="1443376298">
+    <w:abstractNumId w:val="9"/>
+  </w:num>
+  <w:num w:numId="20" w16cid:durableId="1556771700">
+    <w:abstractNumId w:val="19"/>
+  </w:num>
+  <w:num w:numId="21" w16cid:durableId="1588809945">
+    <w:abstractNumId w:val="20"/>
+  </w:num>
+  <w:num w:numId="22" w16cid:durableId="748306184">
+    <w:abstractNumId w:val="16"/>
+  </w:num>
+  <w:num w:numId="23" w16cid:durableId="370805690">
     <w:abstractNumId w:val="2"/>
   </w:num>
-  <w:num w:numId="2" w16cid:durableId="2075275866">
-    <w:abstractNumId w:val="19"/>
+  <w:num w:numId="24" w16cid:durableId="2001228600">
+    <w:abstractNumId w:val="13"/>
   </w:num>
-  <w:num w:numId="3" w16cid:durableId="210895392">
-    <w:abstractNumId w:val="3"/>
+  <w:num w:numId="25" w16cid:durableId="1171262453">
+    <w:abstractNumId w:val="17"/>
   </w:num>
-  <w:num w:numId="4" w16cid:durableId="1595478194">
-    <w:abstractNumId w:val="12"/>
+  <w:num w:numId="26" w16cid:durableId="1233468828">
+    <w:abstractNumId w:val="11"/>
   </w:num>
-  <w:num w:numId="5" w16cid:durableId="292291558">
+  <w:num w:numId="27" w16cid:durableId="295569790">
+    <w:abstractNumId w:val="7"/>
+  </w:num>
+  <w:num w:numId="28" w16cid:durableId="632567575">
+    <w:abstractNumId w:val="6"/>
+  </w:num>
+  <w:num w:numId="29" w16cid:durableId="970404149">
+    <w:abstractNumId w:val="0"/>
+  </w:num>
+  <w:num w:numId="30" w16cid:durableId="1076783001">
     <w:abstractNumId w:val="8"/>
   </w:num>
-  <w:num w:numId="6" w16cid:durableId="1394505562">
+  <w:num w:numId="31" w16cid:durableId="309286195">
     <w:abstractNumId w:val="12"/>
-  </w:num>
-  <w:num w:numId="7" w16cid:durableId="1333335643">
-    <w:abstractNumId w:val="12"/>
-  </w:num>
-  <w:num w:numId="8" w16cid:durableId="536891263">
-    <w:abstractNumId w:val="3"/>
-  </w:num>
-  <w:num w:numId="9" w16cid:durableId="647902554">
-    <w:abstractNumId w:val="3"/>
-  </w:num>
-  <w:num w:numId="10" w16cid:durableId="466893611">
-    <w:abstractNumId w:val="18"/>
-  </w:num>
-  <w:num w:numId="11" w16cid:durableId="870610684">
-    <w:abstractNumId w:val="20"/>
-  </w:num>
-  <w:num w:numId="12" w16cid:durableId="498352601">
-    <w:abstractNumId w:val="0"/>
-  </w:num>
-  <w:num w:numId="13" w16cid:durableId="477110175">
-    <w:abstractNumId w:val="18"/>
-  </w:num>
-  <w:num w:numId="14" w16cid:durableId="746726773">
-    <w:abstractNumId w:val="18"/>
-  </w:num>
-  <w:num w:numId="15" w16cid:durableId="1256398246">
-    <w:abstractNumId w:val="18"/>
-  </w:num>
-  <w:num w:numId="16" w16cid:durableId="2045984654">
-    <w:abstractNumId w:val="15"/>
-  </w:num>
-  <w:num w:numId="17" w16cid:durableId="2008556154">
-    <w:abstractNumId w:val="11"/>
-  </w:num>
-  <w:num w:numId="18" w16cid:durableId="1955866820">
-    <w:abstractNumId w:val="4"/>
-  </w:num>
-  <w:num w:numId="19" w16cid:durableId="1443376298">
-    <w:abstractNumId w:val="7"/>
-  </w:num>
-  <w:num w:numId="20" w16cid:durableId="1556771700">
-    <w:abstractNumId w:val="16"/>
-  </w:num>
-  <w:num w:numId="21" w16cid:durableId="1588809945">
-    <w:abstractNumId w:val="17"/>
-  </w:num>
-  <w:num w:numId="22" w16cid:durableId="748306184">
-    <w:abstractNumId w:val="13"/>
-  </w:num>
-  <w:num w:numId="23" w16cid:durableId="370805690">
-    <w:abstractNumId w:val="1"/>
-  </w:num>
-  <w:num w:numId="24" w16cid:durableId="2001228600">
-    <w:abstractNumId w:val="10"/>
-  </w:num>
-  <w:num w:numId="25" w16cid:durableId="1171262453">
-    <w:abstractNumId w:val="14"/>
-  </w:num>
-  <w:num w:numId="26" w16cid:durableId="1233468828">
-    <w:abstractNumId w:val="9"/>
-  </w:num>
-  <w:num w:numId="27" w16cid:durableId="295569790">
-    <w:abstractNumId w:val="6"/>
-  </w:num>
-  <w:num w:numId="28" w16cid:durableId="632567575">
-    <w:abstractNumId w:val="5"/>
   </w:num>
 </w:numbering>
 </file>
@@ -6784,6 +7249,41 @@
       <w:szCs w:val="18"/>
     </w:rPr>
   </w:style>
+  <w:style w:type="character" w:styleId="af2">
+    <w:name w:val="Hyperlink"/>
+    <w:basedOn w:val="a0"/>
+    <w:uiPriority w:val="99"/>
+    <w:unhideWhenUsed/>
+    <w:rsid w:val="00B136B9"/>
+    <w:rPr>
+      <w:color w:val="467886" w:themeColor="hyperlink"/>
+      <w:u w:val="single"/>
+    </w:rPr>
+  </w:style>
+  <w:style w:type="character" w:styleId="af3">
+    <w:name w:val="Unresolved Mention"/>
+    <w:basedOn w:val="a0"/>
+    <w:uiPriority w:val="99"/>
+    <w:semiHidden/>
+    <w:unhideWhenUsed/>
+    <w:rsid w:val="00B136B9"/>
+    <w:rPr>
+      <w:color w:val="605E5C"/>
+      <w:shd w:val="clear" w:color="auto" w:fill="E1DFDD"/>
+    </w:rPr>
+  </w:style>
+  <w:style w:type="character" w:styleId="af4">
+    <w:name w:val="FollowedHyperlink"/>
+    <w:basedOn w:val="a0"/>
+    <w:uiPriority w:val="99"/>
+    <w:semiHidden/>
+    <w:unhideWhenUsed/>
+    <w:rsid w:val="00B136B9"/>
+    <w:rPr>
+      <w:color w:val="96607D" w:themeColor="followedHyperlink"/>
+      <w:u w:val="single"/>
+    </w:rPr>
+  </w:style>
 </w:styles>
 </file>
 

--- a/4 курс/8 Разработка интеллектуальных ИС/12.docx
+++ b/4 курс/8 Разработка интеллектуальных ИС/12.docx
@@ -807,10 +807,53 @@
       <w:r>
         <w:t xml:space="preserve"> Для них используют специализированные для производственных нужд «сценарии».</w:t>
       </w:r>
-    </w:p>
-    <w:bookmarkEnd w:id="1"/>
-    <w:bookmarkEnd w:id="2"/>
-    <w:bookmarkEnd w:id="3"/>
+      <w:bookmarkEnd w:id="1"/>
+      <w:bookmarkEnd w:id="2"/>
+      <w:bookmarkEnd w:id="3"/>
+      <w:r>
+        <w:t xml:space="preserve"> </w:t>
+      </w:r>
+    </w:p>
+    <w:p>
+      <w:r>
+        <w:t xml:space="preserve">Сценарий в тренажёрах – это последовательности действий, которые </w:t>
+      </w:r>
+      <w:r>
+        <w:t>описывают взаимодействие пользователя с некоторой моделируемой системой.</w:t>
+      </w:r>
+    </w:p>
+    <w:p>
+      <w:r>
+        <w:t>Ц</w:t>
+      </w:r>
+      <w:r>
+        <w:t>ель</w:t>
+      </w:r>
+      <w:r>
+        <w:t>ю</w:t>
+      </w:r>
+      <w:r>
+        <w:t xml:space="preserve"> существования </w:t>
+      </w:r>
+      <w:r>
+        <w:t xml:space="preserve">текущей </w:t>
+      </w:r>
+      <w:r>
+        <w:t xml:space="preserve">системы </w:t>
+      </w:r>
+      <w:r>
+        <w:t>является создание сценариев</w:t>
+      </w:r>
+      <w:r>
+        <w:t xml:space="preserve"> использования оборудования, инструкций персонала, тестовых производственных случаев</w:t>
+      </w:r>
+      <w:r>
+        <w:t xml:space="preserve"> </w:t>
+      </w:r>
+      <w:r>
+        <w:t>на основе нормативной документации целевого цеха.</w:t>
+      </w:r>
+    </w:p>
     <w:p>
       <w:r>
         <w:t>Сначала сценарист</w:t>
@@ -852,12 +895,15 @@
         <w:t>-</w:t>
       </w:r>
       <w:r>
-        <w:t xml:space="preserve">диалоги, какие картинки изобразить, какую анимацию </w:t>
+        <w:t xml:space="preserve">диалоги, какие картинки изобразить, анимацию </w:t>
       </w:r>
       <w:r>
         <w:t>воспроизвести</w:t>
       </w:r>
       <w:r>
+        <w:t xml:space="preserve"> и прочее</w:t>
+      </w:r>
+      <w:r>
         <w:t>)</w:t>
       </w:r>
       <w:r>
@@ -875,34 +921,31 @@
         <w:t xml:space="preserve"> результат работы сценариста</w:t>
       </w:r>
       <w:r>
-        <w:t xml:space="preserve"> смотрит </w:t>
-      </w:r>
-      <w:r>
-        <w:t>утвержда</w:t>
+        <w:t xml:space="preserve"> смотрит утвержда</w:t>
       </w:r>
       <w:r>
         <w:t>ющий</w:t>
       </w:r>
       <w:r>
+        <w:t xml:space="preserve"> и выда</w:t>
+      </w:r>
+      <w:r>
+        <w:t>ё</w:t>
+      </w:r>
+      <w:r>
+        <w:t xml:space="preserve">т корректировки, </w:t>
+      </w:r>
+      <w:r>
+        <w:t>«сценарий»</w:t>
+      </w:r>
+      <w:r>
+        <w:t xml:space="preserve"> отправляется в цех, его проверяют</w:t>
+      </w:r>
+      <w:r>
         <w:t xml:space="preserve"> и </w:t>
       </w:r>
       <w:r>
-        <w:t>выда</w:t>
-      </w:r>
-      <w:r>
-        <w:t>ё</w:t>
-      </w:r>
-      <w:r>
-        <w:t>т</w:t>
-      </w:r>
-      <w:r>
-        <w:t xml:space="preserve"> корректировки, </w:t>
-      </w:r>
-      <w:r>
-        <w:t>«сценарий»</w:t>
-      </w:r>
-      <w:r>
-        <w:t xml:space="preserve"> отправляется в цех, его проверяют и согласовывают</w:t>
+        <w:t>согласовывают</w:t>
       </w:r>
       <w:r>
         <w:t>.</w:t>
@@ -928,7 +971,10 @@
         <w:t xml:space="preserve">сцены </w:t>
       </w:r>
       <w:r>
-        <w:t>сценаристом-программистом</w:t>
+        <w:t>программистом</w:t>
+      </w:r>
+      <w:r>
+        <w:t>-дизайнером</w:t>
       </w:r>
       <w:r>
         <w:t xml:space="preserve">, включающая </w:t>
@@ -988,19 +1034,13 @@
         <w:t xml:space="preserve">, то делаются </w:t>
       </w:r>
       <w:r>
-        <w:t xml:space="preserve">фотографии </w:t>
-      </w:r>
-      <w:r>
-        <w:t xml:space="preserve">на </w:t>
+        <w:t xml:space="preserve">фотографии на </w:t>
       </w:r>
       <w:r>
         <w:t>360</w:t>
       </w:r>
       <w:r>
-        <w:t xml:space="preserve"> градусов</w:t>
-      </w:r>
-      <w:r>
-        <w:t xml:space="preserve"> цехов</w:t>
+        <w:t xml:space="preserve"> градусов цехов</w:t>
       </w:r>
       <w:r>
         <w:t>;</w:t>
@@ -1042,11 +1082,16 @@
         <w:t>создаются</w:t>
       </w:r>
       <w:r>
-        <w:t xml:space="preserve"> «префаб</w:t>
+        <w:t xml:space="preserve"> «</w:t>
+      </w:r>
+      <w:proofErr w:type="spellStart"/>
+      <w:r>
+        <w:t>префаб</w:t>
       </w:r>
       <w:r>
         <w:t>ы</w:t>
       </w:r>
+      <w:proofErr w:type="spellEnd"/>
       <w:r>
         <w:t>»</w:t>
       </w:r>
@@ -1058,47 +1103,6 @@
       </w:r>
       <w:r>
         <w:t>ование.</w:t>
-      </w:r>
-    </w:p>
-    <w:p>
-      <w:r>
-        <w:t>Вс</w:t>
-      </w:r>
-      <w:r>
-        <w:t>е материалы</w:t>
-      </w:r>
-      <w:r>
-        <w:t xml:space="preserve"> отправля</w:t>
-      </w:r>
-      <w:r>
-        <w:t>ю</w:t>
-      </w:r>
-      <w:r>
-        <w:t xml:space="preserve">тся на согласование в </w:t>
-      </w:r>
-      <w:r>
-        <w:t xml:space="preserve">целевой производственный </w:t>
-      </w:r>
-      <w:r>
-        <w:t>цех, от</w:t>
-      </w:r>
-      <w:r>
-        <w:t>к</w:t>
-      </w:r>
-      <w:r>
-        <w:t>уда могут вернут</w:t>
-      </w:r>
-      <w:r>
-        <w:t>ь</w:t>
-      </w:r>
-      <w:r>
-        <w:t>ся замечания</w:t>
-      </w:r>
-      <w:r>
-        <w:t xml:space="preserve"> для новой итерации разработки</w:t>
-      </w:r>
-      <w:r>
-        <w:t>.</w:t>
       </w:r>
     </w:p>
     <w:p>
@@ -1122,9 +1126,8 @@
       <w:pPr>
         <w:numPr>
           <w:ilvl w:val="0"/>
-          <w:numId w:val="29"/>
+          <w:numId w:val="33"/>
         </w:numPr>
-        <w:ind w:left="0" w:firstLine="426"/>
       </w:pPr>
       <w:r>
         <w:t>э</w:t>
@@ -1152,9 +1155,8 @@
       <w:pPr>
         <w:numPr>
           <w:ilvl w:val="0"/>
-          <w:numId w:val="29"/>
+          <w:numId w:val="33"/>
         </w:numPr>
-        <w:ind w:left="0" w:firstLine="426"/>
       </w:pPr>
       <w:r>
         <w:t>а</w:t>
@@ -1212,9 +1214,8 @@
       <w:pPr>
         <w:numPr>
           <w:ilvl w:val="0"/>
-          <w:numId w:val="29"/>
+          <w:numId w:val="33"/>
         </w:numPr>
-        <w:ind w:left="0" w:firstLine="426"/>
       </w:pPr>
       <w:r>
         <w:t>р</w:t>
@@ -1260,11 +1261,11 @@
       <w:pPr>
         <w:numPr>
           <w:ilvl w:val="0"/>
-          <w:numId w:val="29"/>
+          <w:numId w:val="33"/>
         </w:numPr>
-        <w:ind w:left="0" w:firstLine="426"/>
-      </w:pPr>
-      <w:r>
+      </w:pPr>
+      <w:r>
+        <w:lastRenderedPageBreak/>
         <w:t>с</w:t>
       </w:r>
       <w:r>
@@ -1296,7 +1297,6 @@
     </w:p>
     <w:p>
       <w:r>
-        <w:lastRenderedPageBreak/>
         <w:t xml:space="preserve">Объектами </w:t>
       </w:r>
       <w:r>
@@ -1315,10 +1315,28 @@
       </w:pPr>
       <w:bookmarkStart w:id="4" w:name="_Hlk227311971"/>
       <w:r>
-        <w:t xml:space="preserve">Сценарист-технолог – </w:t>
-      </w:r>
-      <w:r>
-        <w:t>это специалист, который занимается разработкой, оптимизацией и контролем технологических процессов в различных отраслях производства и обработки материалов</w:t>
+        <w:t>Сценар</w:t>
+      </w:r>
+      <w:r>
+        <w:t xml:space="preserve">ный отдел </w:t>
+      </w:r>
+      <w:r>
+        <w:t xml:space="preserve">– </w:t>
+      </w:r>
+      <w:r>
+        <w:t>это специалист</w:t>
+      </w:r>
+      <w:r>
+        <w:t xml:space="preserve"> или группа специалистов</w:t>
+      </w:r>
+      <w:r>
+        <w:t>, которы</w:t>
+      </w:r>
+      <w:r>
+        <w:t>й</w:t>
+      </w:r>
+      <w:r>
+        <w:t xml:space="preserve"> занимается разработкой, оптимизацией и контролем технологических процессов в различных отраслях производства</w:t>
       </w:r>
       <w:r>
         <w:t>, в частности сценариев для тренажёров</w:t>
@@ -1335,25 +1353,54 @@
         </w:numPr>
       </w:pPr>
       <w:r>
-        <w:t>Сценарий в тренажёрах – это последовательности действий, которые описывают взаимодействие пользователя с некотор</w:t>
-      </w:r>
-      <w:r>
-        <w:t xml:space="preserve">ой </w:t>
-      </w:r>
-      <w:r>
-        <w:t>моделируем</w:t>
-      </w:r>
-      <w:r>
-        <w:t>ой</w:t>
-      </w:r>
-      <w:r>
-        <w:t xml:space="preserve"> систем</w:t>
-      </w:r>
-      <w:r>
-        <w:t>ой.</w:t>
-      </w:r>
-      <w:bookmarkEnd w:id="4"/>
-    </w:p>
+        <w:t xml:space="preserve">Утверждающий </w:t>
+      </w:r>
+      <w:r>
+        <w:t>отдел</w:t>
+      </w:r>
+      <w:r>
+        <w:t xml:space="preserve"> – это специалист</w:t>
+      </w:r>
+      <w:r>
+        <w:t xml:space="preserve"> </w:t>
+      </w:r>
+      <w:r>
+        <w:t>или группа специалистов целевого цеха, который ответственен за проверку сценария на соответствие всем регламентам цеха.</w:t>
+      </w:r>
+    </w:p>
+    <w:p>
+      <w:pPr>
+        <w:numPr>
+          <w:ilvl w:val="0"/>
+          <w:numId w:val="19"/>
+        </w:numPr>
+      </w:pPr>
+      <w:r>
+        <w:t xml:space="preserve">Программный отдел </w:t>
+      </w:r>
+      <w:r>
+        <w:t xml:space="preserve">– </w:t>
+      </w:r>
+      <w:r>
+        <w:t>это специалист</w:t>
+      </w:r>
+      <w:r>
+        <w:t xml:space="preserve"> </w:t>
+      </w:r>
+      <w:r>
+        <w:t>или группа специалистов</w:t>
+      </w:r>
+      <w:r>
+        <w:t xml:space="preserve">, который занимается </w:t>
+      </w:r>
+      <w:r>
+        <w:t>переносом сценария технолога в формат, пригодный для тренажёров</w:t>
+      </w:r>
+      <w:r>
+        <w:t>.</w:t>
+      </w:r>
+    </w:p>
+    <w:bookmarkEnd w:id="4"/>
     <w:p>
       <w:pPr>
         <w:keepNext/>
@@ -1367,12 +1414,11 @@
       <w:r>
         <w:rPr>
           <w:rFonts w:cs="Times New Roman"/>
-          <w:noProof/>
         </w:rPr>
         <w:drawing>
-          <wp:inline distT="0" distB="0" distL="0" distR="0" wp14:anchorId="44BC3738" wp14:editId="29C22C93">
-            <wp:extent cx="4323675" cy="2164080"/>
-            <wp:effectExtent l="0" t="0" r="1270" b="7620"/>
+          <wp:inline distT="0" distB="0" distL="0" distR="0" wp14:anchorId="212E516B" wp14:editId="1E10A585">
+            <wp:extent cx="3143250" cy="1440520"/>
+            <wp:effectExtent l="0" t="0" r="0" b="7620"/>
             <wp:docPr id="1" name="Рисунок 1"/>
             <wp:cNvGraphicFramePr>
               <a:graphicFrameLocks xmlns:a="http://schemas.openxmlformats.org/drawingml/2006/main" noChangeAspect="1"/>
@@ -1393,7 +1439,7 @@
                   <pic:spPr>
                     <a:xfrm>
                       <a:off x="0" y="0"/>
-                      <a:ext cx="4366964" cy="2185747"/>
+                      <a:ext cx="3170647" cy="1453076"/>
                     </a:xfrm>
                     <a:prstGeom prst="rect">
                       <a:avLst/>
@@ -1418,24 +1464,28 @@
       <w:r>
         <w:rPr>
           <w:rFonts w:cs="Times New Roman"/>
+          <w:highlight w:val="yellow"/>
         </w:rPr>
         <w:t xml:space="preserve">Рис. </w:t>
       </w:r>
       <w:r>
         <w:rPr>
           <w:rFonts w:cs="Times New Roman"/>
+          <w:highlight w:val="yellow"/>
         </w:rPr>
         <w:fldChar w:fldCharType="begin"/>
       </w:r>
       <w:r>
         <w:rPr>
           <w:rFonts w:cs="Times New Roman"/>
+          <w:highlight w:val="yellow"/>
         </w:rPr>
         <w:instrText xml:space="preserve"> SEQ Рис. \* ARABIC </w:instrText>
       </w:r>
       <w:r>
         <w:rPr>
           <w:rFonts w:cs="Times New Roman"/>
+          <w:highlight w:val="yellow"/>
         </w:rPr>
         <w:fldChar w:fldCharType="separate"/>
       </w:r>
@@ -1443,32 +1493,44 @@
         <w:rPr>
           <w:rFonts w:cs="Times New Roman"/>
           <w:noProof/>
+          <w:highlight w:val="yellow"/>
         </w:rPr>
         <w:t>1</w:t>
       </w:r>
       <w:r>
         <w:rPr>
           <w:rFonts w:cs="Times New Roman"/>
+          <w:highlight w:val="yellow"/>
         </w:rPr>
         <w:fldChar w:fldCharType="end"/>
       </w:r>
       <w:r>
         <w:rPr>
           <w:rFonts w:cs="Times New Roman"/>
+          <w:highlight w:val="yellow"/>
         </w:rPr>
         <w:t xml:space="preserve">. Модель состава </w:t>
       </w:r>
       <w:r>
         <w:rPr>
           <w:rFonts w:cs="Times New Roman"/>
+          <w:highlight w:val="yellow"/>
         </w:rPr>
         <w:t>текущей</w:t>
       </w:r>
       <w:r>
         <w:rPr>
           <w:rFonts w:cs="Times New Roman"/>
+          <w:highlight w:val="yellow"/>
         </w:rPr>
         <w:t xml:space="preserve"> системы</w:t>
+      </w:r>
+      <w:r>
+        <w:rPr>
+          <w:rFonts w:cs="Times New Roman"/>
+          <w:highlight w:val="yellow"/>
+        </w:rPr>
+        <w:t xml:space="preserve"> (расширить, сделать подсистемы)</w:t>
       </w:r>
     </w:p>
     <w:p/>
@@ -1541,14 +1603,11 @@
         <w:jc w:val="center"/>
       </w:pPr>
       <w:r>
-        <w:rPr>
-          <w:noProof/>
-        </w:rPr>
         <w:drawing>
-          <wp:inline distT="0" distB="0" distL="0" distR="0" wp14:anchorId="3A12D67A" wp14:editId="789C627A">
-            <wp:extent cx="4351020" cy="2209370"/>
-            <wp:effectExtent l="0" t="0" r="0" b="635"/>
-            <wp:docPr id="6" name="Рисунок 6"/>
+          <wp:inline distT="0" distB="0" distL="0" distR="0" wp14:anchorId="4B5B92C9" wp14:editId="27310773">
+            <wp:extent cx="4797636" cy="1695450"/>
+            <wp:effectExtent l="0" t="0" r="3175" b="0"/>
+            <wp:docPr id="2" name="Рисунок 2"/>
             <wp:cNvGraphicFramePr>
               <a:graphicFrameLocks xmlns:a="http://schemas.openxmlformats.org/drawingml/2006/main" noChangeAspect="1"/>
             </wp:cNvGraphicFramePr>
@@ -1568,7 +1627,7 @@
                   <pic:spPr>
                     <a:xfrm>
                       <a:off x="0" y="0"/>
-                      <a:ext cx="4428744" cy="2248837"/>
+                      <a:ext cx="4815368" cy="1701716"/>
                     </a:xfrm>
                     <a:prstGeom prst="rect">
                       <a:avLst/>
@@ -1595,6 +1654,7 @@
         <w:rPr>
           <w:iCs w:val="0"/>
           <w:szCs w:val="28"/>
+          <w:highlight w:val="yellow"/>
         </w:rPr>
         <w:t xml:space="preserve">Рис. </w:t>
       </w:r>
@@ -1603,6 +1663,7 @@
           <w:i/>
           <w:iCs w:val="0"/>
           <w:szCs w:val="28"/>
+          <w:highlight w:val="yellow"/>
         </w:rPr>
         <w:fldChar w:fldCharType="begin"/>
       </w:r>
@@ -1610,6 +1671,7 @@
         <w:rPr>
           <w:iCs w:val="0"/>
           <w:szCs w:val="28"/>
+          <w:highlight w:val="yellow"/>
         </w:rPr>
         <w:instrText xml:space="preserve"> SEQ Рис. \* ARABIC </w:instrText>
       </w:r>
@@ -1618,6 +1680,7 @@
           <w:i/>
           <w:iCs w:val="0"/>
           <w:szCs w:val="28"/>
+          <w:highlight w:val="yellow"/>
         </w:rPr>
         <w:fldChar w:fldCharType="separate"/>
       </w:r>
@@ -1626,6 +1689,7 @@
           <w:iCs w:val="0"/>
           <w:noProof/>
           <w:szCs w:val="28"/>
+          <w:highlight w:val="yellow"/>
         </w:rPr>
         <w:t>2</w:t>
       </w:r>
@@ -1634,6 +1698,7 @@
           <w:i/>
           <w:iCs w:val="0"/>
           <w:szCs w:val="28"/>
+          <w:highlight w:val="yellow"/>
         </w:rPr>
         <w:fldChar w:fldCharType="end"/>
       </w:r>
@@ -1641,6 +1706,7 @@
         <w:rPr>
           <w:iCs w:val="0"/>
           <w:szCs w:val="28"/>
+          <w:highlight w:val="yellow"/>
         </w:rPr>
         <w:t xml:space="preserve">. </w:t>
       </w:r>
@@ -1648,6 +1714,7 @@
         <w:rPr>
           <w:iCs w:val="0"/>
           <w:szCs w:val="28"/>
+          <w:highlight w:val="yellow"/>
         </w:rPr>
         <w:t xml:space="preserve">Модель структуры </w:t>
       </w:r>
@@ -1655,6 +1722,7 @@
         <w:rPr>
           <w:iCs w:val="0"/>
           <w:szCs w:val="28"/>
+          <w:highlight w:val="yellow"/>
         </w:rPr>
         <w:t xml:space="preserve">текущей </w:t>
       </w:r>
@@ -1662,11 +1730,11 @@
         <w:rPr>
           <w:iCs w:val="0"/>
           <w:szCs w:val="28"/>
+          <w:highlight w:val="yellow"/>
         </w:rPr>
         <w:t>системы</w:t>
       </w:r>
     </w:p>
-    <w:p/>
     <w:p>
       <w:r>
         <w:lastRenderedPageBreak/>
@@ -1711,32 +1779,74 @@
         <w:ind w:left="0" w:firstLine="426"/>
       </w:pPr>
       <w:r>
+        <w:t>целевой цех, для которого производятся сценарии (предоставляет специалистов в утверждающий отдел)</w:t>
+      </w:r>
+      <w:r>
+        <w:t>;</w:t>
+      </w:r>
+    </w:p>
+    <w:p>
+      <w:pPr>
+        <w:numPr>
+          <w:ilvl w:val="0"/>
+          <w:numId w:val="30"/>
+        </w:numPr>
+        <w:ind w:left="0" w:firstLine="426"/>
+      </w:pPr>
+      <w:r>
         <w:t>запрос на создание сценария</w:t>
       </w:r>
       <w:r>
+        <w:t>;</w:t>
+      </w:r>
+    </w:p>
+    <w:p>
+      <w:pPr>
+        <w:numPr>
+          <w:ilvl w:val="0"/>
+          <w:numId w:val="30"/>
+        </w:numPr>
+        <w:ind w:left="0" w:firstLine="426"/>
+      </w:pPr>
+      <w:r>
+        <w:t>ранее созданные</w:t>
+      </w:r>
+      <w:r>
+        <w:t xml:space="preserve"> сценари</w:t>
+      </w:r>
+      <w:r>
+        <w:t>и.</w:t>
+      </w:r>
+    </w:p>
+    <w:p>
+      <w:r>
+        <w:t>Выходными данными являются сценарии</w:t>
+      </w:r>
+      <w:r>
+        <w:t xml:space="preserve"> для тренажёра</w:t>
+      </w:r>
+      <w:r>
+        <w:t>, которые соответствуют входному формату для виртуального тренажёра</w:t>
+      </w:r>
+      <w:r>
         <w:t>.</w:t>
       </w:r>
     </w:p>
     <w:p>
       <w:r>
-        <w:t>Выходными данными являются сценарии</w:t>
-      </w:r>
-      <w:r>
-        <w:t xml:space="preserve"> для тренажёра</w:t>
-      </w:r>
-      <w:r>
-        <w:t>.</w:t>
-      </w:r>
-    </w:p>
-    <w:p>
-      <w:r>
         <w:t xml:space="preserve">Граница системы проходит по </w:t>
       </w:r>
       <w:r>
-        <w:t>интерфейсу работы сценариста</w:t>
-      </w:r>
-      <w:r>
-        <w:t>-программиста. Э</w:t>
+        <w:t xml:space="preserve">интерфейсу работы </w:t>
+      </w:r>
+      <w:r>
+        <w:t>программ</w:t>
+      </w:r>
+      <w:r>
+        <w:t>ного отдела</w:t>
+      </w:r>
+      <w:r>
+        <w:t>. Э</w:t>
       </w:r>
       <w:r>
         <w:t xml:space="preserve">кспорт данных </w:t>
@@ -1757,6 +1867,7 @@
         <w:t xml:space="preserve"> является переходным действием между системой и её выходными данными в окружающую среду.</w:t>
       </w:r>
     </w:p>
+    <w:p/>
     <w:p>
       <w:hyperlink r:id="rId10" w:history="1">
         <w:r>
@@ -1772,6 +1883,7 @@
           </w:rPr>
           <w:t>://</w:t>
         </w:r>
+        <w:proofErr w:type="spellStart"/>
         <w:r>
           <w:rPr>
             <w:rStyle w:val="af2"/>
@@ -1779,6 +1891,7 @@
           </w:rPr>
           <w:t>studfile</w:t>
         </w:r>
+        <w:proofErr w:type="spellEnd"/>
         <w:r>
           <w:rPr>
             <w:rStyle w:val="af2"/>
@@ -1809,7 +1922,19 @@
           <w:rPr>
             <w:rStyle w:val="af2"/>
           </w:rPr>
-          <w:t>/9567679/</w:t>
+          <w:t>/95676</w:t>
+        </w:r>
+        <w:r>
+          <w:rPr>
+            <w:rStyle w:val="af2"/>
+          </w:rPr>
+          <w:t>7</w:t>
+        </w:r>
+        <w:r>
+          <w:rPr>
+            <w:rStyle w:val="af2"/>
+          </w:rPr>
+          <w:t>9/</w:t>
         </w:r>
         <w:r>
           <w:rPr>
@@ -1844,6 +1969,7 @@
           </w:rPr>
           <w:t>://</w:t>
         </w:r>
+        <w:proofErr w:type="spellStart"/>
         <w:r>
           <w:rPr>
             <w:rStyle w:val="af2"/>
@@ -1851,6 +1977,7 @@
           </w:rPr>
           <w:t>studfile</w:t>
         </w:r>
+        <w:proofErr w:type="spellEnd"/>
         <w:r>
           <w:rPr>
             <w:rStyle w:val="af2"/>
@@ -1862,7 +1989,21 @@
             <w:rStyle w:val="af2"/>
             <w:lang w:val="en-US"/>
           </w:rPr>
-          <w:t>net</w:t>
+          <w:t>n</w:t>
+        </w:r>
+        <w:r>
+          <w:rPr>
+            <w:rStyle w:val="af2"/>
+            <w:lang w:val="en-US"/>
+          </w:rPr>
+          <w:t>e</w:t>
+        </w:r>
+        <w:r>
+          <w:rPr>
+            <w:rStyle w:val="af2"/>
+            <w:lang w:val="en-US"/>
+          </w:rPr>
+          <w:t>t</w:t>
         </w:r>
         <w:r>
           <w:rPr>
@@ -1954,11 +2095,24 @@
           <w:numId w:val="23"/>
         </w:numPr>
       </w:pPr>
-      <w:r>
-        <w:t>эмерджентность (</w:t>
-      </w:r>
-      <w:r>
-        <w:t>от англ. emergence — возникновение, появление</w:t>
+      <w:proofErr w:type="spellStart"/>
+      <w:r>
+        <w:t>эмерджентность</w:t>
+      </w:r>
+      <w:proofErr w:type="spellEnd"/>
+      <w:r>
+        <w:t xml:space="preserve"> (</w:t>
+      </w:r>
+      <w:r>
+        <w:t xml:space="preserve">от англ. </w:t>
+      </w:r>
+      <w:proofErr w:type="spellStart"/>
+      <w:r>
+        <w:t>emergence</w:t>
+      </w:r>
+      <w:proofErr w:type="spellEnd"/>
+      <w:r>
+        <w:t xml:space="preserve"> — возникновение, появление</w:t>
       </w:r>
       <w:r>
         <w:t xml:space="preserve">) </w:t>
@@ -2280,7 +2434,15 @@
     </w:p>
     <w:p>
       <w:r>
-        <w:t>Для достижения цели объекты разрабатываемой ИС должны решать следующие задачи:</w:t>
+        <w:t xml:space="preserve">Для достижения цели </w:t>
+      </w:r>
+      <w:proofErr w:type="gramStart"/>
+      <w:r>
+        <w:t>объекты</w:t>
+      </w:r>
+      <w:proofErr w:type="gramEnd"/>
+      <w:r>
+        <w:t xml:space="preserve"> разрабатываемой ИС должны решать следующие задачи:</w:t>
       </w:r>
     </w:p>
     <w:p>
@@ -2480,8 +2642,13 @@
         </w:rPr>
         <w:t>t</w:t>
       </w:r>
-      <w:r>
-        <w:t>raceability) – наличие ссылок в выходных параметрах позволяет пользователю проверить достоверность ответа (или наоборот, ложность информации в документах).</w:t>
+      <w:proofErr w:type="spellStart"/>
+      <w:r>
+        <w:t>raceability</w:t>
+      </w:r>
+      <w:proofErr w:type="spellEnd"/>
+      <w:r>
+        <w:t>) – наличие ссылок в выходных параметрах позволяет пользователю проверить достоверность ответа (или наоборот, ложность информации в документах).</w:t>
       </w:r>
     </w:p>
     <w:p>
@@ -2753,7 +2920,15 @@
         </w:numPr>
       </w:pPr>
       <w:r>
-        <w:t>системный промпт (инструкция) — правила поведения агента.</w:t>
+        <w:t xml:space="preserve">системный </w:t>
+      </w:r>
+      <w:proofErr w:type="spellStart"/>
+      <w:r>
+        <w:t>промпт</w:t>
+      </w:r>
+      <w:proofErr w:type="spellEnd"/>
+      <w:r>
+        <w:t xml:space="preserve"> (инструкция) — правила поведения агента.</w:t>
       </w:r>
     </w:p>
     <w:p>
@@ -2909,7 +3084,23 @@
     </w:p>
     <w:p>
       <w:r>
-        <w:t>Косинусное сходство (Cosine Similarity) — это мера, которая определяет, насколько два вектора похожи по направлению, игнорируя их длину (амплитуду).</w:t>
+        <w:t>Косинусное сходство (</w:t>
+      </w:r>
+      <w:proofErr w:type="spellStart"/>
+      <w:r>
+        <w:t>Cosine</w:t>
+      </w:r>
+      <w:proofErr w:type="spellEnd"/>
+      <w:r>
+        <w:t xml:space="preserve"> </w:t>
+      </w:r>
+      <w:proofErr w:type="spellStart"/>
+      <w:r>
+        <w:t>Similarity</w:t>
+      </w:r>
+      <w:proofErr w:type="spellEnd"/>
+      <w:r>
+        <w:t>) — это мера, которая определяет, насколько два вектора похожи по направлению, игнорируя их длину (амплитуду).</w:t>
       </w:r>
       <w:r>
         <w:t xml:space="preserve"> </w:t>
@@ -3067,9 +3258,11 @@
       <w:r>
         <w:t xml:space="preserve"> – это </w:t>
       </w:r>
+      <w:proofErr w:type="spellStart"/>
       <w:r>
         <w:t>эмерджентность</w:t>
       </w:r>
+      <w:proofErr w:type="spellEnd"/>
       <w:r>
         <w:t>, структурность, иерархичность</w:t>
       </w:r>
@@ -3092,7 +3285,15 @@
         <w:t>пособность системы воспринимать воздействия от внешних условий и воздействовать на них</w:t>
       </w:r>
       <w:r>
-        <w:t>, эквифинальность.</w:t>
+        <w:t xml:space="preserve">, </w:t>
+      </w:r>
+      <w:proofErr w:type="spellStart"/>
+      <w:r>
+        <w:t>эквифинальность</w:t>
+      </w:r>
+      <w:proofErr w:type="spellEnd"/>
+      <w:r>
+        <w:t>.</w:t>
       </w:r>
     </w:p>
     <w:p>
@@ -3169,7 +3370,15 @@
     <w:p>
       <w:r>
         <w:lastRenderedPageBreak/>
-        <w:t>&gt; Системный анализ - это ... междисциплинарный курс, обобщающий методологию исследования сложных технических, прикладных и социальных систем.</w:t>
+        <w:t xml:space="preserve">&gt; Системный анализ </w:t>
+      </w:r>
+      <w:proofErr w:type="gramStart"/>
+      <w:r>
+        <w:t>- это</w:t>
+      </w:r>
+      <w:proofErr w:type="gramEnd"/>
+      <w:r>
+        <w:t xml:space="preserve"> ... междисциплинарный курс, обобщающий методологию исследования сложных технических, прикладных и социальных систем.</w:t>
       </w:r>
     </w:p>
     <w:p>
@@ -3189,7 +3398,15 @@
     </w:p>
     <w:p>
       <w:r>
-        <w:t>&gt; Система - это упорядоченная совокупность материальных объектов (элементов), объединённых какими-либо связями (механическими, информационными), предназначенных для достижения определённой цели и достигающих её наилучшим, по возможности, образом.</w:t>
+        <w:t xml:space="preserve">&gt; Система </w:t>
+      </w:r>
+      <w:proofErr w:type="gramStart"/>
+      <w:r>
+        <w:t>- это</w:t>
+      </w:r>
+      <w:proofErr w:type="gramEnd"/>
+      <w:r>
+        <w:t xml:space="preserve"> упорядоченная совокупность материальных объектов (элементов), объединённых какими-либо связями (механическими, информационными), предназначенных для достижения определённой цели и достигающих её наилучшим, по возможности, образом.</w:t>
       </w:r>
     </w:p>
     <w:p>
@@ -3300,8 +3517,13 @@
     </w:p>
     <w:p>
       <w:r>
-        <w:t>6.. Целевыявление</w:t>
-      </w:r>
+        <w:t xml:space="preserve">6.. </w:t>
+      </w:r>
+      <w:proofErr w:type="spellStart"/>
+      <w:r>
+        <w:t>Целевыявление</w:t>
+      </w:r>
+      <w:proofErr w:type="spellEnd"/>
     </w:p>
     <w:p>
       <w:r>
@@ -4054,6 +4276,119 @@
     </w:lvl>
   </w:abstractNum>
   <w:abstractNum w:abstractNumId="5" w15:restartNumberingAfterBreak="0">
+    <w:nsid w:val="1EA84694"/>
+    <w:multiLevelType w:val="multilevel"/>
+    <w:tmpl w:val="81A88212"/>
+    <w:lvl w:ilvl="0">
+      <w:start w:val="1"/>
+      <w:numFmt w:val="bullet"/>
+      <w:lvlText w:val=""/>
+      <w:lvlJc w:val="left"/>
+      <w:pPr>
+        <w:ind w:left="0" w:firstLine="425"/>
+      </w:pPr>
+      <w:rPr>
+        <w:rFonts w:ascii="Symbol" w:hAnsi="Symbol" w:hint="default"/>
+      </w:rPr>
+    </w:lvl>
+    <w:lvl w:ilvl="1">
+      <w:start w:val="1"/>
+      <w:numFmt w:val="bullet"/>
+      <w:lvlText w:val="o"/>
+      <w:lvlJc w:val="left"/>
+      <w:pPr>
+        <w:ind w:left="0" w:firstLine="425"/>
+      </w:pPr>
+      <w:rPr>
+        <w:rFonts w:ascii="Courier New" w:hAnsi="Courier New" w:cs="Courier New" w:hint="default"/>
+      </w:rPr>
+    </w:lvl>
+    <w:lvl w:ilvl="2">
+      <w:start w:val="1"/>
+      <w:numFmt w:val="bullet"/>
+      <w:lvlText w:val=""/>
+      <w:lvlJc w:val="left"/>
+      <w:pPr>
+        <w:ind w:left="0" w:firstLine="425"/>
+      </w:pPr>
+      <w:rPr>
+        <w:rFonts w:ascii="Wingdings" w:hAnsi="Wingdings" w:hint="default"/>
+      </w:rPr>
+    </w:lvl>
+    <w:lvl w:ilvl="3">
+      <w:start w:val="1"/>
+      <w:numFmt w:val="bullet"/>
+      <w:lvlText w:val=""/>
+      <w:lvlJc w:val="left"/>
+      <w:pPr>
+        <w:ind w:left="0" w:firstLine="425"/>
+      </w:pPr>
+      <w:rPr>
+        <w:rFonts w:ascii="Symbol" w:hAnsi="Symbol" w:hint="default"/>
+      </w:rPr>
+    </w:lvl>
+    <w:lvl w:ilvl="4">
+      <w:start w:val="1"/>
+      <w:numFmt w:val="bullet"/>
+      <w:lvlText w:val="o"/>
+      <w:lvlJc w:val="left"/>
+      <w:pPr>
+        <w:ind w:left="0" w:firstLine="425"/>
+      </w:pPr>
+      <w:rPr>
+        <w:rFonts w:ascii="Courier New" w:hAnsi="Courier New" w:cs="Courier New" w:hint="default"/>
+      </w:rPr>
+    </w:lvl>
+    <w:lvl w:ilvl="5">
+      <w:start w:val="1"/>
+      <w:numFmt w:val="bullet"/>
+      <w:lvlText w:val=""/>
+      <w:lvlJc w:val="left"/>
+      <w:pPr>
+        <w:ind w:left="0" w:firstLine="425"/>
+      </w:pPr>
+      <w:rPr>
+        <w:rFonts w:ascii="Wingdings" w:hAnsi="Wingdings" w:hint="default"/>
+      </w:rPr>
+    </w:lvl>
+    <w:lvl w:ilvl="6">
+      <w:start w:val="1"/>
+      <w:numFmt w:val="bullet"/>
+      <w:lvlText w:val=""/>
+      <w:lvlJc w:val="left"/>
+      <w:pPr>
+        <w:ind w:left="0" w:firstLine="425"/>
+      </w:pPr>
+      <w:rPr>
+        <w:rFonts w:ascii="Symbol" w:hAnsi="Symbol" w:hint="default"/>
+      </w:rPr>
+    </w:lvl>
+    <w:lvl w:ilvl="7">
+      <w:start w:val="1"/>
+      <w:numFmt w:val="bullet"/>
+      <w:lvlText w:val="o"/>
+      <w:lvlJc w:val="left"/>
+      <w:pPr>
+        <w:ind w:left="0" w:firstLine="425"/>
+      </w:pPr>
+      <w:rPr>
+        <w:rFonts w:ascii="Courier New" w:hAnsi="Courier New" w:cs="Courier New" w:hint="default"/>
+      </w:rPr>
+    </w:lvl>
+    <w:lvl w:ilvl="8">
+      <w:start w:val="1"/>
+      <w:numFmt w:val="bullet"/>
+      <w:lvlText w:val=""/>
+      <w:lvlJc w:val="left"/>
+      <w:pPr>
+        <w:ind w:left="0" w:firstLine="425"/>
+      </w:pPr>
+      <w:rPr>
+        <w:rFonts w:ascii="Wingdings" w:hAnsi="Wingdings" w:hint="default"/>
+      </w:rPr>
+    </w:lvl>
+  </w:abstractNum>
+  <w:abstractNum w:abstractNumId="6" w15:restartNumberingAfterBreak="0">
     <w:nsid w:val="2F5B0070"/>
     <w:multiLevelType w:val="multilevel"/>
     <w:tmpl w:val="81A88212"/>
@@ -4166,7 +4501,7 @@
       </w:rPr>
     </w:lvl>
   </w:abstractNum>
-  <w:abstractNum w:abstractNumId="6" w15:restartNumberingAfterBreak="0">
+  <w:abstractNum w:abstractNumId="7" w15:restartNumberingAfterBreak="0">
     <w:nsid w:val="32C209A8"/>
     <w:multiLevelType w:val="multilevel"/>
     <w:tmpl w:val="81A88212"/>
@@ -4279,7 +4614,7 @@
       </w:rPr>
     </w:lvl>
   </w:abstractNum>
-  <w:abstractNum w:abstractNumId="7" w15:restartNumberingAfterBreak="0">
+  <w:abstractNum w:abstractNumId="8" w15:restartNumberingAfterBreak="0">
     <w:nsid w:val="34E91F22"/>
     <w:multiLevelType w:val="multilevel"/>
     <w:tmpl w:val="E6D2AF68"/>
@@ -4393,7 +4728,7 @@
       </w:rPr>
     </w:lvl>
   </w:abstractNum>
-  <w:abstractNum w:abstractNumId="8" w15:restartNumberingAfterBreak="0">
+  <w:abstractNum w:abstractNumId="9" w15:restartNumberingAfterBreak="0">
     <w:nsid w:val="356F0FB8"/>
     <w:multiLevelType w:val="hybridMultilevel"/>
     <w:tmpl w:val="6D3E3D62"/>
@@ -4506,7 +4841,7 @@
       </w:rPr>
     </w:lvl>
   </w:abstractNum>
-  <w:abstractNum w:abstractNumId="9" w15:restartNumberingAfterBreak="0">
+  <w:abstractNum w:abstractNumId="10" w15:restartNumberingAfterBreak="0">
     <w:nsid w:val="38E72ADE"/>
     <w:multiLevelType w:val="multilevel"/>
     <w:tmpl w:val="44A0294E"/>
@@ -4620,7 +4955,7 @@
       </w:rPr>
     </w:lvl>
   </w:abstractNum>
-  <w:abstractNum w:abstractNumId="10" w15:restartNumberingAfterBreak="0">
+  <w:abstractNum w:abstractNumId="11" w15:restartNumberingAfterBreak="0">
     <w:nsid w:val="3E311EE5"/>
     <w:multiLevelType w:val="multilevel"/>
     <w:tmpl w:val="D990E852"/>
@@ -4733,7 +5068,155 @@
       </w:pPr>
     </w:lvl>
   </w:abstractNum>
-  <w:abstractNum w:abstractNumId="11" w15:restartNumberingAfterBreak="0">
+  <w:abstractNum w:abstractNumId="12" w15:restartNumberingAfterBreak="0">
+    <w:nsid w:val="41E247DC"/>
+    <w:multiLevelType w:val="multilevel"/>
+    <w:tmpl w:val="1E0E6ECA"/>
+    <w:lvl w:ilvl="0">
+      <w:start w:val="1"/>
+      <w:numFmt w:val="bullet"/>
+      <w:suff w:val="space"/>
+      <w:lvlText w:val=""/>
+      <w:lvlJc w:val="left"/>
+      <w:pPr>
+        <w:ind w:left="0" w:firstLine="425"/>
+      </w:pPr>
+      <w:rPr>
+        <w:rFonts w:ascii="Symbol" w:hAnsi="Symbol" w:hint="default"/>
+        <w:sz w:val="28"/>
+        <w:szCs w:val="40"/>
+      </w:rPr>
+    </w:lvl>
+    <w:lvl w:ilvl="1">
+      <w:start w:val="1"/>
+      <w:numFmt w:val="bullet"/>
+      <w:lvlText w:val="o"/>
+      <w:lvlJc w:val="left"/>
+      <w:pPr>
+        <w:tabs>
+          <w:tab w:val="num" w:pos="720"/>
+        </w:tabs>
+        <w:ind w:left="0" w:firstLine="425"/>
+      </w:pPr>
+      <w:rPr>
+        <w:rFonts w:ascii="Courier New" w:hAnsi="Courier New" w:hint="default"/>
+        <w:sz w:val="20"/>
+      </w:rPr>
+    </w:lvl>
+    <w:lvl w:ilvl="2">
+      <w:start w:val="1"/>
+      <w:numFmt w:val="bullet"/>
+      <w:lvlText w:val=""/>
+      <w:lvlJc w:val="left"/>
+      <w:pPr>
+        <w:tabs>
+          <w:tab w:val="num" w:pos="720"/>
+        </w:tabs>
+        <w:ind w:left="0" w:firstLine="425"/>
+      </w:pPr>
+      <w:rPr>
+        <w:rFonts w:ascii="Wingdings" w:hAnsi="Wingdings" w:hint="default"/>
+        <w:sz w:val="20"/>
+      </w:rPr>
+    </w:lvl>
+    <w:lvl w:ilvl="3">
+      <w:start w:val="1"/>
+      <w:numFmt w:val="bullet"/>
+      <w:lvlText w:val=""/>
+      <w:lvlJc w:val="left"/>
+      <w:pPr>
+        <w:tabs>
+          <w:tab w:val="num" w:pos="720"/>
+        </w:tabs>
+        <w:ind w:left="0" w:firstLine="425"/>
+      </w:pPr>
+      <w:rPr>
+        <w:rFonts w:ascii="Wingdings" w:hAnsi="Wingdings" w:hint="default"/>
+        <w:sz w:val="20"/>
+      </w:rPr>
+    </w:lvl>
+    <w:lvl w:ilvl="4">
+      <w:start w:val="1"/>
+      <w:numFmt w:val="bullet"/>
+      <w:lvlText w:val=""/>
+      <w:lvlJc w:val="left"/>
+      <w:pPr>
+        <w:tabs>
+          <w:tab w:val="num" w:pos="720"/>
+        </w:tabs>
+        <w:ind w:left="0" w:firstLine="425"/>
+      </w:pPr>
+      <w:rPr>
+        <w:rFonts w:ascii="Wingdings" w:hAnsi="Wingdings" w:hint="default"/>
+        <w:sz w:val="20"/>
+      </w:rPr>
+    </w:lvl>
+    <w:lvl w:ilvl="5">
+      <w:start w:val="1"/>
+      <w:numFmt w:val="bullet"/>
+      <w:lvlText w:val=""/>
+      <w:lvlJc w:val="left"/>
+      <w:pPr>
+        <w:tabs>
+          <w:tab w:val="num" w:pos="720"/>
+        </w:tabs>
+        <w:ind w:left="0" w:firstLine="425"/>
+      </w:pPr>
+      <w:rPr>
+        <w:rFonts w:ascii="Wingdings" w:hAnsi="Wingdings" w:hint="default"/>
+        <w:sz w:val="20"/>
+      </w:rPr>
+    </w:lvl>
+    <w:lvl w:ilvl="6">
+      <w:start w:val="1"/>
+      <w:numFmt w:val="bullet"/>
+      <w:lvlText w:val=""/>
+      <w:lvlJc w:val="left"/>
+      <w:pPr>
+        <w:tabs>
+          <w:tab w:val="num" w:pos="720"/>
+        </w:tabs>
+        <w:ind w:left="0" w:firstLine="425"/>
+      </w:pPr>
+      <w:rPr>
+        <w:rFonts w:ascii="Wingdings" w:hAnsi="Wingdings" w:hint="default"/>
+        <w:sz w:val="20"/>
+      </w:rPr>
+    </w:lvl>
+    <w:lvl w:ilvl="7">
+      <w:start w:val="1"/>
+      <w:numFmt w:val="bullet"/>
+      <w:lvlText w:val=""/>
+      <w:lvlJc w:val="left"/>
+      <w:pPr>
+        <w:tabs>
+          <w:tab w:val="num" w:pos="720"/>
+        </w:tabs>
+        <w:ind w:left="0" w:firstLine="425"/>
+      </w:pPr>
+      <w:rPr>
+        <w:rFonts w:ascii="Wingdings" w:hAnsi="Wingdings" w:hint="default"/>
+        <w:sz w:val="20"/>
+      </w:rPr>
+    </w:lvl>
+    <w:lvl w:ilvl="8">
+      <w:start w:val="1"/>
+      <w:numFmt w:val="bullet"/>
+      <w:lvlText w:val=""/>
+      <w:lvlJc w:val="left"/>
+      <w:pPr>
+        <w:tabs>
+          <w:tab w:val="num" w:pos="720"/>
+        </w:tabs>
+        <w:ind w:left="0" w:firstLine="425"/>
+      </w:pPr>
+      <w:rPr>
+        <w:rFonts w:ascii="Wingdings" w:hAnsi="Wingdings" w:hint="default"/>
+        <w:sz w:val="20"/>
+      </w:rPr>
+    </w:lvl>
+  </w:abstractNum>
+  <w:abstractNum w:abstractNumId="13" w15:restartNumberingAfterBreak="0">
     <w:nsid w:val="47BE7AE0"/>
     <w:multiLevelType w:val="multilevel"/>
     <w:tmpl w:val="E6D2AF68"/>
@@ -4847,7 +5330,7 @@
       </w:rPr>
     </w:lvl>
   </w:abstractNum>
-  <w:abstractNum w:abstractNumId="12" w15:restartNumberingAfterBreak="0">
+  <w:abstractNum w:abstractNumId="14" w15:restartNumberingAfterBreak="0">
     <w:nsid w:val="51A4594E"/>
     <w:multiLevelType w:val="hybridMultilevel"/>
     <w:tmpl w:val="B0E86526"/>
@@ -4936,7 +5419,7 @@
       </w:pPr>
     </w:lvl>
   </w:abstractNum>
-  <w:abstractNum w:abstractNumId="13" w15:restartNumberingAfterBreak="0">
+  <w:abstractNum w:abstractNumId="15" w15:restartNumberingAfterBreak="0">
     <w:nsid w:val="54AC076D"/>
     <w:multiLevelType w:val="multilevel"/>
     <w:tmpl w:val="81A88212"/>
@@ -5049,7 +5532,7 @@
       </w:rPr>
     </w:lvl>
   </w:abstractNum>
-  <w:abstractNum w:abstractNumId="14" w15:restartNumberingAfterBreak="0">
+  <w:abstractNum w:abstractNumId="16" w15:restartNumberingAfterBreak="0">
     <w:nsid w:val="56E97637"/>
     <w:multiLevelType w:val="multilevel"/>
     <w:tmpl w:val="E6D2AF68"/>
@@ -5163,7 +5646,7 @@
       </w:rPr>
     </w:lvl>
   </w:abstractNum>
-  <w:abstractNum w:abstractNumId="15" w15:restartNumberingAfterBreak="0">
+  <w:abstractNum w:abstractNumId="17" w15:restartNumberingAfterBreak="0">
     <w:nsid w:val="577B643A"/>
     <w:multiLevelType w:val="hybridMultilevel"/>
     <w:tmpl w:val="6E647496"/>
@@ -5255,7 +5738,7 @@
       </w:pPr>
     </w:lvl>
   </w:abstractNum>
-  <w:abstractNum w:abstractNumId="16" w15:restartNumberingAfterBreak="0">
+  <w:abstractNum w:abstractNumId="18" w15:restartNumberingAfterBreak="0">
     <w:nsid w:val="5F465ABB"/>
     <w:multiLevelType w:val="multilevel"/>
     <w:tmpl w:val="81A88212"/>
@@ -5368,7 +5851,7 @@
       </w:rPr>
     </w:lvl>
   </w:abstractNum>
-  <w:abstractNum w:abstractNumId="17" w15:restartNumberingAfterBreak="0">
+  <w:abstractNum w:abstractNumId="19" w15:restartNumberingAfterBreak="0">
     <w:nsid w:val="650118E3"/>
     <w:multiLevelType w:val="multilevel"/>
     <w:tmpl w:val="81A88212"/>
@@ -5481,7 +5964,7 @@
       </w:rPr>
     </w:lvl>
   </w:abstractNum>
-  <w:abstractNum w:abstractNumId="18" w15:restartNumberingAfterBreak="0">
+  <w:abstractNum w:abstractNumId="20" w15:restartNumberingAfterBreak="0">
     <w:nsid w:val="6A2135B0"/>
     <w:multiLevelType w:val="multilevel"/>
     <w:tmpl w:val="E6D2AF68"/>
@@ -5595,7 +6078,7 @@
       </w:rPr>
     </w:lvl>
   </w:abstractNum>
-  <w:abstractNum w:abstractNumId="19" w15:restartNumberingAfterBreak="0">
+  <w:abstractNum w:abstractNumId="21" w15:restartNumberingAfterBreak="0">
     <w:nsid w:val="6A3D69D3"/>
     <w:multiLevelType w:val="multilevel"/>
     <w:tmpl w:val="81A88212"/>
@@ -5708,7 +6191,7 @@
       </w:rPr>
     </w:lvl>
   </w:abstractNum>
-  <w:abstractNum w:abstractNumId="20" w15:restartNumberingAfterBreak="0">
+  <w:abstractNum w:abstractNumId="22" w15:restartNumberingAfterBreak="0">
     <w:nsid w:val="6D21616B"/>
     <w:multiLevelType w:val="multilevel"/>
     <w:tmpl w:val="81A88212"/>
@@ -5821,7 +6304,7 @@
       </w:rPr>
     </w:lvl>
   </w:abstractNum>
-  <w:abstractNum w:abstractNumId="21" w15:restartNumberingAfterBreak="0">
+  <w:abstractNum w:abstractNumId="23" w15:restartNumberingAfterBreak="0">
     <w:nsid w:val="6E255F1C"/>
     <w:multiLevelType w:val="hybridMultilevel"/>
     <w:tmpl w:val="52DC1AAA"/>
@@ -5937,7 +6420,7 @@
       </w:rPr>
     </w:lvl>
   </w:abstractNum>
-  <w:abstractNum w:abstractNumId="22" w15:restartNumberingAfterBreak="0">
+  <w:abstractNum w:abstractNumId="24" w15:restartNumberingAfterBreak="0">
     <w:nsid w:val="72AB5EFD"/>
     <w:multiLevelType w:val="multilevel"/>
     <w:tmpl w:val="AC8C265C"/>
@@ -6050,7 +6533,7 @@
       </w:pPr>
     </w:lvl>
   </w:abstractNum>
-  <w:abstractNum w:abstractNumId="23" w15:restartNumberingAfterBreak="0">
+  <w:abstractNum w:abstractNumId="25" w15:restartNumberingAfterBreak="0">
     <w:nsid w:val="75ED64A8"/>
     <w:multiLevelType w:val="multilevel"/>
     <w:tmpl w:val="8AE282A4"/>
@@ -6167,22 +6650,22 @@
     <w:abstractNumId w:val="3"/>
   </w:num>
   <w:num w:numId="2" w16cid:durableId="2075275866">
-    <w:abstractNumId w:val="22"/>
+    <w:abstractNumId w:val="24"/>
   </w:num>
   <w:num w:numId="3" w16cid:durableId="210895392">
     <w:abstractNumId w:val="4"/>
   </w:num>
   <w:num w:numId="4" w16cid:durableId="1595478194">
-    <w:abstractNumId w:val="15"/>
+    <w:abstractNumId w:val="17"/>
   </w:num>
   <w:num w:numId="5" w16cid:durableId="292291558">
-    <w:abstractNumId w:val="10"/>
+    <w:abstractNumId w:val="11"/>
   </w:num>
   <w:num w:numId="6" w16cid:durableId="1394505562">
-    <w:abstractNumId w:val="15"/>
+    <w:abstractNumId w:val="17"/>
   </w:num>
   <w:num w:numId="7" w16cid:durableId="1333335643">
-    <w:abstractNumId w:val="15"/>
+    <w:abstractNumId w:val="17"/>
   </w:num>
   <w:num w:numId="8" w16cid:durableId="536891263">
     <w:abstractNumId w:val="4"/>
@@ -6191,69 +6674,75 @@
     <w:abstractNumId w:val="4"/>
   </w:num>
   <w:num w:numId="10" w16cid:durableId="466893611">
-    <w:abstractNumId w:val="21"/>
+    <w:abstractNumId w:val="23"/>
   </w:num>
   <w:num w:numId="11" w16cid:durableId="870610684">
-    <w:abstractNumId w:val="23"/>
+    <w:abstractNumId w:val="25"/>
   </w:num>
   <w:num w:numId="12" w16cid:durableId="498352601">
     <w:abstractNumId w:val="1"/>
   </w:num>
   <w:num w:numId="13" w16cid:durableId="477110175">
+    <w:abstractNumId w:val="23"/>
+  </w:num>
+  <w:num w:numId="14" w16cid:durableId="746726773">
+    <w:abstractNumId w:val="23"/>
+  </w:num>
+  <w:num w:numId="15" w16cid:durableId="1256398246">
+    <w:abstractNumId w:val="23"/>
+  </w:num>
+  <w:num w:numId="16" w16cid:durableId="2045984654">
+    <w:abstractNumId w:val="20"/>
+  </w:num>
+  <w:num w:numId="17" w16cid:durableId="2008556154">
+    <w:abstractNumId w:val="16"/>
+  </w:num>
+  <w:num w:numId="18" w16cid:durableId="1955866820">
+    <w:abstractNumId w:val="6"/>
+  </w:num>
+  <w:num w:numId="19" w16cid:durableId="1443376298">
+    <w:abstractNumId w:val="10"/>
+  </w:num>
+  <w:num w:numId="20" w16cid:durableId="1556771700">
     <w:abstractNumId w:val="21"/>
   </w:num>
-  <w:num w:numId="14" w16cid:durableId="746726773">
-    <w:abstractNumId w:val="21"/>
-  </w:num>
-  <w:num w:numId="15" w16cid:durableId="1256398246">
-    <w:abstractNumId w:val="21"/>
-  </w:num>
-  <w:num w:numId="16" w16cid:durableId="2045984654">
-    <w:abstractNumId w:val="18"/>
-  </w:num>
-  <w:num w:numId="17" w16cid:durableId="2008556154">
-    <w:abstractNumId w:val="14"/>
-  </w:num>
-  <w:num w:numId="18" w16cid:durableId="1955866820">
-    <w:abstractNumId w:val="5"/>
-  </w:num>
-  <w:num w:numId="19" w16cid:durableId="1443376298">
-    <w:abstractNumId w:val="9"/>
-  </w:num>
-  <w:num w:numId="20" w16cid:durableId="1556771700">
-    <w:abstractNumId w:val="19"/>
-  </w:num>
   <w:num w:numId="21" w16cid:durableId="1588809945">
-    <w:abstractNumId w:val="20"/>
+    <w:abstractNumId w:val="22"/>
   </w:num>
   <w:num w:numId="22" w16cid:durableId="748306184">
-    <w:abstractNumId w:val="16"/>
+    <w:abstractNumId w:val="18"/>
   </w:num>
   <w:num w:numId="23" w16cid:durableId="370805690">
     <w:abstractNumId w:val="2"/>
   </w:num>
   <w:num w:numId="24" w16cid:durableId="2001228600">
+    <w:abstractNumId w:val="15"/>
+  </w:num>
+  <w:num w:numId="25" w16cid:durableId="1171262453">
+    <w:abstractNumId w:val="19"/>
+  </w:num>
+  <w:num w:numId="26" w16cid:durableId="1233468828">
     <w:abstractNumId w:val="13"/>
   </w:num>
-  <w:num w:numId="25" w16cid:durableId="1171262453">
-    <w:abstractNumId w:val="17"/>
-  </w:num>
-  <w:num w:numId="26" w16cid:durableId="1233468828">
-    <w:abstractNumId w:val="11"/>
-  </w:num>
   <w:num w:numId="27" w16cid:durableId="295569790">
-    <w:abstractNumId w:val="7"/>
+    <w:abstractNumId w:val="8"/>
   </w:num>
   <w:num w:numId="28" w16cid:durableId="632567575">
-    <w:abstractNumId w:val="6"/>
+    <w:abstractNumId w:val="7"/>
   </w:num>
   <w:num w:numId="29" w16cid:durableId="970404149">
     <w:abstractNumId w:val="0"/>
   </w:num>
   <w:num w:numId="30" w16cid:durableId="1076783001">
-    <w:abstractNumId w:val="8"/>
+    <w:abstractNumId w:val="9"/>
   </w:num>
   <w:num w:numId="31" w16cid:durableId="309286195">
+    <w:abstractNumId w:val="14"/>
+  </w:num>
+  <w:num w:numId="32" w16cid:durableId="1194541140">
+    <w:abstractNumId w:val="5"/>
+  </w:num>
+  <w:num w:numId="33" w16cid:durableId="740637454">
     <w:abstractNumId w:val="12"/>
   </w:num>
 </w:numbering>
